--- a/scripts/word-templates/chillhihigh.docx
+++ b/scripts/word-templates/chillhihigh.docx
@@ -105,7 +105,7 @@
             </w:pPr>
             <w:r>
               <w:rPr>
-                <w:rFonts w:ascii="Arial" w:eastAsia="Microsoft JhengHei" w:hAnsi="Arial"/>
+                <w:rFonts w:ascii="Arial" w:eastAsia="Noto Sans CJK TC" w:hAnsi="Arial"/>
                 <w:b/>
                 <w:bCs/>
                 <w:color w:val="1D3A8A"/>
@@ -116,7 +116,7 @@
             </w:r>
             <w:r>
               <w:rPr>
-                <w:rFonts w:ascii="Arial" w:eastAsia="Microsoft JhengHei" w:hAnsi="Arial"/>
+                <w:rFonts w:ascii="Arial" w:eastAsia="Noto Sans CJK TC" w:hAnsi="Arial"/>
                 <w:color w:val="1D3A8A"/>
                 <w:sz w:val="28"/>
                 <w:szCs w:val="28"/>
@@ -130,7 +130,7 @@
             </w:pPr>
             <w:r>
               <w:rPr>
-                <w:rFonts w:ascii="Arial" w:eastAsia="Microsoft JhengHei" w:hAnsi="Arial"/>
+                <w:rFonts w:ascii="Arial" w:eastAsia="Noto Sans CJK TC" w:hAnsi="Arial"/>
                 <w:color w:val="1F2937"/>
                 <w:sz w:val="16"/>
                 <w:szCs w:val="16"/>
@@ -144,7 +144,7 @@
             </w:pPr>
             <w:r>
               <w:rPr>
-                <w:rFonts w:ascii="Arial" w:eastAsia="Microsoft JhengHei" w:hAnsi="Arial"/>
+                <w:rFonts w:ascii="Arial" w:eastAsia="Noto Sans CJK TC" w:hAnsi="Arial"/>
                 <w:i/>
                 <w:iCs/>
                 <w:color w:val="374151"/>
@@ -160,7 +160,7 @@
             </w:pPr>
             <w:r>
               <w:rPr>
-                <w:rFonts w:ascii="Arial" w:eastAsia="Microsoft JhengHei" w:hAnsi="Arial"/>
+                <w:rFonts w:ascii="Arial" w:eastAsia="Noto Sans CJK TC" w:hAnsi="Arial"/>
                 <w:color w:val="1F2937"/>
                 <w:sz w:val="16"/>
                 <w:szCs w:val="16"/>
@@ -174,7 +174,7 @@
             </w:pPr>
             <w:r>
               <w:rPr>
-                <w:rFonts w:ascii="Arial" w:eastAsia="Microsoft JhengHei" w:hAnsi="Arial"/>
+                <w:rFonts w:ascii="Arial" w:eastAsia="Noto Sans CJK TC" w:hAnsi="Arial"/>
                 <w:color w:val="374151"/>
                 <w:sz w:val="16"/>
                 <w:szCs w:val="16"/>
@@ -188,7 +188,7 @@
             </w:pPr>
             <w:r>
               <w:rPr>
-                <w:rFonts w:ascii="Arial" w:eastAsia="Microsoft JhengHei" w:hAnsi="Arial"/>
+                <w:rFonts w:ascii="Arial" w:eastAsia="Noto Sans CJK TC" w:hAnsi="Arial"/>
                 <w:color w:val="374151"/>
                 <w:sz w:val="16"/>
                 <w:szCs w:val="16"/>
@@ -202,7 +202,7 @@
             </w:pPr>
             <w:r>
               <w:rPr>
-                <w:rFonts w:ascii="Arial" w:eastAsia="Microsoft JhengHei" w:hAnsi="Arial"/>
+                <w:rFonts w:ascii="Arial" w:eastAsia="Noto Sans CJK TC" w:hAnsi="Arial"/>
                 <w:color w:val="1F2937"/>
                 <w:sz w:val="16"/>
                 <w:szCs w:val="16"/>
@@ -216,7 +216,7 @@
             </w:pPr>
             <w:r>
               <w:rPr>
-                <w:rFonts w:ascii="Arial" w:eastAsia="Microsoft JhengHei" w:hAnsi="Arial"/>
+                <w:rFonts w:ascii="Arial" w:eastAsia="Noto Sans CJK TC" w:hAnsi="Arial"/>
                 <w:color w:val="374151"/>
                 <w:sz w:val="16"/>
                 <w:szCs w:val="16"/>
@@ -230,7 +230,7 @@
             </w:pPr>
             <w:r>
               <w:rPr>
-                <w:rFonts w:ascii="Arial" w:eastAsia="Microsoft JhengHei" w:hAnsi="Arial"/>
+                <w:rFonts w:ascii="Arial" w:eastAsia="Noto Sans CJK TC" w:hAnsi="Arial"/>
                 <w:color w:val="1F2937"/>
                 <w:sz w:val="16"/>
                 <w:szCs w:val="16"/>
@@ -244,7 +244,7 @@
             </w:pPr>
             <w:r>
               <w:rPr>
-                <w:rFonts w:ascii="Arial" w:eastAsia="Microsoft JhengHei" w:hAnsi="Arial"/>
+                <w:rFonts w:ascii="Arial" w:eastAsia="Noto Sans CJK TC" w:hAnsi="Arial"/>
                 <w:color w:val="1F2937"/>
                 <w:sz w:val="16"/>
                 <w:szCs w:val="16"/>
@@ -258,7 +258,7 @@
             </w:pPr>
             <w:r>
               <w:rPr>
-                <w:rFonts w:ascii="Arial" w:eastAsia="Microsoft JhengHei" w:hAnsi="Arial"/>
+                <w:rFonts w:ascii="Arial" w:eastAsia="Noto Sans CJK TC" w:hAnsi="Arial"/>
                 <w:color w:val="374151"/>
                 <w:sz w:val="16"/>
                 <w:szCs w:val="16"/>
@@ -272,7 +272,7 @@
             </w:pPr>
             <w:r>
               <w:rPr>
-                <w:rFonts w:ascii="Arial" w:eastAsia="Microsoft JhengHei" w:hAnsi="Arial"/>
+                <w:rFonts w:ascii="Arial" w:eastAsia="Noto Sans CJK TC" w:hAnsi="Arial"/>
                 <w:color w:val="1F2937"/>
                 <w:sz w:val="16"/>
                 <w:szCs w:val="16"/>
@@ -289,7 +289,7 @@
       </w:pPr>
       <w:r>
         <w:rPr>
-          <w:rFonts w:ascii="Arial" w:eastAsia="Microsoft JhengHei" w:hAnsi="Arial"/>
+          <w:rFonts w:ascii="Arial" w:eastAsia="Noto Sans CJK TC" w:hAnsi="Arial"/>
           <w:color w:val="1F2937"/>
           <w:sz w:val="2"/>
           <w:szCs w:val="2"/>
@@ -338,7 +338,7 @@
             </w:pPr>
             <w:r>
               <w:rPr>
-                <w:rFonts w:ascii="Arial" w:eastAsia="Microsoft JhengHei" w:hAnsi="Arial"/>
+                <w:rFonts w:ascii="Arial" w:eastAsia="Noto Sans CJK TC" w:hAnsi="Arial"/>
                 <w:b/>
                 <w:bCs/>
                 <w:color w:val="FFFFFF"/>
@@ -354,7 +354,7 @@
             </w:pPr>
             <w:r>
               <w:rPr>
-                <w:rFonts w:ascii="Arial" w:eastAsia="Microsoft JhengHei" w:hAnsi="Arial"/>
+                <w:rFonts w:ascii="Arial" w:eastAsia="Noto Sans CJK TC" w:hAnsi="Arial"/>
                 <w:color w:val="1F2937"/>
                 <w:sz w:val="16"/>
                 <w:szCs w:val="16"/>
@@ -369,7 +369,7 @@
             </w:pPr>
             <w:r>
               <w:rPr>
-                <w:rFonts w:ascii="Arial" w:eastAsia="Microsoft JhengHei" w:hAnsi="Arial"/>
+                <w:rFonts w:ascii="Arial" w:eastAsia="Noto Sans CJK TC" w:hAnsi="Arial"/>
                 <w:color w:val="FFFFFF"/>
                 <w:sz w:val="15"/>
                 <w:szCs w:val="15"/>
@@ -383,7 +383,7 @@
             </w:pPr>
             <w:r>
               <w:rPr>
-                <w:rFonts w:ascii="Arial" w:eastAsia="Microsoft JhengHei" w:hAnsi="Arial"/>
+                <w:rFonts w:ascii="Arial" w:eastAsia="Noto Sans CJK TC" w:hAnsi="Arial"/>
                 <w:color w:val="1F2937"/>
                 <w:sz w:val="16"/>
                 <w:szCs w:val="16"/>
@@ -400,7 +400,7 @@
       </w:pPr>
       <w:r>
         <w:rPr>
-          <w:rFonts w:ascii="Arial" w:eastAsia="Microsoft JhengHei" w:hAnsi="Arial"/>
+          <w:rFonts w:ascii="Arial" w:eastAsia="Noto Sans CJK TC" w:hAnsi="Arial"/>
           <w:color w:val="1F2937"/>
           <w:sz w:val="2"/>
           <w:szCs w:val="2"/>
@@ -423,11 +423,11 @@
       <w:tblGrid>
         <w:gridCol w:w="680"/>
         <w:gridCol w:w="737"/>
-        <w:gridCol w:w="5555"/>
-        <w:gridCol w:w="2154"/>
-        <w:gridCol w:w="624"/>
-        <w:gridCol w:w="624"/>
-        <w:gridCol w:w="624"/>
+        <w:gridCol w:w="5356"/>
+        <w:gridCol w:w="2098"/>
+        <w:gridCol w:w="709"/>
+        <w:gridCol w:w="709"/>
+        <w:gridCol w:w="709"/>
       </w:tblGrid>
       <w:tr>
         <w:trPr>
@@ -459,7 +459,7 @@
             </w:pPr>
             <w:r>
               <w:rPr>
-                <w:rFonts w:ascii="Arial" w:eastAsia="Microsoft JhengHei" w:hAnsi="Arial"/>
+                <w:rFonts w:ascii="Arial" w:eastAsia="Noto Sans CJK TC" w:hAnsi="Arial"/>
                 <w:b/>
                 <w:bCs/>
                 <w:color w:val="334155"/>
@@ -496,7 +496,7 @@
             </w:pPr>
             <w:r>
               <w:rPr>
-                <w:rFonts w:ascii="Arial" w:eastAsia="Microsoft JhengHei" w:hAnsi="Arial"/>
+                <w:rFonts w:ascii="Arial" w:eastAsia="Noto Sans CJK TC" w:hAnsi="Arial"/>
                 <w:b/>
                 <w:bCs/>
                 <w:color w:val="334155"/>
@@ -509,7 +509,7 @@
         </w:tc>
         <w:tc>
           <w:tcPr>
-            <w:tcW w:type="dxa" w:w="5555"/>
+            <w:tcW w:type="dxa" w:w="5356"/>
             <w:vMerge w:val="restart"/>
             <w:tcBorders>
               <w:top w:val="single" w:color="CBD5E1" w:sz="4"/>
@@ -533,7 +533,7 @@
             </w:pPr>
             <w:r>
               <w:rPr>
-                <w:rFonts w:ascii="Arial" w:eastAsia="Microsoft JhengHei" w:hAnsi="Arial"/>
+                <w:rFonts w:ascii="Arial" w:eastAsia="Noto Sans CJK TC" w:hAnsi="Arial"/>
                 <w:b/>
                 <w:bCs/>
                 <w:color w:val="334155"/>
@@ -546,7 +546,7 @@
         </w:tc>
         <w:tc>
           <w:tcPr>
-            <w:tcW w:type="dxa" w:w="2154"/>
+            <w:tcW w:type="dxa" w:w="2098"/>
             <w:vMerge w:val="restart"/>
             <w:tcBorders>
               <w:top w:val="single" w:color="CBD5E1" w:sz="4"/>
@@ -570,7 +570,7 @@
             </w:pPr>
             <w:r>
               <w:rPr>
-                <w:rFonts w:ascii="Arial" w:eastAsia="Microsoft JhengHei" w:hAnsi="Arial"/>
+                <w:rFonts w:ascii="Arial" w:eastAsia="Noto Sans CJK TC" w:hAnsi="Arial"/>
                 <w:b/>
                 <w:bCs/>
                 <w:color w:val="334155"/>
@@ -583,7 +583,7 @@
         </w:tc>
         <w:tc>
           <w:tcPr>
-            <w:tcW w:type="dxa" w:w="1872"/>
+            <w:tcW w:type="dxa" w:w="2127"/>
             <w:gridSpan w:val="3"/>
             <w:tcBorders>
               <w:top w:val="single" w:color="CBD5E1" w:sz="4"/>
@@ -607,7 +607,7 @@
             </w:pPr>
             <w:r>
               <w:rPr>
-                <w:rFonts w:ascii="Arial" w:eastAsia="Microsoft JhengHei" w:hAnsi="Arial"/>
+                <w:rFonts w:ascii="Arial" w:eastAsia="Noto Sans CJK TC" w:hAnsi="Arial"/>
                 <w:b/>
                 <w:bCs/>
                 <w:color w:val="334155"/>
@@ -649,7 +649,7 @@
             </w:pPr>
             <w:r>
               <w:rPr>
-                <w:rFonts w:ascii="Arial" w:eastAsia="Microsoft JhengHei" w:hAnsi="Arial"/>
+                <w:rFonts w:ascii="Arial" w:eastAsia="Noto Sans CJK TC" w:hAnsi="Arial"/>
                 <w:b/>
                 <w:bCs/>
                 <w:color w:val="334155"/>
@@ -686,7 +686,7 @@
             </w:pPr>
             <w:r>
               <w:rPr>
-                <w:rFonts w:ascii="Arial" w:eastAsia="Microsoft JhengHei" w:hAnsi="Arial"/>
+                <w:rFonts w:ascii="Arial" w:eastAsia="Noto Sans CJK TC" w:hAnsi="Arial"/>
                 <w:b/>
                 <w:bCs/>
                 <w:color w:val="334155"/>
@@ -699,7 +699,7 @@
         </w:tc>
         <w:tc>
           <w:tcPr>
-            <w:tcW w:type="dxa" w:w="5555"/>
+            <w:tcW w:type="dxa" w:w="5356"/>
             <w:vMerge w:val="continue"/>
             <w:tcBorders>
               <w:top w:val="single" w:color="CBD5E1" w:sz="4"/>
@@ -723,7 +723,7 @@
             </w:pPr>
             <w:r>
               <w:rPr>
-                <w:rFonts w:ascii="Arial" w:eastAsia="Microsoft JhengHei" w:hAnsi="Arial"/>
+                <w:rFonts w:ascii="Arial" w:eastAsia="Noto Sans CJK TC" w:hAnsi="Arial"/>
                 <w:b/>
                 <w:bCs/>
                 <w:color w:val="334155"/>
@@ -736,7 +736,7 @@
         </w:tc>
         <w:tc>
           <w:tcPr>
-            <w:tcW w:type="dxa" w:w="2154"/>
+            <w:tcW w:type="dxa" w:w="2098"/>
             <w:vMerge w:val="continue"/>
             <w:tcBorders>
               <w:top w:val="single" w:color="CBD5E1" w:sz="4"/>
@@ -760,7 +760,7 @@
             </w:pPr>
             <w:r>
               <w:rPr>
-                <w:rFonts w:ascii="Arial" w:eastAsia="Microsoft JhengHei" w:hAnsi="Arial"/>
+                <w:rFonts w:ascii="Arial" w:eastAsia="Noto Sans CJK TC" w:hAnsi="Arial"/>
                 <w:b/>
                 <w:bCs/>
                 <w:color w:val="334155"/>
@@ -773,7 +773,7 @@
         </w:tc>
         <w:tc>
           <w:tcPr>
-            <w:tcW w:type="dxa" w:w="624"/>
+            <w:tcW w:type="dxa" w:w="709"/>
             <w:tcBorders>
               <w:top w:val="single" w:color="CBD5E1" w:sz="4"/>
               <w:left w:val="single" w:color="CBD5E1" w:sz="4"/>
@@ -796,7 +796,7 @@
             </w:pPr>
             <w:r>
               <w:rPr>
-                <w:rFonts w:ascii="Arial" w:eastAsia="Microsoft JhengHei" w:hAnsi="Arial"/>
+                <w:rFonts w:ascii="Arial" w:eastAsia="Noto Sans CJK TC" w:hAnsi="Arial"/>
                 <w:b/>
                 <w:bCs/>
                 <w:color w:val="15803D"/>
@@ -809,7 +809,7 @@
         </w:tc>
         <w:tc>
           <w:tcPr>
-            <w:tcW w:type="dxa" w:w="624"/>
+            <w:tcW w:type="dxa" w:w="709"/>
             <w:tcBorders>
               <w:top w:val="single" w:color="CBD5E1" w:sz="4"/>
               <w:left w:val="single" w:color="CBD5E1" w:sz="4"/>
@@ -832,7 +832,7 @@
             </w:pPr>
             <w:r>
               <w:rPr>
-                <w:rFonts w:ascii="Arial" w:eastAsia="Microsoft JhengHei" w:hAnsi="Arial"/>
+                <w:rFonts w:ascii="Arial" w:eastAsia="Noto Sans CJK TC" w:hAnsi="Arial"/>
                 <w:b/>
                 <w:bCs/>
                 <w:color w:val="A16207"/>
@@ -845,7 +845,7 @@
         </w:tc>
         <w:tc>
           <w:tcPr>
-            <w:tcW w:type="dxa" w:w="624"/>
+            <w:tcW w:type="dxa" w:w="709"/>
             <w:tcBorders>
               <w:top w:val="single" w:color="CBD5E1" w:sz="4"/>
               <w:left w:val="single" w:color="CBD5E1" w:sz="4"/>
@@ -868,7 +868,7 @@
             </w:pPr>
             <w:r>
               <w:rPr>
-                <w:rFonts w:ascii="Arial" w:eastAsia="Microsoft JhengHei" w:hAnsi="Arial"/>
+                <w:rFonts w:ascii="Arial" w:eastAsia="Noto Sans CJK TC" w:hAnsi="Arial"/>
                 <w:b/>
                 <w:bCs/>
                 <w:color w:val="B91C1C"/>
@@ -905,7 +905,7 @@
             </w:pPr>
             <w:r>
               <w:rPr>
-                <w:rFonts w:ascii="Arial" w:eastAsia="Microsoft JhengHei" w:hAnsi="Arial"/>
+                <w:rFonts w:ascii="Arial" w:eastAsia="Noto Sans CJK TC" w:hAnsi="Arial"/>
                 <w:color w:val="1D3A8A"/>
                 <w:sz w:val="16"/>
                 <w:szCs w:val="16"/>
@@ -938,7 +938,7 @@
             </w:pPr>
             <w:r>
               <w:rPr>
-                <w:rFonts w:ascii="Arial" w:eastAsia="Microsoft JhengHei" w:hAnsi="Arial"/>
+                <w:rFonts w:ascii="Arial" w:eastAsia="Noto Sans CJK TC" w:hAnsi="Arial"/>
                 <w:color w:val="475569"/>
                 <w:sz w:val="16"/>
                 <w:szCs w:val="16"/>
@@ -949,28 +949,28 @@
         </w:tc>
         <w:tc>
           <w:tcPr>
-            <w:tcW w:type="dxa" w:w="5555"/>
-            <w:tcBorders>
-              <w:top w:val="single" w:color="CBD5E1" w:sz="4"/>
-              <w:left w:val="single" w:color="CBD5E1" w:sz="4"/>
-              <w:bottom w:val="single" w:color="CBD5E1" w:sz="4"/>
-              <w:right w:val="single" w:color="CBD5E1" w:sz="4"/>
-            </w:tcBorders>
-            <w:tcMar>
-              <w:top w:type="dxa" w:w="15"/>
-              <w:left w:type="dxa" w:w="80"/>
-              <w:bottom w:type="dxa" w:w="15"/>
-              <w:right w:type="dxa" w:w="80"/>
-            </w:tcMar>
-            <w:vAlign w:val="center"/>
-          </w:tcPr>
-          <w:p>
-            <w:pPr>
-              <w:spacing w:after="0" w:before="0" w:line="228"/>
-            </w:pPr>
-            <w:r>
-              <w:rPr>
-                <w:rFonts w:ascii="Arial" w:eastAsia="Microsoft JhengHei" w:hAnsi="Arial"/>
+            <w:tcW w:type="dxa" w:w="5356"/>
+            <w:tcBorders>
+              <w:top w:val="single" w:color="CBD5E1" w:sz="4"/>
+              <w:left w:val="single" w:color="CBD5E1" w:sz="4"/>
+              <w:bottom w:val="single" w:color="CBD5E1" w:sz="4"/>
+              <w:right w:val="single" w:color="CBD5E1" w:sz="4"/>
+            </w:tcBorders>
+            <w:tcMar>
+              <w:top w:type="dxa" w:w="15"/>
+              <w:left w:type="dxa" w:w="80"/>
+              <w:bottom w:type="dxa" w:w="15"/>
+              <w:right w:type="dxa" w:w="80"/>
+            </w:tcMar>
+            <w:vAlign w:val="center"/>
+          </w:tcPr>
+          <w:p>
+            <w:pPr>
+              <w:spacing w:after="0" w:before="0" w:line="228"/>
+            </w:pPr>
+            <w:r>
+              <w:rPr>
+                <w:rFonts w:ascii="Arial" w:eastAsia="Noto Sans CJK TC" w:hAnsi="Arial"/>
                 <w:color w:val="1F2937"/>
                 <w:sz w:val="16"/>
                 <w:szCs w:val="16"/>
@@ -981,28 +981,28 @@
         </w:tc>
         <w:tc>
           <w:tcPr>
-            <w:tcW w:type="dxa" w:w="2154"/>
-            <w:tcBorders>
-              <w:top w:val="single" w:color="CBD5E1" w:sz="4"/>
-              <w:left w:val="single" w:color="CBD5E1" w:sz="4"/>
-              <w:bottom w:val="single" w:color="CBD5E1" w:sz="4"/>
-              <w:right w:val="single" w:color="CBD5E1" w:sz="4"/>
-            </w:tcBorders>
-            <w:tcMar>
-              <w:top w:type="dxa" w:w="15"/>
-              <w:left w:type="dxa" w:w="80"/>
-              <w:bottom w:type="dxa" w:w="15"/>
-              <w:right w:type="dxa" w:w="80"/>
-            </w:tcMar>
-            <w:vAlign w:val="center"/>
-          </w:tcPr>
-          <w:p>
-            <w:pPr>
-              <w:spacing w:after="0" w:before="0" w:line="228"/>
-            </w:pPr>
-            <w:r>
-              <w:rPr>
-                <w:rFonts w:ascii="Arial" w:eastAsia="Microsoft JhengHei" w:hAnsi="Arial"/>
+            <w:tcW w:type="dxa" w:w="2098"/>
+            <w:tcBorders>
+              <w:top w:val="single" w:color="CBD5E1" w:sz="4"/>
+              <w:left w:val="single" w:color="CBD5E1" w:sz="4"/>
+              <w:bottom w:val="single" w:color="CBD5E1" w:sz="4"/>
+              <w:right w:val="single" w:color="CBD5E1" w:sz="4"/>
+            </w:tcBorders>
+            <w:tcMar>
+              <w:top w:type="dxa" w:w="15"/>
+              <w:left w:type="dxa" w:w="80"/>
+              <w:bottom w:type="dxa" w:w="15"/>
+              <w:right w:type="dxa" w:w="80"/>
+            </w:tcMar>
+            <w:vAlign w:val="center"/>
+          </w:tcPr>
+          <w:p>
+            <w:pPr>
+              <w:spacing w:after="0" w:before="0" w:line="228"/>
+            </w:pPr>
+            <w:r>
+              <w:rPr>
+                <w:rFonts w:ascii="Arial" w:eastAsia="Noto Sans CJK TC" w:hAnsi="Arial"/>
                 <w:color w:val="1F2937"/>
                 <w:sz w:val="16"/>
                 <w:szCs w:val="16"/>
@@ -1013,29 +1013,29 @@
         </w:tc>
         <w:tc>
           <w:tcPr>
-            <w:tcW w:type="dxa" w:w="624"/>
-            <w:tcBorders>
-              <w:top w:val="single" w:color="CBD5E1" w:sz="4"/>
-              <w:left w:val="single" w:color="CBD5E1" w:sz="4"/>
-              <w:bottom w:val="single" w:color="CBD5E1" w:sz="4"/>
-              <w:right w:val="single" w:color="CBD5E1" w:sz="4"/>
-            </w:tcBorders>
-            <w:tcMar>
-              <w:top w:type="dxa" w:w="15"/>
-              <w:left w:type="dxa" w:w="80"/>
-              <w:bottom w:type="dxa" w:w="15"/>
-              <w:right w:type="dxa" w:w="80"/>
-            </w:tcMar>
-            <w:vAlign w:val="center"/>
-          </w:tcPr>
-          <w:p>
-            <w:pPr>
-              <w:spacing w:after="0" w:before="0" w:line="228"/>
-              <w:jc w:val="center"/>
-            </w:pPr>
-            <w:r>
-              <w:rPr>
-                <w:rFonts w:ascii="Arial" w:eastAsia="Microsoft JhengHei" w:hAnsi="Arial"/>
+            <w:tcW w:type="dxa" w:w="709"/>
+            <w:tcBorders>
+              <w:top w:val="single" w:color="CBD5E1" w:sz="4"/>
+              <w:left w:val="single" w:color="CBD5E1" w:sz="4"/>
+              <w:bottom w:val="single" w:color="CBD5E1" w:sz="4"/>
+              <w:right w:val="single" w:color="CBD5E1" w:sz="4"/>
+            </w:tcBorders>
+            <w:tcMar>
+              <w:top w:type="dxa" w:w="15"/>
+              <w:left w:type="dxa" w:w="80"/>
+              <w:bottom w:type="dxa" w:w="15"/>
+              <w:right w:type="dxa" w:w="80"/>
+            </w:tcMar>
+            <w:vAlign w:val="center"/>
+          </w:tcPr>
+          <w:p>
+            <w:pPr>
+              <w:spacing w:after="0" w:before="0" w:line="228"/>
+              <w:jc w:val="center"/>
+            </w:pPr>
+            <w:r>
+              <w:rPr>
+                <w:rFonts w:ascii="Arial" w:eastAsia="Noto Sans CJK TC" w:hAnsi="Arial"/>
                 <w:b/>
                 <w:bCs/>
                 <w:color w:val="15803D"/>
@@ -1048,29 +1048,29 @@
         </w:tc>
         <w:tc>
           <w:tcPr>
-            <w:tcW w:type="dxa" w:w="624"/>
-            <w:tcBorders>
-              <w:top w:val="single" w:color="CBD5E1" w:sz="4"/>
-              <w:left w:val="single" w:color="CBD5E1" w:sz="4"/>
-              <w:bottom w:val="single" w:color="CBD5E1" w:sz="4"/>
-              <w:right w:val="single" w:color="CBD5E1" w:sz="4"/>
-            </w:tcBorders>
-            <w:tcMar>
-              <w:top w:type="dxa" w:w="15"/>
-              <w:left w:type="dxa" w:w="80"/>
-              <w:bottom w:type="dxa" w:w="15"/>
-              <w:right w:type="dxa" w:w="80"/>
-            </w:tcMar>
-            <w:vAlign w:val="center"/>
-          </w:tcPr>
-          <w:p>
-            <w:pPr>
-              <w:spacing w:after="0" w:before="0" w:line="228"/>
-              <w:jc w:val="center"/>
-            </w:pPr>
-            <w:r>
-              <w:rPr>
-                <w:rFonts w:ascii="Arial" w:eastAsia="Microsoft JhengHei" w:hAnsi="Arial"/>
+            <w:tcW w:type="dxa" w:w="709"/>
+            <w:tcBorders>
+              <w:top w:val="single" w:color="CBD5E1" w:sz="4"/>
+              <w:left w:val="single" w:color="CBD5E1" w:sz="4"/>
+              <w:bottom w:val="single" w:color="CBD5E1" w:sz="4"/>
+              <w:right w:val="single" w:color="CBD5E1" w:sz="4"/>
+            </w:tcBorders>
+            <w:tcMar>
+              <w:top w:type="dxa" w:w="15"/>
+              <w:left w:type="dxa" w:w="80"/>
+              <w:bottom w:type="dxa" w:w="15"/>
+              <w:right w:type="dxa" w:w="80"/>
+            </w:tcMar>
+            <w:vAlign w:val="center"/>
+          </w:tcPr>
+          <w:p>
+            <w:pPr>
+              <w:spacing w:after="0" w:before="0" w:line="228"/>
+              <w:jc w:val="center"/>
+            </w:pPr>
+            <w:r>
+              <w:rPr>
+                <w:rFonts w:ascii="Arial" w:eastAsia="Noto Sans CJK TC" w:hAnsi="Arial"/>
                 <w:b/>
                 <w:bCs/>
                 <w:color w:val="A16207"/>
@@ -1083,29 +1083,29 @@
         </w:tc>
         <w:tc>
           <w:tcPr>
-            <w:tcW w:type="dxa" w:w="624"/>
-            <w:tcBorders>
-              <w:top w:val="single" w:color="CBD5E1" w:sz="4"/>
-              <w:left w:val="single" w:color="CBD5E1" w:sz="4"/>
-              <w:bottom w:val="single" w:color="CBD5E1" w:sz="4"/>
-              <w:right w:val="single" w:color="CBD5E1" w:sz="4"/>
-            </w:tcBorders>
-            <w:tcMar>
-              <w:top w:type="dxa" w:w="15"/>
-              <w:left w:type="dxa" w:w="80"/>
-              <w:bottom w:type="dxa" w:w="15"/>
-              <w:right w:type="dxa" w:w="80"/>
-            </w:tcMar>
-            <w:vAlign w:val="center"/>
-          </w:tcPr>
-          <w:p>
-            <w:pPr>
-              <w:spacing w:after="0" w:before="0" w:line="228"/>
-              <w:jc w:val="center"/>
-            </w:pPr>
-            <w:r>
-              <w:rPr>
-                <w:rFonts w:ascii="Arial" w:eastAsia="Microsoft JhengHei" w:hAnsi="Arial"/>
+            <w:tcW w:type="dxa" w:w="709"/>
+            <w:tcBorders>
+              <w:top w:val="single" w:color="CBD5E1" w:sz="4"/>
+              <w:left w:val="single" w:color="CBD5E1" w:sz="4"/>
+              <w:bottom w:val="single" w:color="CBD5E1" w:sz="4"/>
+              <w:right w:val="single" w:color="CBD5E1" w:sz="4"/>
+            </w:tcBorders>
+            <w:tcMar>
+              <w:top w:type="dxa" w:w="15"/>
+              <w:left w:type="dxa" w:w="80"/>
+              <w:bottom w:type="dxa" w:w="15"/>
+              <w:right w:type="dxa" w:w="80"/>
+            </w:tcMar>
+            <w:vAlign w:val="center"/>
+          </w:tcPr>
+          <w:p>
+            <w:pPr>
+              <w:spacing w:after="0" w:before="0" w:line="228"/>
+              <w:jc w:val="center"/>
+            </w:pPr>
+            <w:r>
+              <w:rPr>
+                <w:rFonts w:ascii="Arial" w:eastAsia="Noto Sans CJK TC" w:hAnsi="Arial"/>
                 <w:b/>
                 <w:bCs/>
                 <w:color w:val="B91C1C"/>
@@ -1142,7 +1142,7 @@
             </w:pPr>
             <w:r>
               <w:rPr>
-                <w:rFonts w:ascii="Arial" w:eastAsia="Microsoft JhengHei" w:hAnsi="Arial"/>
+                <w:rFonts w:ascii="Arial" w:eastAsia="Noto Sans CJK TC" w:hAnsi="Arial"/>
                 <w:color w:val="1D3A8A"/>
                 <w:sz w:val="16"/>
                 <w:szCs w:val="16"/>
@@ -1175,7 +1175,7 @@
             </w:pPr>
             <w:r>
               <w:rPr>
-                <w:rFonts w:ascii="Arial" w:eastAsia="Microsoft JhengHei" w:hAnsi="Arial"/>
+                <w:rFonts w:ascii="Arial" w:eastAsia="Noto Sans CJK TC" w:hAnsi="Arial"/>
                 <w:color w:val="475569"/>
                 <w:sz w:val="16"/>
                 <w:szCs w:val="16"/>
@@ -1186,28 +1186,28 @@
         </w:tc>
         <w:tc>
           <w:tcPr>
-            <w:tcW w:type="dxa" w:w="5555"/>
-            <w:tcBorders>
-              <w:top w:val="single" w:color="CBD5E1" w:sz="4"/>
-              <w:left w:val="single" w:color="CBD5E1" w:sz="4"/>
-              <w:bottom w:val="single" w:color="CBD5E1" w:sz="4"/>
-              <w:right w:val="single" w:color="CBD5E1" w:sz="4"/>
-            </w:tcBorders>
-            <w:tcMar>
-              <w:top w:type="dxa" w:w="15"/>
-              <w:left w:type="dxa" w:w="80"/>
-              <w:bottom w:type="dxa" w:w="15"/>
-              <w:right w:type="dxa" w:w="80"/>
-            </w:tcMar>
-            <w:vAlign w:val="center"/>
-          </w:tcPr>
-          <w:p>
-            <w:pPr>
-              <w:spacing w:after="0" w:before="0" w:line="228"/>
-            </w:pPr>
-            <w:r>
-              <w:rPr>
-                <w:rFonts w:ascii="Arial" w:eastAsia="Microsoft JhengHei" w:hAnsi="Arial"/>
+            <w:tcW w:type="dxa" w:w="5356"/>
+            <w:tcBorders>
+              <w:top w:val="single" w:color="CBD5E1" w:sz="4"/>
+              <w:left w:val="single" w:color="CBD5E1" w:sz="4"/>
+              <w:bottom w:val="single" w:color="CBD5E1" w:sz="4"/>
+              <w:right w:val="single" w:color="CBD5E1" w:sz="4"/>
+            </w:tcBorders>
+            <w:tcMar>
+              <w:top w:type="dxa" w:w="15"/>
+              <w:left w:type="dxa" w:w="80"/>
+              <w:bottom w:type="dxa" w:w="15"/>
+              <w:right w:type="dxa" w:w="80"/>
+            </w:tcMar>
+            <w:vAlign w:val="center"/>
+          </w:tcPr>
+          <w:p>
+            <w:pPr>
+              <w:spacing w:after="0" w:before="0" w:line="228"/>
+            </w:pPr>
+            <w:r>
+              <w:rPr>
+                <w:rFonts w:ascii="Arial" w:eastAsia="Noto Sans CJK TC" w:hAnsi="Arial"/>
                 <w:color w:val="1F2937"/>
                 <w:sz w:val="16"/>
                 <w:szCs w:val="16"/>
@@ -1218,28 +1218,28 @@
         </w:tc>
         <w:tc>
           <w:tcPr>
-            <w:tcW w:type="dxa" w:w="2154"/>
-            <w:tcBorders>
-              <w:top w:val="single" w:color="CBD5E1" w:sz="4"/>
-              <w:left w:val="single" w:color="CBD5E1" w:sz="4"/>
-              <w:bottom w:val="single" w:color="CBD5E1" w:sz="4"/>
-              <w:right w:val="single" w:color="CBD5E1" w:sz="4"/>
-            </w:tcBorders>
-            <w:tcMar>
-              <w:top w:type="dxa" w:w="15"/>
-              <w:left w:type="dxa" w:w="80"/>
-              <w:bottom w:type="dxa" w:w="15"/>
-              <w:right w:type="dxa" w:w="80"/>
-            </w:tcMar>
-            <w:vAlign w:val="center"/>
-          </w:tcPr>
-          <w:p>
-            <w:pPr>
-              <w:spacing w:after="0" w:before="0" w:line="228"/>
-            </w:pPr>
-            <w:r>
-              <w:rPr>
-                <w:rFonts w:ascii="Arial" w:eastAsia="Microsoft JhengHei" w:hAnsi="Arial"/>
+            <w:tcW w:type="dxa" w:w="2098"/>
+            <w:tcBorders>
+              <w:top w:val="single" w:color="CBD5E1" w:sz="4"/>
+              <w:left w:val="single" w:color="CBD5E1" w:sz="4"/>
+              <w:bottom w:val="single" w:color="CBD5E1" w:sz="4"/>
+              <w:right w:val="single" w:color="CBD5E1" w:sz="4"/>
+            </w:tcBorders>
+            <w:tcMar>
+              <w:top w:type="dxa" w:w="15"/>
+              <w:left w:type="dxa" w:w="80"/>
+              <w:bottom w:type="dxa" w:w="15"/>
+              <w:right w:type="dxa" w:w="80"/>
+            </w:tcMar>
+            <w:vAlign w:val="center"/>
+          </w:tcPr>
+          <w:p>
+            <w:pPr>
+              <w:spacing w:after="0" w:before="0" w:line="228"/>
+            </w:pPr>
+            <w:r>
+              <w:rPr>
+                <w:rFonts w:ascii="Arial" w:eastAsia="Noto Sans CJK TC" w:hAnsi="Arial"/>
                 <w:color w:val="1F2937"/>
                 <w:sz w:val="16"/>
                 <w:szCs w:val="16"/>
@@ -1250,29 +1250,29 @@
         </w:tc>
         <w:tc>
           <w:tcPr>
-            <w:tcW w:type="dxa" w:w="624"/>
-            <w:tcBorders>
-              <w:top w:val="single" w:color="CBD5E1" w:sz="4"/>
-              <w:left w:val="single" w:color="CBD5E1" w:sz="4"/>
-              <w:bottom w:val="single" w:color="CBD5E1" w:sz="4"/>
-              <w:right w:val="single" w:color="CBD5E1" w:sz="4"/>
-            </w:tcBorders>
-            <w:tcMar>
-              <w:top w:type="dxa" w:w="15"/>
-              <w:left w:type="dxa" w:w="80"/>
-              <w:bottom w:type="dxa" w:w="15"/>
-              <w:right w:type="dxa" w:w="80"/>
-            </w:tcMar>
-            <w:vAlign w:val="center"/>
-          </w:tcPr>
-          <w:p>
-            <w:pPr>
-              <w:spacing w:after="0" w:before="0" w:line="228"/>
-              <w:jc w:val="center"/>
-            </w:pPr>
-            <w:r>
-              <w:rPr>
-                <w:rFonts w:ascii="Arial" w:eastAsia="Microsoft JhengHei" w:hAnsi="Arial"/>
+            <w:tcW w:type="dxa" w:w="709"/>
+            <w:tcBorders>
+              <w:top w:val="single" w:color="CBD5E1" w:sz="4"/>
+              <w:left w:val="single" w:color="CBD5E1" w:sz="4"/>
+              <w:bottom w:val="single" w:color="CBD5E1" w:sz="4"/>
+              <w:right w:val="single" w:color="CBD5E1" w:sz="4"/>
+            </w:tcBorders>
+            <w:tcMar>
+              <w:top w:type="dxa" w:w="15"/>
+              <w:left w:type="dxa" w:w="80"/>
+              <w:bottom w:type="dxa" w:w="15"/>
+              <w:right w:type="dxa" w:w="80"/>
+            </w:tcMar>
+            <w:vAlign w:val="center"/>
+          </w:tcPr>
+          <w:p>
+            <w:pPr>
+              <w:spacing w:after="0" w:before="0" w:line="228"/>
+              <w:jc w:val="center"/>
+            </w:pPr>
+            <w:r>
+              <w:rPr>
+                <w:rFonts w:ascii="Arial" w:eastAsia="Noto Sans CJK TC" w:hAnsi="Arial"/>
                 <w:b/>
                 <w:bCs/>
                 <w:color w:val="15803D"/>
@@ -1285,29 +1285,29 @@
         </w:tc>
         <w:tc>
           <w:tcPr>
-            <w:tcW w:type="dxa" w:w="624"/>
-            <w:tcBorders>
-              <w:top w:val="single" w:color="CBD5E1" w:sz="4"/>
-              <w:left w:val="single" w:color="CBD5E1" w:sz="4"/>
-              <w:bottom w:val="single" w:color="CBD5E1" w:sz="4"/>
-              <w:right w:val="single" w:color="CBD5E1" w:sz="4"/>
-            </w:tcBorders>
-            <w:tcMar>
-              <w:top w:type="dxa" w:w="15"/>
-              <w:left w:type="dxa" w:w="80"/>
-              <w:bottom w:type="dxa" w:w="15"/>
-              <w:right w:type="dxa" w:w="80"/>
-            </w:tcMar>
-            <w:vAlign w:val="center"/>
-          </w:tcPr>
-          <w:p>
-            <w:pPr>
-              <w:spacing w:after="0" w:before="0" w:line="228"/>
-              <w:jc w:val="center"/>
-            </w:pPr>
-            <w:r>
-              <w:rPr>
-                <w:rFonts w:ascii="Arial" w:eastAsia="Microsoft JhengHei" w:hAnsi="Arial"/>
+            <w:tcW w:type="dxa" w:w="709"/>
+            <w:tcBorders>
+              <w:top w:val="single" w:color="CBD5E1" w:sz="4"/>
+              <w:left w:val="single" w:color="CBD5E1" w:sz="4"/>
+              <w:bottom w:val="single" w:color="CBD5E1" w:sz="4"/>
+              <w:right w:val="single" w:color="CBD5E1" w:sz="4"/>
+            </w:tcBorders>
+            <w:tcMar>
+              <w:top w:type="dxa" w:w="15"/>
+              <w:left w:type="dxa" w:w="80"/>
+              <w:bottom w:type="dxa" w:w="15"/>
+              <w:right w:type="dxa" w:w="80"/>
+            </w:tcMar>
+            <w:vAlign w:val="center"/>
+          </w:tcPr>
+          <w:p>
+            <w:pPr>
+              <w:spacing w:after="0" w:before="0" w:line="228"/>
+              <w:jc w:val="center"/>
+            </w:pPr>
+            <w:r>
+              <w:rPr>
+                <w:rFonts w:ascii="Arial" w:eastAsia="Noto Sans CJK TC" w:hAnsi="Arial"/>
                 <w:b/>
                 <w:bCs/>
                 <w:color w:val="A16207"/>
@@ -1320,29 +1320,29 @@
         </w:tc>
         <w:tc>
           <w:tcPr>
-            <w:tcW w:type="dxa" w:w="624"/>
-            <w:tcBorders>
-              <w:top w:val="single" w:color="CBD5E1" w:sz="4"/>
-              <w:left w:val="single" w:color="CBD5E1" w:sz="4"/>
-              <w:bottom w:val="single" w:color="CBD5E1" w:sz="4"/>
-              <w:right w:val="single" w:color="CBD5E1" w:sz="4"/>
-            </w:tcBorders>
-            <w:tcMar>
-              <w:top w:type="dxa" w:w="15"/>
-              <w:left w:type="dxa" w:w="80"/>
-              <w:bottom w:type="dxa" w:w="15"/>
-              <w:right w:type="dxa" w:w="80"/>
-            </w:tcMar>
-            <w:vAlign w:val="center"/>
-          </w:tcPr>
-          <w:p>
-            <w:pPr>
-              <w:spacing w:after="0" w:before="0" w:line="228"/>
-              <w:jc w:val="center"/>
-            </w:pPr>
-            <w:r>
-              <w:rPr>
-                <w:rFonts w:ascii="Arial" w:eastAsia="Microsoft JhengHei" w:hAnsi="Arial"/>
+            <w:tcW w:type="dxa" w:w="709"/>
+            <w:tcBorders>
+              <w:top w:val="single" w:color="CBD5E1" w:sz="4"/>
+              <w:left w:val="single" w:color="CBD5E1" w:sz="4"/>
+              <w:bottom w:val="single" w:color="CBD5E1" w:sz="4"/>
+              <w:right w:val="single" w:color="CBD5E1" w:sz="4"/>
+            </w:tcBorders>
+            <w:tcMar>
+              <w:top w:type="dxa" w:w="15"/>
+              <w:left w:type="dxa" w:w="80"/>
+              <w:bottom w:type="dxa" w:w="15"/>
+              <w:right w:type="dxa" w:w="80"/>
+            </w:tcMar>
+            <w:vAlign w:val="center"/>
+          </w:tcPr>
+          <w:p>
+            <w:pPr>
+              <w:spacing w:after="0" w:before="0" w:line="228"/>
+              <w:jc w:val="center"/>
+            </w:pPr>
+            <w:r>
+              <w:rPr>
+                <w:rFonts w:ascii="Arial" w:eastAsia="Noto Sans CJK TC" w:hAnsi="Arial"/>
                 <w:b/>
                 <w:bCs/>
                 <w:color w:val="B91C1C"/>
@@ -1379,7 +1379,7 @@
             </w:pPr>
             <w:r>
               <w:rPr>
-                <w:rFonts w:ascii="Arial" w:eastAsia="Microsoft JhengHei" w:hAnsi="Arial"/>
+                <w:rFonts w:ascii="Arial" w:eastAsia="Noto Sans CJK TC" w:hAnsi="Arial"/>
                 <w:color w:val="1D3A8A"/>
                 <w:sz w:val="16"/>
                 <w:szCs w:val="16"/>
@@ -1412,7 +1412,7 @@
             </w:pPr>
             <w:r>
               <w:rPr>
-                <w:rFonts w:ascii="Arial" w:eastAsia="Microsoft JhengHei" w:hAnsi="Arial"/>
+                <w:rFonts w:ascii="Arial" w:eastAsia="Noto Sans CJK TC" w:hAnsi="Arial"/>
                 <w:color w:val="475569"/>
                 <w:sz w:val="16"/>
                 <w:szCs w:val="16"/>
@@ -1423,28 +1423,28 @@
         </w:tc>
         <w:tc>
           <w:tcPr>
-            <w:tcW w:type="dxa" w:w="5555"/>
-            <w:tcBorders>
-              <w:top w:val="single" w:color="CBD5E1" w:sz="4"/>
-              <w:left w:val="single" w:color="CBD5E1" w:sz="4"/>
-              <w:bottom w:val="single" w:color="CBD5E1" w:sz="4"/>
-              <w:right w:val="single" w:color="CBD5E1" w:sz="4"/>
-            </w:tcBorders>
-            <w:tcMar>
-              <w:top w:type="dxa" w:w="15"/>
-              <w:left w:type="dxa" w:w="80"/>
-              <w:bottom w:type="dxa" w:w="15"/>
-              <w:right w:type="dxa" w:w="80"/>
-            </w:tcMar>
-            <w:vAlign w:val="center"/>
-          </w:tcPr>
-          <w:p>
-            <w:pPr>
-              <w:spacing w:after="0" w:before="0" w:line="228"/>
-            </w:pPr>
-            <w:r>
-              <w:rPr>
-                <w:rFonts w:ascii="Arial" w:eastAsia="Microsoft JhengHei" w:hAnsi="Arial"/>
+            <w:tcW w:type="dxa" w:w="5356"/>
+            <w:tcBorders>
+              <w:top w:val="single" w:color="CBD5E1" w:sz="4"/>
+              <w:left w:val="single" w:color="CBD5E1" w:sz="4"/>
+              <w:bottom w:val="single" w:color="CBD5E1" w:sz="4"/>
+              <w:right w:val="single" w:color="CBD5E1" w:sz="4"/>
+            </w:tcBorders>
+            <w:tcMar>
+              <w:top w:type="dxa" w:w="15"/>
+              <w:left w:type="dxa" w:w="80"/>
+              <w:bottom w:type="dxa" w:w="15"/>
+              <w:right w:type="dxa" w:w="80"/>
+            </w:tcMar>
+            <w:vAlign w:val="center"/>
+          </w:tcPr>
+          <w:p>
+            <w:pPr>
+              <w:spacing w:after="0" w:before="0" w:line="228"/>
+            </w:pPr>
+            <w:r>
+              <w:rPr>
+                <w:rFonts w:ascii="Arial" w:eastAsia="Noto Sans CJK TC" w:hAnsi="Arial"/>
                 <w:color w:val="1F2937"/>
                 <w:sz w:val="16"/>
                 <w:szCs w:val="16"/>
@@ -1455,28 +1455,28 @@
         </w:tc>
         <w:tc>
           <w:tcPr>
-            <w:tcW w:type="dxa" w:w="2154"/>
-            <w:tcBorders>
-              <w:top w:val="single" w:color="CBD5E1" w:sz="4"/>
-              <w:left w:val="single" w:color="CBD5E1" w:sz="4"/>
-              <w:bottom w:val="single" w:color="CBD5E1" w:sz="4"/>
-              <w:right w:val="single" w:color="CBD5E1" w:sz="4"/>
-            </w:tcBorders>
-            <w:tcMar>
-              <w:top w:type="dxa" w:w="15"/>
-              <w:left w:type="dxa" w:w="80"/>
-              <w:bottom w:type="dxa" w:w="15"/>
-              <w:right w:type="dxa" w:w="80"/>
-            </w:tcMar>
-            <w:vAlign w:val="center"/>
-          </w:tcPr>
-          <w:p>
-            <w:pPr>
-              <w:spacing w:after="0" w:before="0" w:line="228"/>
-            </w:pPr>
-            <w:r>
-              <w:rPr>
-                <w:rFonts w:ascii="Arial" w:eastAsia="Microsoft JhengHei" w:hAnsi="Arial"/>
+            <w:tcW w:type="dxa" w:w="2098"/>
+            <w:tcBorders>
+              <w:top w:val="single" w:color="CBD5E1" w:sz="4"/>
+              <w:left w:val="single" w:color="CBD5E1" w:sz="4"/>
+              <w:bottom w:val="single" w:color="CBD5E1" w:sz="4"/>
+              <w:right w:val="single" w:color="CBD5E1" w:sz="4"/>
+            </w:tcBorders>
+            <w:tcMar>
+              <w:top w:type="dxa" w:w="15"/>
+              <w:left w:type="dxa" w:w="80"/>
+              <w:bottom w:type="dxa" w:w="15"/>
+              <w:right w:type="dxa" w:w="80"/>
+            </w:tcMar>
+            <w:vAlign w:val="center"/>
+          </w:tcPr>
+          <w:p>
+            <w:pPr>
+              <w:spacing w:after="0" w:before="0" w:line="228"/>
+            </w:pPr>
+            <w:r>
+              <w:rPr>
+                <w:rFonts w:ascii="Arial" w:eastAsia="Noto Sans CJK TC" w:hAnsi="Arial"/>
                 <w:color w:val="1F2937"/>
                 <w:sz w:val="16"/>
                 <w:szCs w:val="16"/>
@@ -1487,29 +1487,29 @@
         </w:tc>
         <w:tc>
           <w:tcPr>
-            <w:tcW w:type="dxa" w:w="624"/>
-            <w:tcBorders>
-              <w:top w:val="single" w:color="CBD5E1" w:sz="4"/>
-              <w:left w:val="single" w:color="CBD5E1" w:sz="4"/>
-              <w:bottom w:val="single" w:color="CBD5E1" w:sz="4"/>
-              <w:right w:val="single" w:color="CBD5E1" w:sz="4"/>
-            </w:tcBorders>
-            <w:tcMar>
-              <w:top w:type="dxa" w:w="15"/>
-              <w:left w:type="dxa" w:w="80"/>
-              <w:bottom w:type="dxa" w:w="15"/>
-              <w:right w:type="dxa" w:w="80"/>
-            </w:tcMar>
-            <w:vAlign w:val="center"/>
-          </w:tcPr>
-          <w:p>
-            <w:pPr>
-              <w:spacing w:after="0" w:before="0" w:line="228"/>
-              <w:jc w:val="center"/>
-            </w:pPr>
-            <w:r>
-              <w:rPr>
-                <w:rFonts w:ascii="Arial" w:eastAsia="Microsoft JhengHei" w:hAnsi="Arial"/>
+            <w:tcW w:type="dxa" w:w="709"/>
+            <w:tcBorders>
+              <w:top w:val="single" w:color="CBD5E1" w:sz="4"/>
+              <w:left w:val="single" w:color="CBD5E1" w:sz="4"/>
+              <w:bottom w:val="single" w:color="CBD5E1" w:sz="4"/>
+              <w:right w:val="single" w:color="CBD5E1" w:sz="4"/>
+            </w:tcBorders>
+            <w:tcMar>
+              <w:top w:type="dxa" w:w="15"/>
+              <w:left w:type="dxa" w:w="80"/>
+              <w:bottom w:type="dxa" w:w="15"/>
+              <w:right w:type="dxa" w:w="80"/>
+            </w:tcMar>
+            <w:vAlign w:val="center"/>
+          </w:tcPr>
+          <w:p>
+            <w:pPr>
+              <w:spacing w:after="0" w:before="0" w:line="228"/>
+              <w:jc w:val="center"/>
+            </w:pPr>
+            <w:r>
+              <w:rPr>
+                <w:rFonts w:ascii="Arial" w:eastAsia="Noto Sans CJK TC" w:hAnsi="Arial"/>
                 <w:b/>
                 <w:bCs/>
                 <w:color w:val="15803D"/>
@@ -1522,29 +1522,29 @@
         </w:tc>
         <w:tc>
           <w:tcPr>
-            <w:tcW w:type="dxa" w:w="624"/>
-            <w:tcBorders>
-              <w:top w:val="single" w:color="CBD5E1" w:sz="4"/>
-              <w:left w:val="single" w:color="CBD5E1" w:sz="4"/>
-              <w:bottom w:val="single" w:color="CBD5E1" w:sz="4"/>
-              <w:right w:val="single" w:color="CBD5E1" w:sz="4"/>
-            </w:tcBorders>
-            <w:tcMar>
-              <w:top w:type="dxa" w:w="15"/>
-              <w:left w:type="dxa" w:w="80"/>
-              <w:bottom w:type="dxa" w:w="15"/>
-              <w:right w:type="dxa" w:w="80"/>
-            </w:tcMar>
-            <w:vAlign w:val="center"/>
-          </w:tcPr>
-          <w:p>
-            <w:pPr>
-              <w:spacing w:after="0" w:before="0" w:line="228"/>
-              <w:jc w:val="center"/>
-            </w:pPr>
-            <w:r>
-              <w:rPr>
-                <w:rFonts w:ascii="Arial" w:eastAsia="Microsoft JhengHei" w:hAnsi="Arial"/>
+            <w:tcW w:type="dxa" w:w="709"/>
+            <w:tcBorders>
+              <w:top w:val="single" w:color="CBD5E1" w:sz="4"/>
+              <w:left w:val="single" w:color="CBD5E1" w:sz="4"/>
+              <w:bottom w:val="single" w:color="CBD5E1" w:sz="4"/>
+              <w:right w:val="single" w:color="CBD5E1" w:sz="4"/>
+            </w:tcBorders>
+            <w:tcMar>
+              <w:top w:type="dxa" w:w="15"/>
+              <w:left w:type="dxa" w:w="80"/>
+              <w:bottom w:type="dxa" w:w="15"/>
+              <w:right w:type="dxa" w:w="80"/>
+            </w:tcMar>
+            <w:vAlign w:val="center"/>
+          </w:tcPr>
+          <w:p>
+            <w:pPr>
+              <w:spacing w:after="0" w:before="0" w:line="228"/>
+              <w:jc w:val="center"/>
+            </w:pPr>
+            <w:r>
+              <w:rPr>
+                <w:rFonts w:ascii="Arial" w:eastAsia="Noto Sans CJK TC" w:hAnsi="Arial"/>
                 <w:b/>
                 <w:bCs/>
                 <w:color w:val="A16207"/>
@@ -1557,29 +1557,29 @@
         </w:tc>
         <w:tc>
           <w:tcPr>
-            <w:tcW w:type="dxa" w:w="624"/>
-            <w:tcBorders>
-              <w:top w:val="single" w:color="CBD5E1" w:sz="4"/>
-              <w:left w:val="single" w:color="CBD5E1" w:sz="4"/>
-              <w:bottom w:val="single" w:color="CBD5E1" w:sz="4"/>
-              <w:right w:val="single" w:color="CBD5E1" w:sz="4"/>
-            </w:tcBorders>
-            <w:tcMar>
-              <w:top w:type="dxa" w:w="15"/>
-              <w:left w:type="dxa" w:w="80"/>
-              <w:bottom w:type="dxa" w:w="15"/>
-              <w:right w:type="dxa" w:w="80"/>
-            </w:tcMar>
-            <w:vAlign w:val="center"/>
-          </w:tcPr>
-          <w:p>
-            <w:pPr>
-              <w:spacing w:after="0" w:before="0" w:line="228"/>
-              <w:jc w:val="center"/>
-            </w:pPr>
-            <w:r>
-              <w:rPr>
-                <w:rFonts w:ascii="Arial" w:eastAsia="Microsoft JhengHei" w:hAnsi="Arial"/>
+            <w:tcW w:type="dxa" w:w="709"/>
+            <w:tcBorders>
+              <w:top w:val="single" w:color="CBD5E1" w:sz="4"/>
+              <w:left w:val="single" w:color="CBD5E1" w:sz="4"/>
+              <w:bottom w:val="single" w:color="CBD5E1" w:sz="4"/>
+              <w:right w:val="single" w:color="CBD5E1" w:sz="4"/>
+            </w:tcBorders>
+            <w:tcMar>
+              <w:top w:type="dxa" w:w="15"/>
+              <w:left w:type="dxa" w:w="80"/>
+              <w:bottom w:type="dxa" w:w="15"/>
+              <w:right w:type="dxa" w:w="80"/>
+            </w:tcMar>
+            <w:vAlign w:val="center"/>
+          </w:tcPr>
+          <w:p>
+            <w:pPr>
+              <w:spacing w:after="0" w:before="0" w:line="228"/>
+              <w:jc w:val="center"/>
+            </w:pPr>
+            <w:r>
+              <w:rPr>
+                <w:rFonts w:ascii="Arial" w:eastAsia="Noto Sans CJK TC" w:hAnsi="Arial"/>
                 <w:b/>
                 <w:bCs/>
                 <w:color w:val="B91C1C"/>
@@ -1616,7 +1616,7 @@
             </w:pPr>
             <w:r>
               <w:rPr>
-                <w:rFonts w:ascii="Arial" w:eastAsia="Microsoft JhengHei" w:hAnsi="Arial"/>
+                <w:rFonts w:ascii="Arial" w:eastAsia="Noto Sans CJK TC" w:hAnsi="Arial"/>
                 <w:color w:val="1D3A8A"/>
                 <w:sz w:val="16"/>
                 <w:szCs w:val="16"/>
@@ -1649,7 +1649,7 @@
             </w:pPr>
             <w:r>
               <w:rPr>
-                <w:rFonts w:ascii="Arial" w:eastAsia="Microsoft JhengHei" w:hAnsi="Arial"/>
+                <w:rFonts w:ascii="Arial" w:eastAsia="Noto Sans CJK TC" w:hAnsi="Arial"/>
                 <w:color w:val="475569"/>
                 <w:sz w:val="16"/>
                 <w:szCs w:val="16"/>
@@ -1660,28 +1660,28 @@
         </w:tc>
         <w:tc>
           <w:tcPr>
-            <w:tcW w:type="dxa" w:w="5555"/>
-            <w:tcBorders>
-              <w:top w:val="single" w:color="CBD5E1" w:sz="4"/>
-              <w:left w:val="single" w:color="CBD5E1" w:sz="4"/>
-              <w:bottom w:val="single" w:color="CBD5E1" w:sz="4"/>
-              <w:right w:val="single" w:color="CBD5E1" w:sz="4"/>
-            </w:tcBorders>
-            <w:tcMar>
-              <w:top w:type="dxa" w:w="15"/>
-              <w:left w:type="dxa" w:w="80"/>
-              <w:bottom w:type="dxa" w:w="15"/>
-              <w:right w:type="dxa" w:w="80"/>
-            </w:tcMar>
-            <w:vAlign w:val="center"/>
-          </w:tcPr>
-          <w:p>
-            <w:pPr>
-              <w:spacing w:after="0" w:before="0" w:line="228"/>
-            </w:pPr>
-            <w:r>
-              <w:rPr>
-                <w:rFonts w:ascii="Arial" w:eastAsia="Microsoft JhengHei" w:hAnsi="Arial"/>
+            <w:tcW w:type="dxa" w:w="5356"/>
+            <w:tcBorders>
+              <w:top w:val="single" w:color="CBD5E1" w:sz="4"/>
+              <w:left w:val="single" w:color="CBD5E1" w:sz="4"/>
+              <w:bottom w:val="single" w:color="CBD5E1" w:sz="4"/>
+              <w:right w:val="single" w:color="CBD5E1" w:sz="4"/>
+            </w:tcBorders>
+            <w:tcMar>
+              <w:top w:type="dxa" w:w="15"/>
+              <w:left w:type="dxa" w:w="80"/>
+              <w:bottom w:type="dxa" w:w="15"/>
+              <w:right w:type="dxa" w:w="80"/>
+            </w:tcMar>
+            <w:vAlign w:val="center"/>
+          </w:tcPr>
+          <w:p>
+            <w:pPr>
+              <w:spacing w:after="0" w:before="0" w:line="228"/>
+            </w:pPr>
+            <w:r>
+              <w:rPr>
+                <w:rFonts w:ascii="Arial" w:eastAsia="Noto Sans CJK TC" w:hAnsi="Arial"/>
                 <w:color w:val="1F2937"/>
                 <w:sz w:val="16"/>
                 <w:szCs w:val="16"/>
@@ -1692,28 +1692,28 @@
         </w:tc>
         <w:tc>
           <w:tcPr>
-            <w:tcW w:type="dxa" w:w="2154"/>
-            <w:tcBorders>
-              <w:top w:val="single" w:color="CBD5E1" w:sz="4"/>
-              <w:left w:val="single" w:color="CBD5E1" w:sz="4"/>
-              <w:bottom w:val="single" w:color="CBD5E1" w:sz="4"/>
-              <w:right w:val="single" w:color="CBD5E1" w:sz="4"/>
-            </w:tcBorders>
-            <w:tcMar>
-              <w:top w:type="dxa" w:w="15"/>
-              <w:left w:type="dxa" w:w="80"/>
-              <w:bottom w:type="dxa" w:w="15"/>
-              <w:right w:type="dxa" w:w="80"/>
-            </w:tcMar>
-            <w:vAlign w:val="center"/>
-          </w:tcPr>
-          <w:p>
-            <w:pPr>
-              <w:spacing w:after="0" w:before="0" w:line="228"/>
-            </w:pPr>
-            <w:r>
-              <w:rPr>
-                <w:rFonts w:ascii="Arial" w:eastAsia="Microsoft JhengHei" w:hAnsi="Arial"/>
+            <w:tcW w:type="dxa" w:w="2098"/>
+            <w:tcBorders>
+              <w:top w:val="single" w:color="CBD5E1" w:sz="4"/>
+              <w:left w:val="single" w:color="CBD5E1" w:sz="4"/>
+              <w:bottom w:val="single" w:color="CBD5E1" w:sz="4"/>
+              <w:right w:val="single" w:color="CBD5E1" w:sz="4"/>
+            </w:tcBorders>
+            <w:tcMar>
+              <w:top w:type="dxa" w:w="15"/>
+              <w:left w:type="dxa" w:w="80"/>
+              <w:bottom w:type="dxa" w:w="15"/>
+              <w:right w:type="dxa" w:w="80"/>
+            </w:tcMar>
+            <w:vAlign w:val="center"/>
+          </w:tcPr>
+          <w:p>
+            <w:pPr>
+              <w:spacing w:after="0" w:before="0" w:line="228"/>
+            </w:pPr>
+            <w:r>
+              <w:rPr>
+                <w:rFonts w:ascii="Arial" w:eastAsia="Noto Sans CJK TC" w:hAnsi="Arial"/>
                 <w:color w:val="1F2937"/>
                 <w:sz w:val="16"/>
                 <w:szCs w:val="16"/>
@@ -1724,29 +1724,29 @@
         </w:tc>
         <w:tc>
           <w:tcPr>
-            <w:tcW w:type="dxa" w:w="624"/>
-            <w:tcBorders>
-              <w:top w:val="single" w:color="CBD5E1" w:sz="4"/>
-              <w:left w:val="single" w:color="CBD5E1" w:sz="4"/>
-              <w:bottom w:val="single" w:color="CBD5E1" w:sz="4"/>
-              <w:right w:val="single" w:color="CBD5E1" w:sz="4"/>
-            </w:tcBorders>
-            <w:tcMar>
-              <w:top w:type="dxa" w:w="15"/>
-              <w:left w:type="dxa" w:w="80"/>
-              <w:bottom w:type="dxa" w:w="15"/>
-              <w:right w:type="dxa" w:w="80"/>
-            </w:tcMar>
-            <w:vAlign w:val="center"/>
-          </w:tcPr>
-          <w:p>
-            <w:pPr>
-              <w:spacing w:after="0" w:before="0" w:line="228"/>
-              <w:jc w:val="center"/>
-            </w:pPr>
-            <w:r>
-              <w:rPr>
-                <w:rFonts w:ascii="Arial" w:eastAsia="Microsoft JhengHei" w:hAnsi="Arial"/>
+            <w:tcW w:type="dxa" w:w="709"/>
+            <w:tcBorders>
+              <w:top w:val="single" w:color="CBD5E1" w:sz="4"/>
+              <w:left w:val="single" w:color="CBD5E1" w:sz="4"/>
+              <w:bottom w:val="single" w:color="CBD5E1" w:sz="4"/>
+              <w:right w:val="single" w:color="CBD5E1" w:sz="4"/>
+            </w:tcBorders>
+            <w:tcMar>
+              <w:top w:type="dxa" w:w="15"/>
+              <w:left w:type="dxa" w:w="80"/>
+              <w:bottom w:type="dxa" w:w="15"/>
+              <w:right w:type="dxa" w:w="80"/>
+            </w:tcMar>
+            <w:vAlign w:val="center"/>
+          </w:tcPr>
+          <w:p>
+            <w:pPr>
+              <w:spacing w:after="0" w:before="0" w:line="228"/>
+              <w:jc w:val="center"/>
+            </w:pPr>
+            <w:r>
+              <w:rPr>
+                <w:rFonts w:ascii="Arial" w:eastAsia="Noto Sans CJK TC" w:hAnsi="Arial"/>
                 <w:b/>
                 <w:bCs/>
                 <w:color w:val="15803D"/>
@@ -1759,29 +1759,29 @@
         </w:tc>
         <w:tc>
           <w:tcPr>
-            <w:tcW w:type="dxa" w:w="624"/>
-            <w:tcBorders>
-              <w:top w:val="single" w:color="CBD5E1" w:sz="4"/>
-              <w:left w:val="single" w:color="CBD5E1" w:sz="4"/>
-              <w:bottom w:val="single" w:color="CBD5E1" w:sz="4"/>
-              <w:right w:val="single" w:color="CBD5E1" w:sz="4"/>
-            </w:tcBorders>
-            <w:tcMar>
-              <w:top w:type="dxa" w:w="15"/>
-              <w:left w:type="dxa" w:w="80"/>
-              <w:bottom w:type="dxa" w:w="15"/>
-              <w:right w:type="dxa" w:w="80"/>
-            </w:tcMar>
-            <w:vAlign w:val="center"/>
-          </w:tcPr>
-          <w:p>
-            <w:pPr>
-              <w:spacing w:after="0" w:before="0" w:line="228"/>
-              <w:jc w:val="center"/>
-            </w:pPr>
-            <w:r>
-              <w:rPr>
-                <w:rFonts w:ascii="Arial" w:eastAsia="Microsoft JhengHei" w:hAnsi="Arial"/>
+            <w:tcW w:type="dxa" w:w="709"/>
+            <w:tcBorders>
+              <w:top w:val="single" w:color="CBD5E1" w:sz="4"/>
+              <w:left w:val="single" w:color="CBD5E1" w:sz="4"/>
+              <w:bottom w:val="single" w:color="CBD5E1" w:sz="4"/>
+              <w:right w:val="single" w:color="CBD5E1" w:sz="4"/>
+            </w:tcBorders>
+            <w:tcMar>
+              <w:top w:type="dxa" w:w="15"/>
+              <w:left w:type="dxa" w:w="80"/>
+              <w:bottom w:type="dxa" w:w="15"/>
+              <w:right w:type="dxa" w:w="80"/>
+            </w:tcMar>
+            <w:vAlign w:val="center"/>
+          </w:tcPr>
+          <w:p>
+            <w:pPr>
+              <w:spacing w:after="0" w:before="0" w:line="228"/>
+              <w:jc w:val="center"/>
+            </w:pPr>
+            <w:r>
+              <w:rPr>
+                <w:rFonts w:ascii="Arial" w:eastAsia="Noto Sans CJK TC" w:hAnsi="Arial"/>
                 <w:b/>
                 <w:bCs/>
                 <w:color w:val="A16207"/>
@@ -1794,29 +1794,29 @@
         </w:tc>
         <w:tc>
           <w:tcPr>
-            <w:tcW w:type="dxa" w:w="624"/>
-            <w:tcBorders>
-              <w:top w:val="single" w:color="CBD5E1" w:sz="4"/>
-              <w:left w:val="single" w:color="CBD5E1" w:sz="4"/>
-              <w:bottom w:val="single" w:color="CBD5E1" w:sz="4"/>
-              <w:right w:val="single" w:color="CBD5E1" w:sz="4"/>
-            </w:tcBorders>
-            <w:tcMar>
-              <w:top w:type="dxa" w:w="15"/>
-              <w:left w:type="dxa" w:w="80"/>
-              <w:bottom w:type="dxa" w:w="15"/>
-              <w:right w:type="dxa" w:w="80"/>
-            </w:tcMar>
-            <w:vAlign w:val="center"/>
-          </w:tcPr>
-          <w:p>
-            <w:pPr>
-              <w:spacing w:after="0" w:before="0" w:line="228"/>
-              <w:jc w:val="center"/>
-            </w:pPr>
-            <w:r>
-              <w:rPr>
-                <w:rFonts w:ascii="Arial" w:eastAsia="Microsoft JhengHei" w:hAnsi="Arial"/>
+            <w:tcW w:type="dxa" w:w="709"/>
+            <w:tcBorders>
+              <w:top w:val="single" w:color="CBD5E1" w:sz="4"/>
+              <w:left w:val="single" w:color="CBD5E1" w:sz="4"/>
+              <w:bottom w:val="single" w:color="CBD5E1" w:sz="4"/>
+              <w:right w:val="single" w:color="CBD5E1" w:sz="4"/>
+            </w:tcBorders>
+            <w:tcMar>
+              <w:top w:type="dxa" w:w="15"/>
+              <w:left w:type="dxa" w:w="80"/>
+              <w:bottom w:type="dxa" w:w="15"/>
+              <w:right w:type="dxa" w:w="80"/>
+            </w:tcMar>
+            <w:vAlign w:val="center"/>
+          </w:tcPr>
+          <w:p>
+            <w:pPr>
+              <w:spacing w:after="0" w:before="0" w:line="228"/>
+              <w:jc w:val="center"/>
+            </w:pPr>
+            <w:r>
+              <w:rPr>
+                <w:rFonts w:ascii="Arial" w:eastAsia="Noto Sans CJK TC" w:hAnsi="Arial"/>
                 <w:b/>
                 <w:bCs/>
                 <w:color w:val="B91C1C"/>
@@ -1853,7 +1853,7 @@
             </w:pPr>
             <w:r>
               <w:rPr>
-                <w:rFonts w:ascii="Arial" w:eastAsia="Microsoft JhengHei" w:hAnsi="Arial"/>
+                <w:rFonts w:ascii="Arial" w:eastAsia="Noto Sans CJK TC" w:hAnsi="Arial"/>
                 <w:color w:val="1D3A8A"/>
                 <w:sz w:val="16"/>
                 <w:szCs w:val="16"/>
@@ -1886,7 +1886,7 @@
             </w:pPr>
             <w:r>
               <w:rPr>
-                <w:rFonts w:ascii="Arial" w:eastAsia="Microsoft JhengHei" w:hAnsi="Arial"/>
+                <w:rFonts w:ascii="Arial" w:eastAsia="Noto Sans CJK TC" w:hAnsi="Arial"/>
                 <w:color w:val="475569"/>
                 <w:sz w:val="16"/>
                 <w:szCs w:val="16"/>
@@ -1897,28 +1897,28 @@
         </w:tc>
         <w:tc>
           <w:tcPr>
-            <w:tcW w:type="dxa" w:w="5555"/>
-            <w:tcBorders>
-              <w:top w:val="single" w:color="CBD5E1" w:sz="4"/>
-              <w:left w:val="single" w:color="CBD5E1" w:sz="4"/>
-              <w:bottom w:val="single" w:color="CBD5E1" w:sz="4"/>
-              <w:right w:val="single" w:color="CBD5E1" w:sz="4"/>
-            </w:tcBorders>
-            <w:tcMar>
-              <w:top w:type="dxa" w:w="15"/>
-              <w:left w:type="dxa" w:w="80"/>
-              <w:bottom w:type="dxa" w:w="15"/>
-              <w:right w:type="dxa" w:w="80"/>
-            </w:tcMar>
-            <w:vAlign w:val="center"/>
-          </w:tcPr>
-          <w:p>
-            <w:pPr>
-              <w:spacing w:after="0" w:before="0" w:line="228"/>
-            </w:pPr>
-            <w:r>
-              <w:rPr>
-                <w:rFonts w:ascii="Arial" w:eastAsia="Microsoft JhengHei" w:hAnsi="Arial"/>
+            <w:tcW w:type="dxa" w:w="5356"/>
+            <w:tcBorders>
+              <w:top w:val="single" w:color="CBD5E1" w:sz="4"/>
+              <w:left w:val="single" w:color="CBD5E1" w:sz="4"/>
+              <w:bottom w:val="single" w:color="CBD5E1" w:sz="4"/>
+              <w:right w:val="single" w:color="CBD5E1" w:sz="4"/>
+            </w:tcBorders>
+            <w:tcMar>
+              <w:top w:type="dxa" w:w="15"/>
+              <w:left w:type="dxa" w:w="80"/>
+              <w:bottom w:type="dxa" w:w="15"/>
+              <w:right w:type="dxa" w:w="80"/>
+            </w:tcMar>
+            <w:vAlign w:val="center"/>
+          </w:tcPr>
+          <w:p>
+            <w:pPr>
+              <w:spacing w:after="0" w:before="0" w:line="228"/>
+            </w:pPr>
+            <w:r>
+              <w:rPr>
+                <w:rFonts w:ascii="Arial" w:eastAsia="Noto Sans CJK TC" w:hAnsi="Arial"/>
                 <w:color w:val="1F2937"/>
                 <w:sz w:val="16"/>
                 <w:szCs w:val="16"/>
@@ -1929,28 +1929,28 @@
         </w:tc>
         <w:tc>
           <w:tcPr>
-            <w:tcW w:type="dxa" w:w="2154"/>
-            <w:tcBorders>
-              <w:top w:val="single" w:color="CBD5E1" w:sz="4"/>
-              <w:left w:val="single" w:color="CBD5E1" w:sz="4"/>
-              <w:bottom w:val="single" w:color="CBD5E1" w:sz="4"/>
-              <w:right w:val="single" w:color="CBD5E1" w:sz="4"/>
-            </w:tcBorders>
-            <w:tcMar>
-              <w:top w:type="dxa" w:w="15"/>
-              <w:left w:type="dxa" w:w="80"/>
-              <w:bottom w:type="dxa" w:w="15"/>
-              <w:right w:type="dxa" w:w="80"/>
-            </w:tcMar>
-            <w:vAlign w:val="center"/>
-          </w:tcPr>
-          <w:p>
-            <w:pPr>
-              <w:spacing w:after="0" w:before="0" w:line="228"/>
-            </w:pPr>
-            <w:r>
-              <w:rPr>
-                <w:rFonts w:ascii="Arial" w:eastAsia="Microsoft JhengHei" w:hAnsi="Arial"/>
+            <w:tcW w:type="dxa" w:w="2098"/>
+            <w:tcBorders>
+              <w:top w:val="single" w:color="CBD5E1" w:sz="4"/>
+              <w:left w:val="single" w:color="CBD5E1" w:sz="4"/>
+              <w:bottom w:val="single" w:color="CBD5E1" w:sz="4"/>
+              <w:right w:val="single" w:color="CBD5E1" w:sz="4"/>
+            </w:tcBorders>
+            <w:tcMar>
+              <w:top w:type="dxa" w:w="15"/>
+              <w:left w:type="dxa" w:w="80"/>
+              <w:bottom w:type="dxa" w:w="15"/>
+              <w:right w:type="dxa" w:w="80"/>
+            </w:tcMar>
+            <w:vAlign w:val="center"/>
+          </w:tcPr>
+          <w:p>
+            <w:pPr>
+              <w:spacing w:after="0" w:before="0" w:line="228"/>
+            </w:pPr>
+            <w:r>
+              <w:rPr>
+                <w:rFonts w:ascii="Arial" w:eastAsia="Noto Sans CJK TC" w:hAnsi="Arial"/>
                 <w:color w:val="1F2937"/>
                 <w:sz w:val="16"/>
                 <w:szCs w:val="16"/>
@@ -1961,29 +1961,29 @@
         </w:tc>
         <w:tc>
           <w:tcPr>
-            <w:tcW w:type="dxa" w:w="624"/>
-            <w:tcBorders>
-              <w:top w:val="single" w:color="CBD5E1" w:sz="4"/>
-              <w:left w:val="single" w:color="CBD5E1" w:sz="4"/>
-              <w:bottom w:val="single" w:color="CBD5E1" w:sz="4"/>
-              <w:right w:val="single" w:color="CBD5E1" w:sz="4"/>
-            </w:tcBorders>
-            <w:tcMar>
-              <w:top w:type="dxa" w:w="15"/>
-              <w:left w:type="dxa" w:w="80"/>
-              <w:bottom w:type="dxa" w:w="15"/>
-              <w:right w:type="dxa" w:w="80"/>
-            </w:tcMar>
-            <w:vAlign w:val="center"/>
-          </w:tcPr>
-          <w:p>
-            <w:pPr>
-              <w:spacing w:after="0" w:before="0" w:line="228"/>
-              <w:jc w:val="center"/>
-            </w:pPr>
-            <w:r>
-              <w:rPr>
-                <w:rFonts w:ascii="Arial" w:eastAsia="Microsoft JhengHei" w:hAnsi="Arial"/>
+            <w:tcW w:type="dxa" w:w="709"/>
+            <w:tcBorders>
+              <w:top w:val="single" w:color="CBD5E1" w:sz="4"/>
+              <w:left w:val="single" w:color="CBD5E1" w:sz="4"/>
+              <w:bottom w:val="single" w:color="CBD5E1" w:sz="4"/>
+              <w:right w:val="single" w:color="CBD5E1" w:sz="4"/>
+            </w:tcBorders>
+            <w:tcMar>
+              <w:top w:type="dxa" w:w="15"/>
+              <w:left w:type="dxa" w:w="80"/>
+              <w:bottom w:type="dxa" w:w="15"/>
+              <w:right w:type="dxa" w:w="80"/>
+            </w:tcMar>
+            <w:vAlign w:val="center"/>
+          </w:tcPr>
+          <w:p>
+            <w:pPr>
+              <w:spacing w:after="0" w:before="0" w:line="228"/>
+              <w:jc w:val="center"/>
+            </w:pPr>
+            <w:r>
+              <w:rPr>
+                <w:rFonts w:ascii="Arial" w:eastAsia="Noto Sans CJK TC" w:hAnsi="Arial"/>
                 <w:b/>
                 <w:bCs/>
                 <w:color w:val="15803D"/>
@@ -1996,29 +1996,29 @@
         </w:tc>
         <w:tc>
           <w:tcPr>
-            <w:tcW w:type="dxa" w:w="624"/>
-            <w:tcBorders>
-              <w:top w:val="single" w:color="CBD5E1" w:sz="4"/>
-              <w:left w:val="single" w:color="CBD5E1" w:sz="4"/>
-              <w:bottom w:val="single" w:color="CBD5E1" w:sz="4"/>
-              <w:right w:val="single" w:color="CBD5E1" w:sz="4"/>
-            </w:tcBorders>
-            <w:tcMar>
-              <w:top w:type="dxa" w:w="15"/>
-              <w:left w:type="dxa" w:w="80"/>
-              <w:bottom w:type="dxa" w:w="15"/>
-              <w:right w:type="dxa" w:w="80"/>
-            </w:tcMar>
-            <w:vAlign w:val="center"/>
-          </w:tcPr>
-          <w:p>
-            <w:pPr>
-              <w:spacing w:after="0" w:before="0" w:line="228"/>
-              <w:jc w:val="center"/>
-            </w:pPr>
-            <w:r>
-              <w:rPr>
-                <w:rFonts w:ascii="Arial" w:eastAsia="Microsoft JhengHei" w:hAnsi="Arial"/>
+            <w:tcW w:type="dxa" w:w="709"/>
+            <w:tcBorders>
+              <w:top w:val="single" w:color="CBD5E1" w:sz="4"/>
+              <w:left w:val="single" w:color="CBD5E1" w:sz="4"/>
+              <w:bottom w:val="single" w:color="CBD5E1" w:sz="4"/>
+              <w:right w:val="single" w:color="CBD5E1" w:sz="4"/>
+            </w:tcBorders>
+            <w:tcMar>
+              <w:top w:type="dxa" w:w="15"/>
+              <w:left w:type="dxa" w:w="80"/>
+              <w:bottom w:type="dxa" w:w="15"/>
+              <w:right w:type="dxa" w:w="80"/>
+            </w:tcMar>
+            <w:vAlign w:val="center"/>
+          </w:tcPr>
+          <w:p>
+            <w:pPr>
+              <w:spacing w:after="0" w:before="0" w:line="228"/>
+              <w:jc w:val="center"/>
+            </w:pPr>
+            <w:r>
+              <w:rPr>
+                <w:rFonts w:ascii="Arial" w:eastAsia="Noto Sans CJK TC" w:hAnsi="Arial"/>
                 <w:b/>
                 <w:bCs/>
                 <w:color w:val="A16207"/>
@@ -2031,29 +2031,29 @@
         </w:tc>
         <w:tc>
           <w:tcPr>
-            <w:tcW w:type="dxa" w:w="624"/>
-            <w:tcBorders>
-              <w:top w:val="single" w:color="CBD5E1" w:sz="4"/>
-              <w:left w:val="single" w:color="CBD5E1" w:sz="4"/>
-              <w:bottom w:val="single" w:color="CBD5E1" w:sz="4"/>
-              <w:right w:val="single" w:color="CBD5E1" w:sz="4"/>
-            </w:tcBorders>
-            <w:tcMar>
-              <w:top w:type="dxa" w:w="15"/>
-              <w:left w:type="dxa" w:w="80"/>
-              <w:bottom w:type="dxa" w:w="15"/>
-              <w:right w:type="dxa" w:w="80"/>
-            </w:tcMar>
-            <w:vAlign w:val="center"/>
-          </w:tcPr>
-          <w:p>
-            <w:pPr>
-              <w:spacing w:after="0" w:before="0" w:line="228"/>
-              <w:jc w:val="center"/>
-            </w:pPr>
-            <w:r>
-              <w:rPr>
-                <w:rFonts w:ascii="Arial" w:eastAsia="Microsoft JhengHei" w:hAnsi="Arial"/>
+            <w:tcW w:type="dxa" w:w="709"/>
+            <w:tcBorders>
+              <w:top w:val="single" w:color="CBD5E1" w:sz="4"/>
+              <w:left w:val="single" w:color="CBD5E1" w:sz="4"/>
+              <w:bottom w:val="single" w:color="CBD5E1" w:sz="4"/>
+              <w:right w:val="single" w:color="CBD5E1" w:sz="4"/>
+            </w:tcBorders>
+            <w:tcMar>
+              <w:top w:type="dxa" w:w="15"/>
+              <w:left w:type="dxa" w:w="80"/>
+              <w:bottom w:type="dxa" w:w="15"/>
+              <w:right w:type="dxa" w:w="80"/>
+            </w:tcMar>
+            <w:vAlign w:val="center"/>
+          </w:tcPr>
+          <w:p>
+            <w:pPr>
+              <w:spacing w:after="0" w:before="0" w:line="228"/>
+              <w:jc w:val="center"/>
+            </w:pPr>
+            <w:r>
+              <w:rPr>
+                <w:rFonts w:ascii="Arial" w:eastAsia="Noto Sans CJK TC" w:hAnsi="Arial"/>
                 <w:b/>
                 <w:bCs/>
                 <w:color w:val="B91C1C"/>
@@ -2090,7 +2090,7 @@
             </w:pPr>
             <w:r>
               <w:rPr>
-                <w:rFonts w:ascii="Arial" w:eastAsia="Microsoft JhengHei" w:hAnsi="Arial"/>
+                <w:rFonts w:ascii="Arial" w:eastAsia="Noto Sans CJK TC" w:hAnsi="Arial"/>
                 <w:color w:val="1D3A8A"/>
                 <w:sz w:val="16"/>
                 <w:szCs w:val="16"/>
@@ -2123,7 +2123,7 @@
             </w:pPr>
             <w:r>
               <w:rPr>
-                <w:rFonts w:ascii="Arial" w:eastAsia="Microsoft JhengHei" w:hAnsi="Arial"/>
+                <w:rFonts w:ascii="Arial" w:eastAsia="Noto Sans CJK TC" w:hAnsi="Arial"/>
                 <w:color w:val="475569"/>
                 <w:sz w:val="16"/>
                 <w:szCs w:val="16"/>
@@ -2134,28 +2134,28 @@
         </w:tc>
         <w:tc>
           <w:tcPr>
-            <w:tcW w:type="dxa" w:w="5555"/>
-            <w:tcBorders>
-              <w:top w:val="single" w:color="CBD5E1" w:sz="4"/>
-              <w:left w:val="single" w:color="CBD5E1" w:sz="4"/>
-              <w:bottom w:val="single" w:color="CBD5E1" w:sz="4"/>
-              <w:right w:val="single" w:color="CBD5E1" w:sz="4"/>
-            </w:tcBorders>
-            <w:tcMar>
-              <w:top w:type="dxa" w:w="15"/>
-              <w:left w:type="dxa" w:w="80"/>
-              <w:bottom w:type="dxa" w:w="15"/>
-              <w:right w:type="dxa" w:w="80"/>
-            </w:tcMar>
-            <w:vAlign w:val="center"/>
-          </w:tcPr>
-          <w:p>
-            <w:pPr>
-              <w:spacing w:after="0" w:before="0" w:line="228"/>
-            </w:pPr>
-            <w:r>
-              <w:rPr>
-                <w:rFonts w:ascii="Arial" w:eastAsia="Microsoft JhengHei" w:hAnsi="Arial"/>
+            <w:tcW w:type="dxa" w:w="5356"/>
+            <w:tcBorders>
+              <w:top w:val="single" w:color="CBD5E1" w:sz="4"/>
+              <w:left w:val="single" w:color="CBD5E1" w:sz="4"/>
+              <w:bottom w:val="single" w:color="CBD5E1" w:sz="4"/>
+              <w:right w:val="single" w:color="CBD5E1" w:sz="4"/>
+            </w:tcBorders>
+            <w:tcMar>
+              <w:top w:type="dxa" w:w="15"/>
+              <w:left w:type="dxa" w:w="80"/>
+              <w:bottom w:type="dxa" w:w="15"/>
+              <w:right w:type="dxa" w:w="80"/>
+            </w:tcMar>
+            <w:vAlign w:val="center"/>
+          </w:tcPr>
+          <w:p>
+            <w:pPr>
+              <w:spacing w:after="0" w:before="0" w:line="228"/>
+            </w:pPr>
+            <w:r>
+              <w:rPr>
+                <w:rFonts w:ascii="Arial" w:eastAsia="Noto Sans CJK TC" w:hAnsi="Arial"/>
                 <w:color w:val="1F2937"/>
                 <w:sz w:val="16"/>
                 <w:szCs w:val="16"/>
@@ -2166,28 +2166,28 @@
         </w:tc>
         <w:tc>
           <w:tcPr>
-            <w:tcW w:type="dxa" w:w="2154"/>
-            <w:tcBorders>
-              <w:top w:val="single" w:color="CBD5E1" w:sz="4"/>
-              <w:left w:val="single" w:color="CBD5E1" w:sz="4"/>
-              <w:bottom w:val="single" w:color="CBD5E1" w:sz="4"/>
-              <w:right w:val="single" w:color="CBD5E1" w:sz="4"/>
-            </w:tcBorders>
-            <w:tcMar>
-              <w:top w:type="dxa" w:w="15"/>
-              <w:left w:type="dxa" w:w="80"/>
-              <w:bottom w:type="dxa" w:w="15"/>
-              <w:right w:type="dxa" w:w="80"/>
-            </w:tcMar>
-            <w:vAlign w:val="center"/>
-          </w:tcPr>
-          <w:p>
-            <w:pPr>
-              <w:spacing w:after="0" w:before="0" w:line="228"/>
-            </w:pPr>
-            <w:r>
-              <w:rPr>
-                <w:rFonts w:ascii="Arial" w:eastAsia="Microsoft JhengHei" w:hAnsi="Arial"/>
+            <w:tcW w:type="dxa" w:w="2098"/>
+            <w:tcBorders>
+              <w:top w:val="single" w:color="CBD5E1" w:sz="4"/>
+              <w:left w:val="single" w:color="CBD5E1" w:sz="4"/>
+              <w:bottom w:val="single" w:color="CBD5E1" w:sz="4"/>
+              <w:right w:val="single" w:color="CBD5E1" w:sz="4"/>
+            </w:tcBorders>
+            <w:tcMar>
+              <w:top w:type="dxa" w:w="15"/>
+              <w:left w:type="dxa" w:w="80"/>
+              <w:bottom w:type="dxa" w:w="15"/>
+              <w:right w:type="dxa" w:w="80"/>
+            </w:tcMar>
+            <w:vAlign w:val="center"/>
+          </w:tcPr>
+          <w:p>
+            <w:pPr>
+              <w:spacing w:after="0" w:before="0" w:line="228"/>
+            </w:pPr>
+            <w:r>
+              <w:rPr>
+                <w:rFonts w:ascii="Arial" w:eastAsia="Noto Sans CJK TC" w:hAnsi="Arial"/>
                 <w:color w:val="1F2937"/>
                 <w:sz w:val="16"/>
                 <w:szCs w:val="16"/>
@@ -2198,29 +2198,29 @@
         </w:tc>
         <w:tc>
           <w:tcPr>
-            <w:tcW w:type="dxa" w:w="624"/>
-            <w:tcBorders>
-              <w:top w:val="single" w:color="CBD5E1" w:sz="4"/>
-              <w:left w:val="single" w:color="CBD5E1" w:sz="4"/>
-              <w:bottom w:val="single" w:color="CBD5E1" w:sz="4"/>
-              <w:right w:val="single" w:color="CBD5E1" w:sz="4"/>
-            </w:tcBorders>
-            <w:tcMar>
-              <w:top w:type="dxa" w:w="15"/>
-              <w:left w:type="dxa" w:w="80"/>
-              <w:bottom w:type="dxa" w:w="15"/>
-              <w:right w:type="dxa" w:w="80"/>
-            </w:tcMar>
-            <w:vAlign w:val="center"/>
-          </w:tcPr>
-          <w:p>
-            <w:pPr>
-              <w:spacing w:after="0" w:before="0" w:line="228"/>
-              <w:jc w:val="center"/>
-            </w:pPr>
-            <w:r>
-              <w:rPr>
-                <w:rFonts w:ascii="Arial" w:eastAsia="Microsoft JhengHei" w:hAnsi="Arial"/>
+            <w:tcW w:type="dxa" w:w="709"/>
+            <w:tcBorders>
+              <w:top w:val="single" w:color="CBD5E1" w:sz="4"/>
+              <w:left w:val="single" w:color="CBD5E1" w:sz="4"/>
+              <w:bottom w:val="single" w:color="CBD5E1" w:sz="4"/>
+              <w:right w:val="single" w:color="CBD5E1" w:sz="4"/>
+            </w:tcBorders>
+            <w:tcMar>
+              <w:top w:type="dxa" w:w="15"/>
+              <w:left w:type="dxa" w:w="80"/>
+              <w:bottom w:type="dxa" w:w="15"/>
+              <w:right w:type="dxa" w:w="80"/>
+            </w:tcMar>
+            <w:vAlign w:val="center"/>
+          </w:tcPr>
+          <w:p>
+            <w:pPr>
+              <w:spacing w:after="0" w:before="0" w:line="228"/>
+              <w:jc w:val="center"/>
+            </w:pPr>
+            <w:r>
+              <w:rPr>
+                <w:rFonts w:ascii="Arial" w:eastAsia="Noto Sans CJK TC" w:hAnsi="Arial"/>
                 <w:b/>
                 <w:bCs/>
                 <w:color w:val="15803D"/>
@@ -2233,29 +2233,29 @@
         </w:tc>
         <w:tc>
           <w:tcPr>
-            <w:tcW w:type="dxa" w:w="624"/>
-            <w:tcBorders>
-              <w:top w:val="single" w:color="CBD5E1" w:sz="4"/>
-              <w:left w:val="single" w:color="CBD5E1" w:sz="4"/>
-              <w:bottom w:val="single" w:color="CBD5E1" w:sz="4"/>
-              <w:right w:val="single" w:color="CBD5E1" w:sz="4"/>
-            </w:tcBorders>
-            <w:tcMar>
-              <w:top w:type="dxa" w:w="15"/>
-              <w:left w:type="dxa" w:w="80"/>
-              <w:bottom w:type="dxa" w:w="15"/>
-              <w:right w:type="dxa" w:w="80"/>
-            </w:tcMar>
-            <w:vAlign w:val="center"/>
-          </w:tcPr>
-          <w:p>
-            <w:pPr>
-              <w:spacing w:after="0" w:before="0" w:line="228"/>
-              <w:jc w:val="center"/>
-            </w:pPr>
-            <w:r>
-              <w:rPr>
-                <w:rFonts w:ascii="Arial" w:eastAsia="Microsoft JhengHei" w:hAnsi="Arial"/>
+            <w:tcW w:type="dxa" w:w="709"/>
+            <w:tcBorders>
+              <w:top w:val="single" w:color="CBD5E1" w:sz="4"/>
+              <w:left w:val="single" w:color="CBD5E1" w:sz="4"/>
+              <w:bottom w:val="single" w:color="CBD5E1" w:sz="4"/>
+              <w:right w:val="single" w:color="CBD5E1" w:sz="4"/>
+            </w:tcBorders>
+            <w:tcMar>
+              <w:top w:type="dxa" w:w="15"/>
+              <w:left w:type="dxa" w:w="80"/>
+              <w:bottom w:type="dxa" w:w="15"/>
+              <w:right w:type="dxa" w:w="80"/>
+            </w:tcMar>
+            <w:vAlign w:val="center"/>
+          </w:tcPr>
+          <w:p>
+            <w:pPr>
+              <w:spacing w:after="0" w:before="0" w:line="228"/>
+              <w:jc w:val="center"/>
+            </w:pPr>
+            <w:r>
+              <w:rPr>
+                <w:rFonts w:ascii="Arial" w:eastAsia="Noto Sans CJK TC" w:hAnsi="Arial"/>
                 <w:b/>
                 <w:bCs/>
                 <w:color w:val="A16207"/>
@@ -2268,29 +2268,29 @@
         </w:tc>
         <w:tc>
           <w:tcPr>
-            <w:tcW w:type="dxa" w:w="624"/>
-            <w:tcBorders>
-              <w:top w:val="single" w:color="CBD5E1" w:sz="4"/>
-              <w:left w:val="single" w:color="CBD5E1" w:sz="4"/>
-              <w:bottom w:val="single" w:color="CBD5E1" w:sz="4"/>
-              <w:right w:val="single" w:color="CBD5E1" w:sz="4"/>
-            </w:tcBorders>
-            <w:tcMar>
-              <w:top w:type="dxa" w:w="15"/>
-              <w:left w:type="dxa" w:w="80"/>
-              <w:bottom w:type="dxa" w:w="15"/>
-              <w:right w:type="dxa" w:w="80"/>
-            </w:tcMar>
-            <w:vAlign w:val="center"/>
-          </w:tcPr>
-          <w:p>
-            <w:pPr>
-              <w:spacing w:after="0" w:before="0" w:line="228"/>
-              <w:jc w:val="center"/>
-            </w:pPr>
-            <w:r>
-              <w:rPr>
-                <w:rFonts w:ascii="Arial" w:eastAsia="Microsoft JhengHei" w:hAnsi="Arial"/>
+            <w:tcW w:type="dxa" w:w="709"/>
+            <w:tcBorders>
+              <w:top w:val="single" w:color="CBD5E1" w:sz="4"/>
+              <w:left w:val="single" w:color="CBD5E1" w:sz="4"/>
+              <w:bottom w:val="single" w:color="CBD5E1" w:sz="4"/>
+              <w:right w:val="single" w:color="CBD5E1" w:sz="4"/>
+            </w:tcBorders>
+            <w:tcMar>
+              <w:top w:type="dxa" w:w="15"/>
+              <w:left w:type="dxa" w:w="80"/>
+              <w:bottom w:type="dxa" w:w="15"/>
+              <w:right w:type="dxa" w:w="80"/>
+            </w:tcMar>
+            <w:vAlign w:val="center"/>
+          </w:tcPr>
+          <w:p>
+            <w:pPr>
+              <w:spacing w:after="0" w:before="0" w:line="228"/>
+              <w:jc w:val="center"/>
+            </w:pPr>
+            <w:r>
+              <w:rPr>
+                <w:rFonts w:ascii="Arial" w:eastAsia="Noto Sans CJK TC" w:hAnsi="Arial"/>
                 <w:b/>
                 <w:bCs/>
                 <w:color w:val="B91C1C"/>
@@ -2328,7 +2328,7 @@
             </w:pPr>
             <w:r>
               <w:rPr>
-                <w:rFonts w:ascii="Arial" w:eastAsia="Microsoft JhengHei" w:hAnsi="Arial"/>
+                <w:rFonts w:ascii="Arial" w:eastAsia="Noto Sans CJK TC" w:hAnsi="Arial"/>
                 <w:color w:val="1D3A8A"/>
                 <w:sz w:val="16"/>
                 <w:szCs w:val="16"/>
@@ -2362,7 +2362,7 @@
             </w:pPr>
             <w:r>
               <w:rPr>
-                <w:rFonts w:ascii="Arial" w:eastAsia="Microsoft JhengHei" w:hAnsi="Arial"/>
+                <w:rFonts w:ascii="Arial" w:eastAsia="Noto Sans CJK TC" w:hAnsi="Arial"/>
                 <w:b/>
                 <w:bCs/>
                 <w:color w:val="475569"/>
@@ -2375,7 +2375,7 @@
         </w:tc>
         <w:tc>
           <w:tcPr>
-            <w:tcW w:type="dxa" w:w="5555"/>
+            <w:tcW w:type="dxa" w:w="5356"/>
             <w:tcBorders>
               <w:top w:val="single" w:color="CBD5E1" w:sz="4"/>
               <w:left w:val="single" w:color="CBD5E1" w:sz="4"/>
@@ -2397,7 +2397,7 @@
             </w:pPr>
             <w:r>
               <w:rPr>
-                <w:rFonts w:ascii="Arial" w:eastAsia="Microsoft JhengHei" w:hAnsi="Arial"/>
+                <w:rFonts w:ascii="Arial" w:eastAsia="Noto Sans CJK TC" w:hAnsi="Arial"/>
                 <w:b/>
                 <w:bCs/>
                 <w:color w:val="1F2937"/>
@@ -2410,7 +2410,7 @@
         </w:tc>
         <w:tc>
           <w:tcPr>
-            <w:tcW w:type="dxa" w:w="2154"/>
+            <w:tcW w:type="dxa" w:w="2098"/>
             <w:tcBorders>
               <w:top w:val="single" w:color="CBD5E1" w:sz="4"/>
               <w:left w:val="single" w:color="CBD5E1" w:sz="4"/>
@@ -2432,7 +2432,7 @@
             </w:pPr>
             <w:r>
               <w:rPr>
-                <w:rFonts w:ascii="Arial" w:eastAsia="Microsoft JhengHei" w:hAnsi="Arial"/>
+                <w:rFonts w:ascii="Arial" w:eastAsia="Noto Sans CJK TC" w:hAnsi="Arial"/>
                 <w:b/>
                 <w:bCs/>
                 <w:color w:val="1F2937"/>
@@ -2445,7 +2445,7 @@
         </w:tc>
         <w:tc>
           <w:tcPr>
-            <w:tcW w:type="dxa" w:w="624"/>
+            <w:tcW w:type="dxa" w:w="709"/>
             <w:tcBorders>
               <w:top w:val="single" w:color="CBD5E1" w:sz="4"/>
               <w:left w:val="single" w:color="CBD5E1" w:sz="4"/>
@@ -2468,7 +2468,7 @@
             </w:pPr>
             <w:r>
               <w:rPr>
-                <w:rFonts w:ascii="Arial" w:eastAsia="Microsoft JhengHei" w:hAnsi="Arial"/>
+                <w:rFonts w:ascii="Arial" w:eastAsia="Noto Sans CJK TC" w:hAnsi="Arial"/>
                 <w:b/>
                 <w:bCs/>
                 <w:color w:val="15803D"/>
@@ -2481,7 +2481,7 @@
         </w:tc>
         <w:tc>
           <w:tcPr>
-            <w:tcW w:type="dxa" w:w="624"/>
+            <w:tcW w:type="dxa" w:w="709"/>
             <w:tcBorders>
               <w:top w:val="single" w:color="CBD5E1" w:sz="4"/>
               <w:left w:val="single" w:color="CBD5E1" w:sz="4"/>
@@ -2504,7 +2504,7 @@
             </w:pPr>
             <w:r>
               <w:rPr>
-                <w:rFonts w:ascii="Arial" w:eastAsia="Microsoft JhengHei" w:hAnsi="Arial"/>
+                <w:rFonts w:ascii="Arial" w:eastAsia="Noto Sans CJK TC" w:hAnsi="Arial"/>
                 <w:b/>
                 <w:bCs/>
                 <w:color w:val="A16207"/>
@@ -2517,7 +2517,7 @@
         </w:tc>
         <w:tc>
           <w:tcPr>
-            <w:tcW w:type="dxa" w:w="624"/>
+            <w:tcW w:type="dxa" w:w="709"/>
             <w:tcBorders>
               <w:top w:val="single" w:color="CBD5E1" w:sz="4"/>
               <w:left w:val="single" w:color="CBD5E1" w:sz="4"/>
@@ -2540,7 +2540,7 @@
             </w:pPr>
             <w:r>
               <w:rPr>
-                <w:rFonts w:ascii="Arial" w:eastAsia="Microsoft JhengHei" w:hAnsi="Arial"/>
+                <w:rFonts w:ascii="Arial" w:eastAsia="Noto Sans CJK TC" w:hAnsi="Arial"/>
                 <w:b/>
                 <w:bCs/>
                 <w:color w:val="B91C1C"/>
@@ -2578,7 +2578,7 @@
             </w:pPr>
             <w:r>
               <w:rPr>
-                <w:rFonts w:ascii="Arial" w:eastAsia="Microsoft JhengHei" w:hAnsi="Arial"/>
+                <w:rFonts w:ascii="Arial" w:eastAsia="Noto Sans CJK TC" w:hAnsi="Arial"/>
                 <w:color w:val="1D3A8A"/>
                 <w:sz w:val="16"/>
                 <w:szCs w:val="16"/>
@@ -2612,7 +2612,7 @@
             </w:pPr>
             <w:r>
               <w:rPr>
-                <w:rFonts w:ascii="Arial" w:eastAsia="Microsoft JhengHei" w:hAnsi="Arial"/>
+                <w:rFonts w:ascii="Arial" w:eastAsia="Noto Sans CJK TC" w:hAnsi="Arial"/>
                 <w:b/>
                 <w:bCs/>
                 <w:color w:val="475569"/>
@@ -2625,7 +2625,7 @@
         </w:tc>
         <w:tc>
           <w:tcPr>
-            <w:tcW w:type="dxa" w:w="5555"/>
+            <w:tcW w:type="dxa" w:w="5356"/>
             <w:tcBorders>
               <w:top w:val="single" w:color="CBD5E1" w:sz="4"/>
               <w:left w:val="single" w:color="CBD5E1" w:sz="4"/>
@@ -2647,7 +2647,7 @@
             </w:pPr>
             <w:r>
               <w:rPr>
-                <w:rFonts w:ascii="Arial" w:eastAsia="Microsoft JhengHei" w:hAnsi="Arial"/>
+                <w:rFonts w:ascii="Arial" w:eastAsia="Noto Sans CJK TC" w:hAnsi="Arial"/>
                 <w:b/>
                 <w:bCs/>
                 <w:color w:val="1F2937"/>
@@ -2660,7 +2660,7 @@
         </w:tc>
         <w:tc>
           <w:tcPr>
-            <w:tcW w:type="dxa" w:w="2154"/>
+            <w:tcW w:type="dxa" w:w="2098"/>
             <w:tcBorders>
               <w:top w:val="single" w:color="CBD5E1" w:sz="4"/>
               <w:left w:val="single" w:color="CBD5E1" w:sz="4"/>
@@ -2682,7 +2682,7 @@
             </w:pPr>
             <w:r>
               <w:rPr>
-                <w:rFonts w:ascii="Arial" w:eastAsia="Microsoft JhengHei" w:hAnsi="Arial"/>
+                <w:rFonts w:ascii="Arial" w:eastAsia="Noto Sans CJK TC" w:hAnsi="Arial"/>
                 <w:b/>
                 <w:bCs/>
                 <w:color w:val="1F2937"/>
@@ -2695,7 +2695,7 @@
         </w:tc>
         <w:tc>
           <w:tcPr>
-            <w:tcW w:type="dxa" w:w="624"/>
+            <w:tcW w:type="dxa" w:w="709"/>
             <w:tcBorders>
               <w:top w:val="single" w:color="CBD5E1" w:sz="4"/>
               <w:left w:val="single" w:color="CBD5E1" w:sz="4"/>
@@ -2718,7 +2718,7 @@
             </w:pPr>
             <w:r>
               <w:rPr>
-                <w:rFonts w:ascii="Arial" w:eastAsia="Microsoft JhengHei" w:hAnsi="Arial"/>
+                <w:rFonts w:ascii="Arial" w:eastAsia="Noto Sans CJK TC" w:hAnsi="Arial"/>
                 <w:b/>
                 <w:bCs/>
                 <w:color w:val="15803D"/>
@@ -2731,7 +2731,7 @@
         </w:tc>
         <w:tc>
           <w:tcPr>
-            <w:tcW w:type="dxa" w:w="624"/>
+            <w:tcW w:type="dxa" w:w="709"/>
             <w:tcBorders>
               <w:top w:val="single" w:color="CBD5E1" w:sz="4"/>
               <w:left w:val="single" w:color="CBD5E1" w:sz="4"/>
@@ -2754,7 +2754,7 @@
             </w:pPr>
             <w:r>
               <w:rPr>
-                <w:rFonts w:ascii="Arial" w:eastAsia="Microsoft JhengHei" w:hAnsi="Arial"/>
+                <w:rFonts w:ascii="Arial" w:eastAsia="Noto Sans CJK TC" w:hAnsi="Arial"/>
                 <w:b/>
                 <w:bCs/>
                 <w:color w:val="A16207"/>
@@ -2767,7 +2767,7 @@
         </w:tc>
         <w:tc>
           <w:tcPr>
-            <w:tcW w:type="dxa" w:w="624"/>
+            <w:tcW w:type="dxa" w:w="709"/>
             <w:tcBorders>
               <w:top w:val="single" w:color="CBD5E1" w:sz="4"/>
               <w:left w:val="single" w:color="CBD5E1" w:sz="4"/>
@@ -2790,7 +2790,7 @@
             </w:pPr>
             <w:r>
               <w:rPr>
-                <w:rFonts w:ascii="Arial" w:eastAsia="Microsoft JhengHei" w:hAnsi="Arial"/>
+                <w:rFonts w:ascii="Arial" w:eastAsia="Noto Sans CJK TC" w:hAnsi="Arial"/>
                 <w:b/>
                 <w:bCs/>
                 <w:color w:val="B91C1C"/>
@@ -2827,7 +2827,7 @@
             </w:pPr>
             <w:r>
               <w:rPr>
-                <w:rFonts w:ascii="Arial" w:eastAsia="Microsoft JhengHei" w:hAnsi="Arial"/>
+                <w:rFonts w:ascii="Arial" w:eastAsia="Noto Sans CJK TC" w:hAnsi="Arial"/>
                 <w:color w:val="1D3A8A"/>
                 <w:sz w:val="16"/>
                 <w:szCs w:val="16"/>
@@ -2860,7 +2860,7 @@
             </w:pPr>
             <w:r>
               <w:rPr>
-                <w:rFonts w:ascii="Arial" w:eastAsia="Microsoft JhengHei" w:hAnsi="Arial"/>
+                <w:rFonts w:ascii="Arial" w:eastAsia="Noto Sans CJK TC" w:hAnsi="Arial"/>
                 <w:color w:val="475569"/>
                 <w:sz w:val="16"/>
                 <w:szCs w:val="16"/>
@@ -2871,28 +2871,28 @@
         </w:tc>
         <w:tc>
           <w:tcPr>
-            <w:tcW w:type="dxa" w:w="5555"/>
-            <w:tcBorders>
-              <w:top w:val="single" w:color="CBD5E1" w:sz="4"/>
-              <w:left w:val="single" w:color="CBD5E1" w:sz="4"/>
-              <w:bottom w:val="single" w:color="CBD5E1" w:sz="4"/>
-              <w:right w:val="single" w:color="CBD5E1" w:sz="4"/>
-            </w:tcBorders>
-            <w:tcMar>
-              <w:top w:type="dxa" w:w="15"/>
-              <w:left w:type="dxa" w:w="80"/>
-              <w:bottom w:type="dxa" w:w="15"/>
-              <w:right w:type="dxa" w:w="80"/>
-            </w:tcMar>
-            <w:vAlign w:val="center"/>
-          </w:tcPr>
-          <w:p>
-            <w:pPr>
-              <w:spacing w:after="0" w:before="0" w:line="228"/>
-            </w:pPr>
-            <w:r>
-              <w:rPr>
-                <w:rFonts w:ascii="Arial" w:eastAsia="Microsoft JhengHei" w:hAnsi="Arial"/>
+            <w:tcW w:type="dxa" w:w="5356"/>
+            <w:tcBorders>
+              <w:top w:val="single" w:color="CBD5E1" w:sz="4"/>
+              <w:left w:val="single" w:color="CBD5E1" w:sz="4"/>
+              <w:bottom w:val="single" w:color="CBD5E1" w:sz="4"/>
+              <w:right w:val="single" w:color="CBD5E1" w:sz="4"/>
+            </w:tcBorders>
+            <w:tcMar>
+              <w:top w:type="dxa" w:w="15"/>
+              <w:left w:type="dxa" w:w="80"/>
+              <w:bottom w:type="dxa" w:w="15"/>
+              <w:right w:type="dxa" w:w="80"/>
+            </w:tcMar>
+            <w:vAlign w:val="center"/>
+          </w:tcPr>
+          <w:p>
+            <w:pPr>
+              <w:spacing w:after="0" w:before="0" w:line="228"/>
+            </w:pPr>
+            <w:r>
+              <w:rPr>
+                <w:rFonts w:ascii="Arial" w:eastAsia="Noto Sans CJK TC" w:hAnsi="Arial"/>
                 <w:color w:val="1F2937"/>
                 <w:sz w:val="16"/>
                 <w:szCs w:val="16"/>
@@ -2906,7 +2906,7 @@
             </w:pPr>
             <w:r>
               <w:rPr>
-                <w:rFonts w:ascii="Arial" w:eastAsia="Microsoft JhengHei" w:hAnsi="Arial"/>
+                <w:rFonts w:ascii="Arial" w:eastAsia="Noto Sans CJK TC" w:hAnsi="Arial"/>
                 <w:color w:val="1F2937"/>
                 <w:sz w:val="16"/>
                 <w:szCs w:val="16"/>
@@ -2920,7 +2920,7 @@
             </w:pPr>
             <w:r>
               <w:rPr>
-                <w:rFonts w:ascii="Arial" w:eastAsia="Microsoft JhengHei" w:hAnsi="Arial"/>
+                <w:rFonts w:ascii="Arial" w:eastAsia="Noto Sans CJK TC" w:hAnsi="Arial"/>
                 <w:color w:val="1F2937"/>
                 <w:sz w:val="16"/>
                 <w:szCs w:val="16"/>
@@ -2934,7 +2934,7 @@
             </w:pPr>
             <w:r>
               <w:rPr>
-                <w:rFonts w:ascii="Arial" w:eastAsia="Microsoft JhengHei" w:hAnsi="Arial"/>
+                <w:rFonts w:ascii="Arial" w:eastAsia="Noto Sans CJK TC" w:hAnsi="Arial"/>
                 <w:color w:val="1F2937"/>
                 <w:sz w:val="16"/>
                 <w:szCs w:val="16"/>
@@ -2945,28 +2945,28 @@
         </w:tc>
         <w:tc>
           <w:tcPr>
-            <w:tcW w:type="dxa" w:w="2154"/>
-            <w:tcBorders>
-              <w:top w:val="single" w:color="CBD5E1" w:sz="4"/>
-              <w:left w:val="single" w:color="CBD5E1" w:sz="4"/>
-              <w:bottom w:val="single" w:color="CBD5E1" w:sz="4"/>
-              <w:right w:val="single" w:color="CBD5E1" w:sz="4"/>
-            </w:tcBorders>
-            <w:tcMar>
-              <w:top w:type="dxa" w:w="15"/>
-              <w:left w:type="dxa" w:w="80"/>
-              <w:bottom w:type="dxa" w:w="15"/>
-              <w:right w:type="dxa" w:w="80"/>
-            </w:tcMar>
-            <w:vAlign w:val="center"/>
-          </w:tcPr>
-          <w:p>
-            <w:pPr>
-              <w:spacing w:after="0" w:before="0" w:line="228"/>
-            </w:pPr>
-            <w:r>
-              <w:rPr>
-                <w:rFonts w:ascii="Arial" w:eastAsia="Microsoft JhengHei" w:hAnsi="Arial"/>
+            <w:tcW w:type="dxa" w:w="2098"/>
+            <w:tcBorders>
+              <w:top w:val="single" w:color="CBD5E1" w:sz="4"/>
+              <w:left w:val="single" w:color="CBD5E1" w:sz="4"/>
+              <w:bottom w:val="single" w:color="CBD5E1" w:sz="4"/>
+              <w:right w:val="single" w:color="CBD5E1" w:sz="4"/>
+            </w:tcBorders>
+            <w:tcMar>
+              <w:top w:type="dxa" w:w="15"/>
+              <w:left w:type="dxa" w:w="80"/>
+              <w:bottom w:type="dxa" w:w="15"/>
+              <w:right w:type="dxa" w:w="80"/>
+            </w:tcMar>
+            <w:vAlign w:val="center"/>
+          </w:tcPr>
+          <w:p>
+            <w:pPr>
+              <w:spacing w:after="0" w:before="0" w:line="228"/>
+            </w:pPr>
+            <w:r>
+              <w:rPr>
+                <w:rFonts w:ascii="Arial" w:eastAsia="Noto Sans CJK TC" w:hAnsi="Arial"/>
                 <w:color w:val="1F2937"/>
                 <w:sz w:val="16"/>
                 <w:szCs w:val="16"/>
@@ -2977,7 +2977,7 @@
         </w:tc>
         <w:tc>
           <w:tcPr>
-            <w:tcW w:type="dxa" w:w="624"/>
+            <w:tcW w:type="dxa" w:w="709"/>
             <w:tcBorders>
               <w:top w:val="single" w:color="CBD5E1" w:sz="4"/>
               <w:left w:val="single" w:color="CBD5E1" w:sz="4"/>
@@ -3000,7 +3000,7 @@
             </w:pPr>
             <w:r>
               <w:rPr>
-                <w:rFonts w:ascii="Arial" w:eastAsia="Microsoft JhengHei" w:hAnsi="Arial"/>
+                <w:rFonts w:ascii="Arial" w:eastAsia="Noto Sans CJK TC" w:hAnsi="Arial"/>
                 <w:b/>
                 <w:bCs/>
                 <w:color w:val="15803D"/>
@@ -3013,7 +3013,7 @@
         </w:tc>
         <w:tc>
           <w:tcPr>
-            <w:tcW w:type="dxa" w:w="624"/>
+            <w:tcW w:type="dxa" w:w="709"/>
             <w:tcBorders>
               <w:top w:val="single" w:color="CBD5E1" w:sz="4"/>
               <w:left w:val="single" w:color="CBD5E1" w:sz="4"/>
@@ -3036,7 +3036,7 @@
             </w:pPr>
             <w:r>
               <w:rPr>
-                <w:rFonts w:ascii="Arial" w:eastAsia="Microsoft JhengHei" w:hAnsi="Arial"/>
+                <w:rFonts w:ascii="Arial" w:eastAsia="Noto Sans CJK TC" w:hAnsi="Arial"/>
                 <w:b/>
                 <w:bCs/>
                 <w:color w:val="A16207"/>
@@ -3049,7 +3049,7 @@
         </w:tc>
         <w:tc>
           <w:tcPr>
-            <w:tcW w:type="dxa" w:w="624"/>
+            <w:tcW w:type="dxa" w:w="709"/>
             <w:tcBorders>
               <w:top w:val="single" w:color="CBD5E1" w:sz="4"/>
               <w:left w:val="single" w:color="CBD5E1" w:sz="4"/>
@@ -3072,7 +3072,7 @@
             </w:pPr>
             <w:r>
               <w:rPr>
-                <w:rFonts w:ascii="Arial" w:eastAsia="Microsoft JhengHei" w:hAnsi="Arial"/>
+                <w:rFonts w:ascii="Arial" w:eastAsia="Noto Sans CJK TC" w:hAnsi="Arial"/>
                 <w:b/>
                 <w:bCs/>
                 <w:color w:val="B91C1C"/>
@@ -3109,7 +3109,7 @@
             </w:pPr>
             <w:r>
               <w:rPr>
-                <w:rFonts w:ascii="Arial" w:eastAsia="Microsoft JhengHei" w:hAnsi="Arial"/>
+                <w:rFonts w:ascii="Arial" w:eastAsia="Noto Sans CJK TC" w:hAnsi="Arial"/>
                 <w:color w:val="1D3A8A"/>
                 <w:sz w:val="16"/>
                 <w:szCs w:val="16"/>
@@ -3142,7 +3142,7 @@
             </w:pPr>
             <w:r>
               <w:rPr>
-                <w:rFonts w:ascii="Arial" w:eastAsia="Microsoft JhengHei" w:hAnsi="Arial"/>
+                <w:rFonts w:ascii="Arial" w:eastAsia="Noto Sans CJK TC" w:hAnsi="Arial"/>
                 <w:color w:val="475569"/>
                 <w:sz w:val="16"/>
                 <w:szCs w:val="16"/>
@@ -3153,28 +3153,28 @@
         </w:tc>
         <w:tc>
           <w:tcPr>
-            <w:tcW w:type="dxa" w:w="5555"/>
-            <w:tcBorders>
-              <w:top w:val="single" w:color="CBD5E1" w:sz="4"/>
-              <w:left w:val="single" w:color="CBD5E1" w:sz="4"/>
-              <w:bottom w:val="single" w:color="CBD5E1" w:sz="4"/>
-              <w:right w:val="single" w:color="CBD5E1" w:sz="4"/>
-            </w:tcBorders>
-            <w:tcMar>
-              <w:top w:type="dxa" w:w="15"/>
-              <w:left w:type="dxa" w:w="80"/>
-              <w:bottom w:type="dxa" w:w="15"/>
-              <w:right w:type="dxa" w:w="80"/>
-            </w:tcMar>
-            <w:vAlign w:val="center"/>
-          </w:tcPr>
-          <w:p>
-            <w:pPr>
-              <w:spacing w:after="0" w:before="0" w:line="228"/>
-            </w:pPr>
-            <w:r>
-              <w:rPr>
-                <w:rFonts w:ascii="Arial" w:eastAsia="Microsoft JhengHei" w:hAnsi="Arial"/>
+            <w:tcW w:type="dxa" w:w="5356"/>
+            <w:tcBorders>
+              <w:top w:val="single" w:color="CBD5E1" w:sz="4"/>
+              <w:left w:val="single" w:color="CBD5E1" w:sz="4"/>
+              <w:bottom w:val="single" w:color="CBD5E1" w:sz="4"/>
+              <w:right w:val="single" w:color="CBD5E1" w:sz="4"/>
+            </w:tcBorders>
+            <w:tcMar>
+              <w:top w:type="dxa" w:w="15"/>
+              <w:left w:type="dxa" w:w="80"/>
+              <w:bottom w:type="dxa" w:w="15"/>
+              <w:right w:type="dxa" w:w="80"/>
+            </w:tcMar>
+            <w:vAlign w:val="center"/>
+          </w:tcPr>
+          <w:p>
+            <w:pPr>
+              <w:spacing w:after="0" w:before="0" w:line="228"/>
+            </w:pPr>
+            <w:r>
+              <w:rPr>
+                <w:rFonts w:ascii="Arial" w:eastAsia="Noto Sans CJK TC" w:hAnsi="Arial"/>
                 <w:color w:val="1F2937"/>
                 <w:sz w:val="16"/>
                 <w:szCs w:val="16"/>
@@ -3185,28 +3185,28 @@
         </w:tc>
         <w:tc>
           <w:tcPr>
-            <w:tcW w:type="dxa" w:w="2154"/>
-            <w:tcBorders>
-              <w:top w:val="single" w:color="CBD5E1" w:sz="4"/>
-              <w:left w:val="single" w:color="CBD5E1" w:sz="4"/>
-              <w:bottom w:val="single" w:color="CBD5E1" w:sz="4"/>
-              <w:right w:val="single" w:color="CBD5E1" w:sz="4"/>
-            </w:tcBorders>
-            <w:tcMar>
-              <w:top w:type="dxa" w:w="15"/>
-              <w:left w:type="dxa" w:w="80"/>
-              <w:bottom w:type="dxa" w:w="15"/>
-              <w:right w:type="dxa" w:w="80"/>
-            </w:tcMar>
-            <w:vAlign w:val="center"/>
-          </w:tcPr>
-          <w:p>
-            <w:pPr>
-              <w:spacing w:after="0" w:before="0" w:line="228"/>
-            </w:pPr>
-            <w:r>
-              <w:rPr>
-                <w:rFonts w:ascii="Arial" w:eastAsia="Microsoft JhengHei" w:hAnsi="Arial"/>
+            <w:tcW w:type="dxa" w:w="2098"/>
+            <w:tcBorders>
+              <w:top w:val="single" w:color="CBD5E1" w:sz="4"/>
+              <w:left w:val="single" w:color="CBD5E1" w:sz="4"/>
+              <w:bottom w:val="single" w:color="CBD5E1" w:sz="4"/>
+              <w:right w:val="single" w:color="CBD5E1" w:sz="4"/>
+            </w:tcBorders>
+            <w:tcMar>
+              <w:top w:type="dxa" w:w="15"/>
+              <w:left w:type="dxa" w:w="80"/>
+              <w:bottom w:type="dxa" w:w="15"/>
+              <w:right w:type="dxa" w:w="80"/>
+            </w:tcMar>
+            <w:vAlign w:val="center"/>
+          </w:tcPr>
+          <w:p>
+            <w:pPr>
+              <w:spacing w:after="0" w:before="0" w:line="228"/>
+            </w:pPr>
+            <w:r>
+              <w:rPr>
+                <w:rFonts w:ascii="Arial" w:eastAsia="Noto Sans CJK TC" w:hAnsi="Arial"/>
                 <w:color w:val="1F2937"/>
                 <w:sz w:val="16"/>
                 <w:szCs w:val="16"/>
@@ -3217,29 +3217,29 @@
         </w:tc>
         <w:tc>
           <w:tcPr>
-            <w:tcW w:type="dxa" w:w="624"/>
-            <w:tcBorders>
-              <w:top w:val="single" w:color="CBD5E1" w:sz="4"/>
-              <w:left w:val="single" w:color="CBD5E1" w:sz="4"/>
-              <w:bottom w:val="single" w:color="CBD5E1" w:sz="4"/>
-              <w:right w:val="single" w:color="CBD5E1" w:sz="4"/>
-            </w:tcBorders>
-            <w:tcMar>
-              <w:top w:type="dxa" w:w="15"/>
-              <w:left w:type="dxa" w:w="80"/>
-              <w:bottom w:type="dxa" w:w="15"/>
-              <w:right w:type="dxa" w:w="80"/>
-            </w:tcMar>
-            <w:vAlign w:val="center"/>
-          </w:tcPr>
-          <w:p>
-            <w:pPr>
-              <w:spacing w:after="0" w:before="0" w:line="228"/>
-              <w:jc w:val="center"/>
-            </w:pPr>
-            <w:r>
-              <w:rPr>
-                <w:rFonts w:ascii="Arial" w:eastAsia="Microsoft JhengHei" w:hAnsi="Arial"/>
+            <w:tcW w:type="dxa" w:w="709"/>
+            <w:tcBorders>
+              <w:top w:val="single" w:color="CBD5E1" w:sz="4"/>
+              <w:left w:val="single" w:color="CBD5E1" w:sz="4"/>
+              <w:bottom w:val="single" w:color="CBD5E1" w:sz="4"/>
+              <w:right w:val="single" w:color="CBD5E1" w:sz="4"/>
+            </w:tcBorders>
+            <w:tcMar>
+              <w:top w:type="dxa" w:w="15"/>
+              <w:left w:type="dxa" w:w="80"/>
+              <w:bottom w:type="dxa" w:w="15"/>
+              <w:right w:type="dxa" w:w="80"/>
+            </w:tcMar>
+            <w:vAlign w:val="center"/>
+          </w:tcPr>
+          <w:p>
+            <w:pPr>
+              <w:spacing w:after="0" w:before="0" w:line="228"/>
+              <w:jc w:val="center"/>
+            </w:pPr>
+            <w:r>
+              <w:rPr>
+                <w:rFonts w:ascii="Arial" w:eastAsia="Noto Sans CJK TC" w:hAnsi="Arial"/>
                 <w:b/>
                 <w:bCs/>
                 <w:color w:val="15803D"/>
@@ -3252,29 +3252,29 @@
         </w:tc>
         <w:tc>
           <w:tcPr>
-            <w:tcW w:type="dxa" w:w="624"/>
-            <w:tcBorders>
-              <w:top w:val="single" w:color="CBD5E1" w:sz="4"/>
-              <w:left w:val="single" w:color="CBD5E1" w:sz="4"/>
-              <w:bottom w:val="single" w:color="CBD5E1" w:sz="4"/>
-              <w:right w:val="single" w:color="CBD5E1" w:sz="4"/>
-            </w:tcBorders>
-            <w:tcMar>
-              <w:top w:type="dxa" w:w="15"/>
-              <w:left w:type="dxa" w:w="80"/>
-              <w:bottom w:type="dxa" w:w="15"/>
-              <w:right w:type="dxa" w:w="80"/>
-            </w:tcMar>
-            <w:vAlign w:val="center"/>
-          </w:tcPr>
-          <w:p>
-            <w:pPr>
-              <w:spacing w:after="0" w:before="0" w:line="228"/>
-              <w:jc w:val="center"/>
-            </w:pPr>
-            <w:r>
-              <w:rPr>
-                <w:rFonts w:ascii="Arial" w:eastAsia="Microsoft JhengHei" w:hAnsi="Arial"/>
+            <w:tcW w:type="dxa" w:w="709"/>
+            <w:tcBorders>
+              <w:top w:val="single" w:color="CBD5E1" w:sz="4"/>
+              <w:left w:val="single" w:color="CBD5E1" w:sz="4"/>
+              <w:bottom w:val="single" w:color="CBD5E1" w:sz="4"/>
+              <w:right w:val="single" w:color="CBD5E1" w:sz="4"/>
+            </w:tcBorders>
+            <w:tcMar>
+              <w:top w:type="dxa" w:w="15"/>
+              <w:left w:type="dxa" w:w="80"/>
+              <w:bottom w:type="dxa" w:w="15"/>
+              <w:right w:type="dxa" w:w="80"/>
+            </w:tcMar>
+            <w:vAlign w:val="center"/>
+          </w:tcPr>
+          <w:p>
+            <w:pPr>
+              <w:spacing w:after="0" w:before="0" w:line="228"/>
+              <w:jc w:val="center"/>
+            </w:pPr>
+            <w:r>
+              <w:rPr>
+                <w:rFonts w:ascii="Arial" w:eastAsia="Noto Sans CJK TC" w:hAnsi="Arial"/>
                 <w:b/>
                 <w:bCs/>
                 <w:color w:val="A16207"/>
@@ -3287,29 +3287,29 @@
         </w:tc>
         <w:tc>
           <w:tcPr>
-            <w:tcW w:type="dxa" w:w="624"/>
-            <w:tcBorders>
-              <w:top w:val="single" w:color="CBD5E1" w:sz="4"/>
-              <w:left w:val="single" w:color="CBD5E1" w:sz="4"/>
-              <w:bottom w:val="single" w:color="CBD5E1" w:sz="4"/>
-              <w:right w:val="single" w:color="CBD5E1" w:sz="4"/>
-            </w:tcBorders>
-            <w:tcMar>
-              <w:top w:type="dxa" w:w="15"/>
-              <w:left w:type="dxa" w:w="80"/>
-              <w:bottom w:type="dxa" w:w="15"/>
-              <w:right w:type="dxa" w:w="80"/>
-            </w:tcMar>
-            <w:vAlign w:val="center"/>
-          </w:tcPr>
-          <w:p>
-            <w:pPr>
-              <w:spacing w:after="0" w:before="0" w:line="228"/>
-              <w:jc w:val="center"/>
-            </w:pPr>
-            <w:r>
-              <w:rPr>
-                <w:rFonts w:ascii="Arial" w:eastAsia="Microsoft JhengHei" w:hAnsi="Arial"/>
+            <w:tcW w:type="dxa" w:w="709"/>
+            <w:tcBorders>
+              <w:top w:val="single" w:color="CBD5E1" w:sz="4"/>
+              <w:left w:val="single" w:color="CBD5E1" w:sz="4"/>
+              <w:bottom w:val="single" w:color="CBD5E1" w:sz="4"/>
+              <w:right w:val="single" w:color="CBD5E1" w:sz="4"/>
+            </w:tcBorders>
+            <w:tcMar>
+              <w:top w:type="dxa" w:w="15"/>
+              <w:left w:type="dxa" w:w="80"/>
+              <w:bottom w:type="dxa" w:w="15"/>
+              <w:right w:type="dxa" w:w="80"/>
+            </w:tcMar>
+            <w:vAlign w:val="center"/>
+          </w:tcPr>
+          <w:p>
+            <w:pPr>
+              <w:spacing w:after="0" w:before="0" w:line="228"/>
+              <w:jc w:val="center"/>
+            </w:pPr>
+            <w:r>
+              <w:rPr>
+                <w:rFonts w:ascii="Arial" w:eastAsia="Noto Sans CJK TC" w:hAnsi="Arial"/>
                 <w:b/>
                 <w:bCs/>
                 <w:color w:val="B91C1C"/>
@@ -3346,7 +3346,7 @@
             </w:pPr>
             <w:r>
               <w:rPr>
-                <w:rFonts w:ascii="Arial" w:eastAsia="Microsoft JhengHei" w:hAnsi="Arial"/>
+                <w:rFonts w:ascii="Arial" w:eastAsia="Noto Sans CJK TC" w:hAnsi="Arial"/>
                 <w:color w:val="1D3A8A"/>
                 <w:sz w:val="16"/>
                 <w:szCs w:val="16"/>
@@ -3379,7 +3379,7 @@
             </w:pPr>
             <w:r>
               <w:rPr>
-                <w:rFonts w:ascii="Arial" w:eastAsia="Microsoft JhengHei" w:hAnsi="Arial"/>
+                <w:rFonts w:ascii="Arial" w:eastAsia="Noto Sans CJK TC" w:hAnsi="Arial"/>
                 <w:color w:val="475569"/>
                 <w:sz w:val="16"/>
                 <w:szCs w:val="16"/>
@@ -3390,28 +3390,28 @@
         </w:tc>
         <w:tc>
           <w:tcPr>
-            <w:tcW w:type="dxa" w:w="5555"/>
-            <w:tcBorders>
-              <w:top w:val="single" w:color="CBD5E1" w:sz="4"/>
-              <w:left w:val="single" w:color="CBD5E1" w:sz="4"/>
-              <w:bottom w:val="single" w:color="CBD5E1" w:sz="4"/>
-              <w:right w:val="single" w:color="CBD5E1" w:sz="4"/>
-            </w:tcBorders>
-            <w:tcMar>
-              <w:top w:type="dxa" w:w="15"/>
-              <w:left w:type="dxa" w:w="80"/>
-              <w:bottom w:type="dxa" w:w="15"/>
-              <w:right w:type="dxa" w:w="80"/>
-            </w:tcMar>
-            <w:vAlign w:val="center"/>
-          </w:tcPr>
-          <w:p>
-            <w:pPr>
-              <w:spacing w:after="0" w:before="0" w:line="228"/>
-            </w:pPr>
-            <w:r>
-              <w:rPr>
-                <w:rFonts w:ascii="Arial" w:eastAsia="Microsoft JhengHei" w:hAnsi="Arial"/>
+            <w:tcW w:type="dxa" w:w="5356"/>
+            <w:tcBorders>
+              <w:top w:val="single" w:color="CBD5E1" w:sz="4"/>
+              <w:left w:val="single" w:color="CBD5E1" w:sz="4"/>
+              <w:bottom w:val="single" w:color="CBD5E1" w:sz="4"/>
+              <w:right w:val="single" w:color="CBD5E1" w:sz="4"/>
+            </w:tcBorders>
+            <w:tcMar>
+              <w:top w:type="dxa" w:w="15"/>
+              <w:left w:type="dxa" w:w="80"/>
+              <w:bottom w:type="dxa" w:w="15"/>
+              <w:right w:type="dxa" w:w="80"/>
+            </w:tcMar>
+            <w:vAlign w:val="center"/>
+          </w:tcPr>
+          <w:p>
+            <w:pPr>
+              <w:spacing w:after="0" w:before="0" w:line="228"/>
+            </w:pPr>
+            <w:r>
+              <w:rPr>
+                <w:rFonts w:ascii="Arial" w:eastAsia="Noto Sans CJK TC" w:hAnsi="Arial"/>
                 <w:color w:val="1F2937"/>
                 <w:sz w:val="16"/>
                 <w:szCs w:val="16"/>
@@ -3422,28 +3422,28 @@
         </w:tc>
         <w:tc>
           <w:tcPr>
-            <w:tcW w:type="dxa" w:w="2154"/>
-            <w:tcBorders>
-              <w:top w:val="single" w:color="CBD5E1" w:sz="4"/>
-              <w:left w:val="single" w:color="CBD5E1" w:sz="4"/>
-              <w:bottom w:val="single" w:color="CBD5E1" w:sz="4"/>
-              <w:right w:val="single" w:color="CBD5E1" w:sz="4"/>
-            </w:tcBorders>
-            <w:tcMar>
-              <w:top w:type="dxa" w:w="15"/>
-              <w:left w:type="dxa" w:w="80"/>
-              <w:bottom w:type="dxa" w:w="15"/>
-              <w:right w:type="dxa" w:w="80"/>
-            </w:tcMar>
-            <w:vAlign w:val="center"/>
-          </w:tcPr>
-          <w:p>
-            <w:pPr>
-              <w:spacing w:after="0" w:before="0" w:line="228"/>
-            </w:pPr>
-            <w:r>
-              <w:rPr>
-                <w:rFonts w:ascii="Arial" w:eastAsia="Microsoft JhengHei" w:hAnsi="Arial"/>
+            <w:tcW w:type="dxa" w:w="2098"/>
+            <w:tcBorders>
+              <w:top w:val="single" w:color="CBD5E1" w:sz="4"/>
+              <w:left w:val="single" w:color="CBD5E1" w:sz="4"/>
+              <w:bottom w:val="single" w:color="CBD5E1" w:sz="4"/>
+              <w:right w:val="single" w:color="CBD5E1" w:sz="4"/>
+            </w:tcBorders>
+            <w:tcMar>
+              <w:top w:type="dxa" w:w="15"/>
+              <w:left w:type="dxa" w:w="80"/>
+              <w:bottom w:type="dxa" w:w="15"/>
+              <w:right w:type="dxa" w:w="80"/>
+            </w:tcMar>
+            <w:vAlign w:val="center"/>
+          </w:tcPr>
+          <w:p>
+            <w:pPr>
+              <w:spacing w:after="0" w:before="0" w:line="228"/>
+            </w:pPr>
+            <w:r>
+              <w:rPr>
+                <w:rFonts w:ascii="Arial" w:eastAsia="Noto Sans CJK TC" w:hAnsi="Arial"/>
                 <w:color w:val="1F2937"/>
                 <w:sz w:val="16"/>
                 <w:szCs w:val="16"/>
@@ -3454,29 +3454,29 @@
         </w:tc>
         <w:tc>
           <w:tcPr>
-            <w:tcW w:type="dxa" w:w="624"/>
-            <w:tcBorders>
-              <w:top w:val="single" w:color="CBD5E1" w:sz="4"/>
-              <w:left w:val="single" w:color="CBD5E1" w:sz="4"/>
-              <w:bottom w:val="single" w:color="CBD5E1" w:sz="4"/>
-              <w:right w:val="single" w:color="CBD5E1" w:sz="4"/>
-            </w:tcBorders>
-            <w:tcMar>
-              <w:top w:type="dxa" w:w="15"/>
-              <w:left w:type="dxa" w:w="80"/>
-              <w:bottom w:type="dxa" w:w="15"/>
-              <w:right w:type="dxa" w:w="80"/>
-            </w:tcMar>
-            <w:vAlign w:val="center"/>
-          </w:tcPr>
-          <w:p>
-            <w:pPr>
-              <w:spacing w:after="0" w:before="0" w:line="228"/>
-              <w:jc w:val="center"/>
-            </w:pPr>
-            <w:r>
-              <w:rPr>
-                <w:rFonts w:ascii="Arial" w:eastAsia="Microsoft JhengHei" w:hAnsi="Arial"/>
+            <w:tcW w:type="dxa" w:w="709"/>
+            <w:tcBorders>
+              <w:top w:val="single" w:color="CBD5E1" w:sz="4"/>
+              <w:left w:val="single" w:color="CBD5E1" w:sz="4"/>
+              <w:bottom w:val="single" w:color="CBD5E1" w:sz="4"/>
+              <w:right w:val="single" w:color="CBD5E1" w:sz="4"/>
+            </w:tcBorders>
+            <w:tcMar>
+              <w:top w:type="dxa" w:w="15"/>
+              <w:left w:type="dxa" w:w="80"/>
+              <w:bottom w:type="dxa" w:w="15"/>
+              <w:right w:type="dxa" w:w="80"/>
+            </w:tcMar>
+            <w:vAlign w:val="center"/>
+          </w:tcPr>
+          <w:p>
+            <w:pPr>
+              <w:spacing w:after="0" w:before="0" w:line="228"/>
+              <w:jc w:val="center"/>
+            </w:pPr>
+            <w:r>
+              <w:rPr>
+                <w:rFonts w:ascii="Arial" w:eastAsia="Noto Sans CJK TC" w:hAnsi="Arial"/>
                 <w:b/>
                 <w:bCs/>
                 <w:color w:val="15803D"/>
@@ -3489,29 +3489,29 @@
         </w:tc>
         <w:tc>
           <w:tcPr>
-            <w:tcW w:type="dxa" w:w="624"/>
-            <w:tcBorders>
-              <w:top w:val="single" w:color="CBD5E1" w:sz="4"/>
-              <w:left w:val="single" w:color="CBD5E1" w:sz="4"/>
-              <w:bottom w:val="single" w:color="CBD5E1" w:sz="4"/>
-              <w:right w:val="single" w:color="CBD5E1" w:sz="4"/>
-            </w:tcBorders>
-            <w:tcMar>
-              <w:top w:type="dxa" w:w="15"/>
-              <w:left w:type="dxa" w:w="80"/>
-              <w:bottom w:type="dxa" w:w="15"/>
-              <w:right w:type="dxa" w:w="80"/>
-            </w:tcMar>
-            <w:vAlign w:val="center"/>
-          </w:tcPr>
-          <w:p>
-            <w:pPr>
-              <w:spacing w:after="0" w:before="0" w:line="228"/>
-              <w:jc w:val="center"/>
-            </w:pPr>
-            <w:r>
-              <w:rPr>
-                <w:rFonts w:ascii="Arial" w:eastAsia="Microsoft JhengHei" w:hAnsi="Arial"/>
+            <w:tcW w:type="dxa" w:w="709"/>
+            <w:tcBorders>
+              <w:top w:val="single" w:color="CBD5E1" w:sz="4"/>
+              <w:left w:val="single" w:color="CBD5E1" w:sz="4"/>
+              <w:bottom w:val="single" w:color="CBD5E1" w:sz="4"/>
+              <w:right w:val="single" w:color="CBD5E1" w:sz="4"/>
+            </w:tcBorders>
+            <w:tcMar>
+              <w:top w:type="dxa" w:w="15"/>
+              <w:left w:type="dxa" w:w="80"/>
+              <w:bottom w:type="dxa" w:w="15"/>
+              <w:right w:type="dxa" w:w="80"/>
+            </w:tcMar>
+            <w:vAlign w:val="center"/>
+          </w:tcPr>
+          <w:p>
+            <w:pPr>
+              <w:spacing w:after="0" w:before="0" w:line="228"/>
+              <w:jc w:val="center"/>
+            </w:pPr>
+            <w:r>
+              <w:rPr>
+                <w:rFonts w:ascii="Arial" w:eastAsia="Noto Sans CJK TC" w:hAnsi="Arial"/>
                 <w:b/>
                 <w:bCs/>
                 <w:color w:val="A16207"/>
@@ -3524,29 +3524,29 @@
         </w:tc>
         <w:tc>
           <w:tcPr>
-            <w:tcW w:type="dxa" w:w="624"/>
-            <w:tcBorders>
-              <w:top w:val="single" w:color="CBD5E1" w:sz="4"/>
-              <w:left w:val="single" w:color="CBD5E1" w:sz="4"/>
-              <w:bottom w:val="single" w:color="CBD5E1" w:sz="4"/>
-              <w:right w:val="single" w:color="CBD5E1" w:sz="4"/>
-            </w:tcBorders>
-            <w:tcMar>
-              <w:top w:type="dxa" w:w="15"/>
-              <w:left w:type="dxa" w:w="80"/>
-              <w:bottom w:type="dxa" w:w="15"/>
-              <w:right w:type="dxa" w:w="80"/>
-            </w:tcMar>
-            <w:vAlign w:val="center"/>
-          </w:tcPr>
-          <w:p>
-            <w:pPr>
-              <w:spacing w:after="0" w:before="0" w:line="228"/>
-              <w:jc w:val="center"/>
-            </w:pPr>
-            <w:r>
-              <w:rPr>
-                <w:rFonts w:ascii="Arial" w:eastAsia="Microsoft JhengHei" w:hAnsi="Arial"/>
+            <w:tcW w:type="dxa" w:w="709"/>
+            <w:tcBorders>
+              <w:top w:val="single" w:color="CBD5E1" w:sz="4"/>
+              <w:left w:val="single" w:color="CBD5E1" w:sz="4"/>
+              <w:bottom w:val="single" w:color="CBD5E1" w:sz="4"/>
+              <w:right w:val="single" w:color="CBD5E1" w:sz="4"/>
+            </w:tcBorders>
+            <w:tcMar>
+              <w:top w:type="dxa" w:w="15"/>
+              <w:left w:type="dxa" w:w="80"/>
+              <w:bottom w:type="dxa" w:w="15"/>
+              <w:right w:type="dxa" w:w="80"/>
+            </w:tcMar>
+            <w:vAlign w:val="center"/>
+          </w:tcPr>
+          <w:p>
+            <w:pPr>
+              <w:spacing w:after="0" w:before="0" w:line="228"/>
+              <w:jc w:val="center"/>
+            </w:pPr>
+            <w:r>
+              <w:rPr>
+                <w:rFonts w:ascii="Arial" w:eastAsia="Noto Sans CJK TC" w:hAnsi="Arial"/>
                 <w:b/>
                 <w:bCs/>
                 <w:color w:val="B91C1C"/>
@@ -3583,7 +3583,7 @@
             </w:pPr>
             <w:r>
               <w:rPr>
-                <w:rFonts w:ascii="Arial" w:eastAsia="Microsoft JhengHei" w:hAnsi="Arial"/>
+                <w:rFonts w:ascii="Arial" w:eastAsia="Noto Sans CJK TC" w:hAnsi="Arial"/>
                 <w:color w:val="1D3A8A"/>
                 <w:sz w:val="16"/>
                 <w:szCs w:val="16"/>
@@ -3616,7 +3616,7 @@
             </w:pPr>
             <w:r>
               <w:rPr>
-                <w:rFonts w:ascii="Arial" w:eastAsia="Microsoft JhengHei" w:hAnsi="Arial"/>
+                <w:rFonts w:ascii="Arial" w:eastAsia="Noto Sans CJK TC" w:hAnsi="Arial"/>
                 <w:color w:val="475569"/>
                 <w:sz w:val="16"/>
                 <w:szCs w:val="16"/>
@@ -3627,28 +3627,28 @@
         </w:tc>
         <w:tc>
           <w:tcPr>
-            <w:tcW w:type="dxa" w:w="5555"/>
-            <w:tcBorders>
-              <w:top w:val="single" w:color="CBD5E1" w:sz="4"/>
-              <w:left w:val="single" w:color="CBD5E1" w:sz="4"/>
-              <w:bottom w:val="single" w:color="CBD5E1" w:sz="4"/>
-              <w:right w:val="single" w:color="CBD5E1" w:sz="4"/>
-            </w:tcBorders>
-            <w:tcMar>
-              <w:top w:type="dxa" w:w="15"/>
-              <w:left w:type="dxa" w:w="80"/>
-              <w:bottom w:type="dxa" w:w="15"/>
-              <w:right w:type="dxa" w:w="80"/>
-            </w:tcMar>
-            <w:vAlign w:val="center"/>
-          </w:tcPr>
-          <w:p>
-            <w:pPr>
-              <w:spacing w:after="0" w:before="0" w:line="228"/>
-            </w:pPr>
-            <w:r>
-              <w:rPr>
-                <w:rFonts w:ascii="Arial" w:eastAsia="Microsoft JhengHei" w:hAnsi="Arial"/>
+            <w:tcW w:type="dxa" w:w="5356"/>
+            <w:tcBorders>
+              <w:top w:val="single" w:color="CBD5E1" w:sz="4"/>
+              <w:left w:val="single" w:color="CBD5E1" w:sz="4"/>
+              <w:bottom w:val="single" w:color="CBD5E1" w:sz="4"/>
+              <w:right w:val="single" w:color="CBD5E1" w:sz="4"/>
+            </w:tcBorders>
+            <w:tcMar>
+              <w:top w:type="dxa" w:w="15"/>
+              <w:left w:type="dxa" w:w="80"/>
+              <w:bottom w:type="dxa" w:w="15"/>
+              <w:right w:type="dxa" w:w="80"/>
+            </w:tcMar>
+            <w:vAlign w:val="center"/>
+          </w:tcPr>
+          <w:p>
+            <w:pPr>
+              <w:spacing w:after="0" w:before="0" w:line="228"/>
+            </w:pPr>
+            <w:r>
+              <w:rPr>
+                <w:rFonts w:ascii="Arial" w:eastAsia="Noto Sans CJK TC" w:hAnsi="Arial"/>
                 <w:color w:val="1F2937"/>
                 <w:sz w:val="16"/>
                 <w:szCs w:val="16"/>
@@ -3659,28 +3659,28 @@
         </w:tc>
         <w:tc>
           <w:tcPr>
-            <w:tcW w:type="dxa" w:w="2154"/>
-            <w:tcBorders>
-              <w:top w:val="single" w:color="CBD5E1" w:sz="4"/>
-              <w:left w:val="single" w:color="CBD5E1" w:sz="4"/>
-              <w:bottom w:val="single" w:color="CBD5E1" w:sz="4"/>
-              <w:right w:val="single" w:color="CBD5E1" w:sz="4"/>
-            </w:tcBorders>
-            <w:tcMar>
-              <w:top w:type="dxa" w:w="15"/>
-              <w:left w:type="dxa" w:w="80"/>
-              <w:bottom w:type="dxa" w:w="15"/>
-              <w:right w:type="dxa" w:w="80"/>
-            </w:tcMar>
-            <w:vAlign w:val="center"/>
-          </w:tcPr>
-          <w:p>
-            <w:pPr>
-              <w:spacing w:after="0" w:before="0" w:line="228"/>
-            </w:pPr>
-            <w:r>
-              <w:rPr>
-                <w:rFonts w:ascii="Arial" w:eastAsia="Microsoft JhengHei" w:hAnsi="Arial"/>
+            <w:tcW w:type="dxa" w:w="2098"/>
+            <w:tcBorders>
+              <w:top w:val="single" w:color="CBD5E1" w:sz="4"/>
+              <w:left w:val="single" w:color="CBD5E1" w:sz="4"/>
+              <w:bottom w:val="single" w:color="CBD5E1" w:sz="4"/>
+              <w:right w:val="single" w:color="CBD5E1" w:sz="4"/>
+            </w:tcBorders>
+            <w:tcMar>
+              <w:top w:type="dxa" w:w="15"/>
+              <w:left w:type="dxa" w:w="80"/>
+              <w:bottom w:type="dxa" w:w="15"/>
+              <w:right w:type="dxa" w:w="80"/>
+            </w:tcMar>
+            <w:vAlign w:val="center"/>
+          </w:tcPr>
+          <w:p>
+            <w:pPr>
+              <w:spacing w:after="0" w:before="0" w:line="228"/>
+            </w:pPr>
+            <w:r>
+              <w:rPr>
+                <w:rFonts w:ascii="Arial" w:eastAsia="Noto Sans CJK TC" w:hAnsi="Arial"/>
                 <w:color w:val="1F2937"/>
                 <w:sz w:val="16"/>
                 <w:szCs w:val="16"/>
@@ -3691,29 +3691,29 @@
         </w:tc>
         <w:tc>
           <w:tcPr>
-            <w:tcW w:type="dxa" w:w="624"/>
-            <w:tcBorders>
-              <w:top w:val="single" w:color="CBD5E1" w:sz="4"/>
-              <w:left w:val="single" w:color="CBD5E1" w:sz="4"/>
-              <w:bottom w:val="single" w:color="CBD5E1" w:sz="4"/>
-              <w:right w:val="single" w:color="CBD5E1" w:sz="4"/>
-            </w:tcBorders>
-            <w:tcMar>
-              <w:top w:type="dxa" w:w="15"/>
-              <w:left w:type="dxa" w:w="80"/>
-              <w:bottom w:type="dxa" w:w="15"/>
-              <w:right w:type="dxa" w:w="80"/>
-            </w:tcMar>
-            <w:vAlign w:val="center"/>
-          </w:tcPr>
-          <w:p>
-            <w:pPr>
-              <w:spacing w:after="0" w:before="0" w:line="228"/>
-              <w:jc w:val="center"/>
-            </w:pPr>
-            <w:r>
-              <w:rPr>
-                <w:rFonts w:ascii="Arial" w:eastAsia="Microsoft JhengHei" w:hAnsi="Arial"/>
+            <w:tcW w:type="dxa" w:w="709"/>
+            <w:tcBorders>
+              <w:top w:val="single" w:color="CBD5E1" w:sz="4"/>
+              <w:left w:val="single" w:color="CBD5E1" w:sz="4"/>
+              <w:bottom w:val="single" w:color="CBD5E1" w:sz="4"/>
+              <w:right w:val="single" w:color="CBD5E1" w:sz="4"/>
+            </w:tcBorders>
+            <w:tcMar>
+              <w:top w:type="dxa" w:w="15"/>
+              <w:left w:type="dxa" w:w="80"/>
+              <w:bottom w:type="dxa" w:w="15"/>
+              <w:right w:type="dxa" w:w="80"/>
+            </w:tcMar>
+            <w:vAlign w:val="center"/>
+          </w:tcPr>
+          <w:p>
+            <w:pPr>
+              <w:spacing w:after="0" w:before="0" w:line="228"/>
+              <w:jc w:val="center"/>
+            </w:pPr>
+            <w:r>
+              <w:rPr>
+                <w:rFonts w:ascii="Arial" w:eastAsia="Noto Sans CJK TC" w:hAnsi="Arial"/>
                 <w:b/>
                 <w:bCs/>
                 <w:color w:val="15803D"/>
@@ -3726,29 +3726,29 @@
         </w:tc>
         <w:tc>
           <w:tcPr>
-            <w:tcW w:type="dxa" w:w="624"/>
-            <w:tcBorders>
-              <w:top w:val="single" w:color="CBD5E1" w:sz="4"/>
-              <w:left w:val="single" w:color="CBD5E1" w:sz="4"/>
-              <w:bottom w:val="single" w:color="CBD5E1" w:sz="4"/>
-              <w:right w:val="single" w:color="CBD5E1" w:sz="4"/>
-            </w:tcBorders>
-            <w:tcMar>
-              <w:top w:type="dxa" w:w="15"/>
-              <w:left w:type="dxa" w:w="80"/>
-              <w:bottom w:type="dxa" w:w="15"/>
-              <w:right w:type="dxa" w:w="80"/>
-            </w:tcMar>
-            <w:vAlign w:val="center"/>
-          </w:tcPr>
-          <w:p>
-            <w:pPr>
-              <w:spacing w:after="0" w:before="0" w:line="228"/>
-              <w:jc w:val="center"/>
-            </w:pPr>
-            <w:r>
-              <w:rPr>
-                <w:rFonts w:ascii="Arial" w:eastAsia="Microsoft JhengHei" w:hAnsi="Arial"/>
+            <w:tcW w:type="dxa" w:w="709"/>
+            <w:tcBorders>
+              <w:top w:val="single" w:color="CBD5E1" w:sz="4"/>
+              <w:left w:val="single" w:color="CBD5E1" w:sz="4"/>
+              <w:bottom w:val="single" w:color="CBD5E1" w:sz="4"/>
+              <w:right w:val="single" w:color="CBD5E1" w:sz="4"/>
+            </w:tcBorders>
+            <w:tcMar>
+              <w:top w:type="dxa" w:w="15"/>
+              <w:left w:type="dxa" w:w="80"/>
+              <w:bottom w:type="dxa" w:w="15"/>
+              <w:right w:type="dxa" w:w="80"/>
+            </w:tcMar>
+            <w:vAlign w:val="center"/>
+          </w:tcPr>
+          <w:p>
+            <w:pPr>
+              <w:spacing w:after="0" w:before="0" w:line="228"/>
+              <w:jc w:val="center"/>
+            </w:pPr>
+            <w:r>
+              <w:rPr>
+                <w:rFonts w:ascii="Arial" w:eastAsia="Noto Sans CJK TC" w:hAnsi="Arial"/>
                 <w:b/>
                 <w:bCs/>
                 <w:color w:val="A16207"/>
@@ -3761,29 +3761,29 @@
         </w:tc>
         <w:tc>
           <w:tcPr>
-            <w:tcW w:type="dxa" w:w="624"/>
-            <w:tcBorders>
-              <w:top w:val="single" w:color="CBD5E1" w:sz="4"/>
-              <w:left w:val="single" w:color="CBD5E1" w:sz="4"/>
-              <w:bottom w:val="single" w:color="CBD5E1" w:sz="4"/>
-              <w:right w:val="single" w:color="CBD5E1" w:sz="4"/>
-            </w:tcBorders>
-            <w:tcMar>
-              <w:top w:type="dxa" w:w="15"/>
-              <w:left w:type="dxa" w:w="80"/>
-              <w:bottom w:type="dxa" w:w="15"/>
-              <w:right w:type="dxa" w:w="80"/>
-            </w:tcMar>
-            <w:vAlign w:val="center"/>
-          </w:tcPr>
-          <w:p>
-            <w:pPr>
-              <w:spacing w:after="0" w:before="0" w:line="228"/>
-              <w:jc w:val="center"/>
-            </w:pPr>
-            <w:r>
-              <w:rPr>
-                <w:rFonts w:ascii="Arial" w:eastAsia="Microsoft JhengHei" w:hAnsi="Arial"/>
+            <w:tcW w:type="dxa" w:w="709"/>
+            <w:tcBorders>
+              <w:top w:val="single" w:color="CBD5E1" w:sz="4"/>
+              <w:left w:val="single" w:color="CBD5E1" w:sz="4"/>
+              <w:bottom w:val="single" w:color="CBD5E1" w:sz="4"/>
+              <w:right w:val="single" w:color="CBD5E1" w:sz="4"/>
+            </w:tcBorders>
+            <w:tcMar>
+              <w:top w:type="dxa" w:w="15"/>
+              <w:left w:type="dxa" w:w="80"/>
+              <w:bottom w:type="dxa" w:w="15"/>
+              <w:right w:type="dxa" w:w="80"/>
+            </w:tcMar>
+            <w:vAlign w:val="center"/>
+          </w:tcPr>
+          <w:p>
+            <w:pPr>
+              <w:spacing w:after="0" w:before="0" w:line="228"/>
+              <w:jc w:val="center"/>
+            </w:pPr>
+            <w:r>
+              <w:rPr>
+                <w:rFonts w:ascii="Arial" w:eastAsia="Noto Sans CJK TC" w:hAnsi="Arial"/>
                 <w:b/>
                 <w:bCs/>
                 <w:color w:val="B91C1C"/>
@@ -3822,7 +3822,7 @@
             </w:pPr>
             <w:r>
               <w:rPr>
-                <w:rFonts w:ascii="Arial" w:eastAsia="Microsoft JhengHei" w:hAnsi="Arial"/>
+                <w:rFonts w:ascii="Arial" w:eastAsia="Noto Sans CJK TC" w:hAnsi="Arial"/>
                 <w:b/>
                 <w:bCs/>
                 <w:color w:val="374151"/>
@@ -3859,7 +3859,7 @@
             </w:pPr>
             <w:r>
               <w:rPr>
-                <w:rFonts w:ascii="Arial" w:eastAsia="Microsoft JhengHei" w:hAnsi="Arial"/>
+                <w:rFonts w:ascii="Arial" w:eastAsia="Noto Sans CJK TC" w:hAnsi="Arial"/>
                 <w:color w:val="1D3A8A"/>
                 <w:sz w:val="16"/>
                 <w:szCs w:val="16"/>
@@ -3892,7 +3892,7 @@
             </w:pPr>
             <w:r>
               <w:rPr>
-                <w:rFonts w:ascii="Arial" w:eastAsia="Microsoft JhengHei" w:hAnsi="Arial"/>
+                <w:rFonts w:ascii="Arial" w:eastAsia="Noto Sans CJK TC" w:hAnsi="Arial"/>
                 <w:color w:val="475569"/>
                 <w:sz w:val="16"/>
                 <w:szCs w:val="16"/>
@@ -3903,28 +3903,28 @@
         </w:tc>
         <w:tc>
           <w:tcPr>
-            <w:tcW w:type="dxa" w:w="5555"/>
-            <w:tcBorders>
-              <w:top w:val="single" w:color="CBD5E1" w:sz="4"/>
-              <w:left w:val="single" w:color="CBD5E1" w:sz="4"/>
-              <w:bottom w:val="single" w:color="CBD5E1" w:sz="4"/>
-              <w:right w:val="single" w:color="CBD5E1" w:sz="4"/>
-            </w:tcBorders>
-            <w:tcMar>
-              <w:top w:type="dxa" w:w="15"/>
-              <w:left w:type="dxa" w:w="80"/>
-              <w:bottom w:type="dxa" w:w="15"/>
-              <w:right w:type="dxa" w:w="80"/>
-            </w:tcMar>
-            <w:vAlign w:val="center"/>
-          </w:tcPr>
-          <w:p>
-            <w:pPr>
-              <w:spacing w:after="0" w:before="0" w:line="228"/>
-            </w:pPr>
-            <w:r>
-              <w:rPr>
-                <w:rFonts w:ascii="Arial" w:eastAsia="Microsoft JhengHei" w:hAnsi="Arial"/>
+            <w:tcW w:type="dxa" w:w="5356"/>
+            <w:tcBorders>
+              <w:top w:val="single" w:color="CBD5E1" w:sz="4"/>
+              <w:left w:val="single" w:color="CBD5E1" w:sz="4"/>
+              <w:bottom w:val="single" w:color="CBD5E1" w:sz="4"/>
+              <w:right w:val="single" w:color="CBD5E1" w:sz="4"/>
+            </w:tcBorders>
+            <w:tcMar>
+              <w:top w:type="dxa" w:w="15"/>
+              <w:left w:type="dxa" w:w="80"/>
+              <w:bottom w:type="dxa" w:w="15"/>
+              <w:right w:type="dxa" w:w="80"/>
+            </w:tcMar>
+            <w:vAlign w:val="center"/>
+          </w:tcPr>
+          <w:p>
+            <w:pPr>
+              <w:spacing w:after="0" w:before="0" w:line="228"/>
+            </w:pPr>
+            <w:r>
+              <w:rPr>
+                <w:rFonts w:ascii="Arial" w:eastAsia="Noto Sans CJK TC" w:hAnsi="Arial"/>
                 <w:color w:val="1F2937"/>
                 <w:sz w:val="16"/>
                 <w:szCs w:val="16"/>
@@ -3935,28 +3935,28 @@
         </w:tc>
         <w:tc>
           <w:tcPr>
-            <w:tcW w:type="dxa" w:w="2154"/>
-            <w:tcBorders>
-              <w:top w:val="single" w:color="CBD5E1" w:sz="4"/>
-              <w:left w:val="single" w:color="CBD5E1" w:sz="4"/>
-              <w:bottom w:val="single" w:color="CBD5E1" w:sz="4"/>
-              <w:right w:val="single" w:color="CBD5E1" w:sz="4"/>
-            </w:tcBorders>
-            <w:tcMar>
-              <w:top w:type="dxa" w:w="15"/>
-              <w:left w:type="dxa" w:w="80"/>
-              <w:bottom w:type="dxa" w:w="15"/>
-              <w:right w:type="dxa" w:w="80"/>
-            </w:tcMar>
-            <w:vAlign w:val="center"/>
-          </w:tcPr>
-          <w:p>
-            <w:pPr>
-              <w:spacing w:after="0" w:before="0" w:line="228"/>
-            </w:pPr>
-            <w:r>
-              <w:rPr>
-                <w:rFonts w:ascii="Arial" w:eastAsia="Microsoft JhengHei" w:hAnsi="Arial"/>
+            <w:tcW w:type="dxa" w:w="2098"/>
+            <w:tcBorders>
+              <w:top w:val="single" w:color="CBD5E1" w:sz="4"/>
+              <w:left w:val="single" w:color="CBD5E1" w:sz="4"/>
+              <w:bottom w:val="single" w:color="CBD5E1" w:sz="4"/>
+              <w:right w:val="single" w:color="CBD5E1" w:sz="4"/>
+            </w:tcBorders>
+            <w:tcMar>
+              <w:top w:type="dxa" w:w="15"/>
+              <w:left w:type="dxa" w:w="80"/>
+              <w:bottom w:type="dxa" w:w="15"/>
+              <w:right w:type="dxa" w:w="80"/>
+            </w:tcMar>
+            <w:vAlign w:val="center"/>
+          </w:tcPr>
+          <w:p>
+            <w:pPr>
+              <w:spacing w:after="0" w:before="0" w:line="228"/>
+            </w:pPr>
+            <w:r>
+              <w:rPr>
+                <w:rFonts w:ascii="Arial" w:eastAsia="Noto Sans CJK TC" w:hAnsi="Arial"/>
                 <w:color w:val="1F2937"/>
                 <w:sz w:val="16"/>
                 <w:szCs w:val="16"/>
@@ -3967,29 +3967,29 @@
         </w:tc>
         <w:tc>
           <w:tcPr>
-            <w:tcW w:type="dxa" w:w="624"/>
-            <w:tcBorders>
-              <w:top w:val="single" w:color="CBD5E1" w:sz="4"/>
-              <w:left w:val="single" w:color="CBD5E1" w:sz="4"/>
-              <w:bottom w:val="single" w:color="CBD5E1" w:sz="4"/>
-              <w:right w:val="single" w:color="CBD5E1" w:sz="4"/>
-            </w:tcBorders>
-            <w:tcMar>
-              <w:top w:type="dxa" w:w="15"/>
-              <w:left w:type="dxa" w:w="80"/>
-              <w:bottom w:type="dxa" w:w="15"/>
-              <w:right w:type="dxa" w:w="80"/>
-            </w:tcMar>
-            <w:vAlign w:val="center"/>
-          </w:tcPr>
-          <w:p>
-            <w:pPr>
-              <w:spacing w:after="0" w:before="0" w:line="228"/>
-              <w:jc w:val="center"/>
-            </w:pPr>
-            <w:r>
-              <w:rPr>
-                <w:rFonts w:ascii="Arial" w:eastAsia="Microsoft JhengHei" w:hAnsi="Arial"/>
+            <w:tcW w:type="dxa" w:w="709"/>
+            <w:tcBorders>
+              <w:top w:val="single" w:color="CBD5E1" w:sz="4"/>
+              <w:left w:val="single" w:color="CBD5E1" w:sz="4"/>
+              <w:bottom w:val="single" w:color="CBD5E1" w:sz="4"/>
+              <w:right w:val="single" w:color="CBD5E1" w:sz="4"/>
+            </w:tcBorders>
+            <w:tcMar>
+              <w:top w:type="dxa" w:w="15"/>
+              <w:left w:type="dxa" w:w="80"/>
+              <w:bottom w:type="dxa" w:w="15"/>
+              <w:right w:type="dxa" w:w="80"/>
+            </w:tcMar>
+            <w:vAlign w:val="center"/>
+          </w:tcPr>
+          <w:p>
+            <w:pPr>
+              <w:spacing w:after="0" w:before="0" w:line="228"/>
+              <w:jc w:val="center"/>
+            </w:pPr>
+            <w:r>
+              <w:rPr>
+                <w:rFonts w:ascii="Arial" w:eastAsia="Noto Sans CJK TC" w:hAnsi="Arial"/>
                 <w:b/>
                 <w:bCs/>
                 <w:color w:val="15803D"/>
@@ -4002,29 +4002,29 @@
         </w:tc>
         <w:tc>
           <w:tcPr>
-            <w:tcW w:type="dxa" w:w="624"/>
-            <w:tcBorders>
-              <w:top w:val="single" w:color="CBD5E1" w:sz="4"/>
-              <w:left w:val="single" w:color="CBD5E1" w:sz="4"/>
-              <w:bottom w:val="single" w:color="CBD5E1" w:sz="4"/>
-              <w:right w:val="single" w:color="CBD5E1" w:sz="4"/>
-            </w:tcBorders>
-            <w:tcMar>
-              <w:top w:type="dxa" w:w="15"/>
-              <w:left w:type="dxa" w:w="80"/>
-              <w:bottom w:type="dxa" w:w="15"/>
-              <w:right w:type="dxa" w:w="80"/>
-            </w:tcMar>
-            <w:vAlign w:val="center"/>
-          </w:tcPr>
-          <w:p>
-            <w:pPr>
-              <w:spacing w:after="0" w:before="0" w:line="228"/>
-              <w:jc w:val="center"/>
-            </w:pPr>
-            <w:r>
-              <w:rPr>
-                <w:rFonts w:ascii="Arial" w:eastAsia="Microsoft JhengHei" w:hAnsi="Arial"/>
+            <w:tcW w:type="dxa" w:w="709"/>
+            <w:tcBorders>
+              <w:top w:val="single" w:color="CBD5E1" w:sz="4"/>
+              <w:left w:val="single" w:color="CBD5E1" w:sz="4"/>
+              <w:bottom w:val="single" w:color="CBD5E1" w:sz="4"/>
+              <w:right w:val="single" w:color="CBD5E1" w:sz="4"/>
+            </w:tcBorders>
+            <w:tcMar>
+              <w:top w:type="dxa" w:w="15"/>
+              <w:left w:type="dxa" w:w="80"/>
+              <w:bottom w:type="dxa" w:w="15"/>
+              <w:right w:type="dxa" w:w="80"/>
+            </w:tcMar>
+            <w:vAlign w:val="center"/>
+          </w:tcPr>
+          <w:p>
+            <w:pPr>
+              <w:spacing w:after="0" w:before="0" w:line="228"/>
+              <w:jc w:val="center"/>
+            </w:pPr>
+            <w:r>
+              <w:rPr>
+                <w:rFonts w:ascii="Arial" w:eastAsia="Noto Sans CJK TC" w:hAnsi="Arial"/>
                 <w:b/>
                 <w:bCs/>
                 <w:color w:val="A16207"/>
@@ -4037,29 +4037,29 @@
         </w:tc>
         <w:tc>
           <w:tcPr>
-            <w:tcW w:type="dxa" w:w="624"/>
-            <w:tcBorders>
-              <w:top w:val="single" w:color="CBD5E1" w:sz="4"/>
-              <w:left w:val="single" w:color="CBD5E1" w:sz="4"/>
-              <w:bottom w:val="single" w:color="CBD5E1" w:sz="4"/>
-              <w:right w:val="single" w:color="CBD5E1" w:sz="4"/>
-            </w:tcBorders>
-            <w:tcMar>
-              <w:top w:type="dxa" w:w="15"/>
-              <w:left w:type="dxa" w:w="80"/>
-              <w:bottom w:type="dxa" w:w="15"/>
-              <w:right w:type="dxa" w:w="80"/>
-            </w:tcMar>
-            <w:vAlign w:val="center"/>
-          </w:tcPr>
-          <w:p>
-            <w:pPr>
-              <w:spacing w:after="0" w:before="0" w:line="228"/>
-              <w:jc w:val="center"/>
-            </w:pPr>
-            <w:r>
-              <w:rPr>
-                <w:rFonts w:ascii="Arial" w:eastAsia="Microsoft JhengHei" w:hAnsi="Arial"/>
+            <w:tcW w:type="dxa" w:w="709"/>
+            <w:tcBorders>
+              <w:top w:val="single" w:color="CBD5E1" w:sz="4"/>
+              <w:left w:val="single" w:color="CBD5E1" w:sz="4"/>
+              <w:bottom w:val="single" w:color="CBD5E1" w:sz="4"/>
+              <w:right w:val="single" w:color="CBD5E1" w:sz="4"/>
+            </w:tcBorders>
+            <w:tcMar>
+              <w:top w:type="dxa" w:w="15"/>
+              <w:left w:type="dxa" w:w="80"/>
+              <w:bottom w:type="dxa" w:w="15"/>
+              <w:right w:type="dxa" w:w="80"/>
+            </w:tcMar>
+            <w:vAlign w:val="center"/>
+          </w:tcPr>
+          <w:p>
+            <w:pPr>
+              <w:spacing w:after="0" w:before="0" w:line="228"/>
+              <w:jc w:val="center"/>
+            </w:pPr>
+            <w:r>
+              <w:rPr>
+                <w:rFonts w:ascii="Arial" w:eastAsia="Noto Sans CJK TC" w:hAnsi="Arial"/>
                 <w:b/>
                 <w:bCs/>
                 <w:color w:val="B91C1C"/>
@@ -4097,7 +4097,7 @@
             </w:pPr>
             <w:r>
               <w:rPr>
-                <w:rFonts w:ascii="Arial" w:eastAsia="Microsoft JhengHei" w:hAnsi="Arial"/>
+                <w:rFonts w:ascii="Arial" w:eastAsia="Noto Sans CJK TC" w:hAnsi="Arial"/>
                 <w:color w:val="1D3A8A"/>
                 <w:sz w:val="16"/>
                 <w:szCs w:val="16"/>
@@ -4131,7 +4131,7 @@
             </w:pPr>
             <w:r>
               <w:rPr>
-                <w:rFonts w:ascii="Arial" w:eastAsia="Microsoft JhengHei" w:hAnsi="Arial"/>
+                <w:rFonts w:ascii="Arial" w:eastAsia="Noto Sans CJK TC" w:hAnsi="Arial"/>
                 <w:b/>
                 <w:bCs/>
                 <w:color w:val="475569"/>
@@ -4144,7 +4144,7 @@
         </w:tc>
         <w:tc>
           <w:tcPr>
-            <w:tcW w:type="dxa" w:w="5555"/>
+            <w:tcW w:type="dxa" w:w="5356"/>
             <w:tcBorders>
               <w:top w:val="single" w:color="CBD5E1" w:sz="4"/>
               <w:left w:val="single" w:color="CBD5E1" w:sz="4"/>
@@ -4166,7 +4166,7 @@
             </w:pPr>
             <w:r>
               <w:rPr>
-                <w:rFonts w:ascii="Arial" w:eastAsia="Microsoft JhengHei" w:hAnsi="Arial"/>
+                <w:rFonts w:ascii="Arial" w:eastAsia="Noto Sans CJK TC" w:hAnsi="Arial"/>
                 <w:b/>
                 <w:bCs/>
                 <w:color w:val="1F2937"/>
@@ -4177,7 +4177,7 @@
             </w:r>
             <w:r>
               <w:rPr>
-                <w:rFonts w:ascii="Arial" w:eastAsia="Microsoft JhengHei" w:hAnsi="Arial"/>
+                <w:rFonts w:ascii="Arial" w:eastAsia="Noto Sans CJK TC" w:hAnsi="Arial"/>
                 <w:b/>
                 <w:bCs/>
                 <w:color w:val="7B1F2B"/>
@@ -4190,7 +4190,7 @@
         </w:tc>
         <w:tc>
           <w:tcPr>
-            <w:tcW w:type="dxa" w:w="2154"/>
+            <w:tcW w:type="dxa" w:w="2098"/>
             <w:tcBorders>
               <w:top w:val="single" w:color="CBD5E1" w:sz="4"/>
               <w:left w:val="single" w:color="CBD5E1" w:sz="4"/>
@@ -4212,7 +4212,7 @@
             </w:pPr>
             <w:r>
               <w:rPr>
-                <w:rFonts w:ascii="Arial" w:eastAsia="Microsoft JhengHei" w:hAnsi="Arial"/>
+                <w:rFonts w:ascii="Arial" w:eastAsia="Noto Sans CJK TC" w:hAnsi="Arial"/>
                 <w:b/>
                 <w:bCs/>
                 <w:color w:val="1F2937"/>
@@ -4225,7 +4225,7 @@
         </w:tc>
         <w:tc>
           <w:tcPr>
-            <w:tcW w:type="dxa" w:w="624"/>
+            <w:tcW w:type="dxa" w:w="709"/>
             <w:tcBorders>
               <w:top w:val="single" w:color="CBD5E1" w:sz="4"/>
               <w:left w:val="single" w:color="CBD5E1" w:sz="4"/>
@@ -4248,7 +4248,7 @@
             </w:pPr>
             <w:r>
               <w:rPr>
-                <w:rFonts w:ascii="Arial" w:eastAsia="Microsoft JhengHei" w:hAnsi="Arial"/>
+                <w:rFonts w:ascii="Arial" w:eastAsia="Noto Sans CJK TC" w:hAnsi="Arial"/>
                 <w:b/>
                 <w:bCs/>
                 <w:color w:val="15803D"/>
@@ -4261,7 +4261,7 @@
         </w:tc>
         <w:tc>
           <w:tcPr>
-            <w:tcW w:type="dxa" w:w="624"/>
+            <w:tcW w:type="dxa" w:w="709"/>
             <w:tcBorders>
               <w:top w:val="single" w:color="CBD5E1" w:sz="4"/>
               <w:left w:val="single" w:color="CBD5E1" w:sz="4"/>
@@ -4284,7 +4284,7 @@
             </w:pPr>
             <w:r>
               <w:rPr>
-                <w:rFonts w:ascii="Arial" w:eastAsia="Microsoft JhengHei" w:hAnsi="Arial"/>
+                <w:rFonts w:ascii="Arial" w:eastAsia="Noto Sans CJK TC" w:hAnsi="Arial"/>
                 <w:b/>
                 <w:bCs/>
                 <w:color w:val="A16207"/>
@@ -4297,7 +4297,7 @@
         </w:tc>
         <w:tc>
           <w:tcPr>
-            <w:tcW w:type="dxa" w:w="624"/>
+            <w:tcW w:type="dxa" w:w="709"/>
             <w:tcBorders>
               <w:top w:val="single" w:color="CBD5E1" w:sz="4"/>
               <w:left w:val="single" w:color="CBD5E1" w:sz="4"/>
@@ -4320,7 +4320,7 @@
             </w:pPr>
             <w:r>
               <w:rPr>
-                <w:rFonts w:ascii="Arial" w:eastAsia="Microsoft JhengHei" w:hAnsi="Arial"/>
+                <w:rFonts w:ascii="Arial" w:eastAsia="Noto Sans CJK TC" w:hAnsi="Arial"/>
                 <w:b/>
                 <w:bCs/>
                 <w:color w:val="B91C1C"/>
@@ -4358,7 +4358,7 @@
             </w:pPr>
             <w:r>
               <w:rPr>
-                <w:rFonts w:ascii="Arial" w:eastAsia="Microsoft JhengHei" w:hAnsi="Arial"/>
+                <w:rFonts w:ascii="Arial" w:eastAsia="Noto Sans CJK TC" w:hAnsi="Arial"/>
                 <w:color w:val="1D3A8A"/>
                 <w:sz w:val="16"/>
                 <w:szCs w:val="16"/>
@@ -4392,7 +4392,7 @@
             </w:pPr>
             <w:r>
               <w:rPr>
-                <w:rFonts w:ascii="Arial" w:eastAsia="Microsoft JhengHei" w:hAnsi="Arial"/>
+                <w:rFonts w:ascii="Arial" w:eastAsia="Noto Sans CJK TC" w:hAnsi="Arial"/>
                 <w:b/>
                 <w:bCs/>
                 <w:color w:val="475569"/>
@@ -4405,7 +4405,7 @@
         </w:tc>
         <w:tc>
           <w:tcPr>
-            <w:tcW w:type="dxa" w:w="5555"/>
+            <w:tcW w:type="dxa" w:w="5356"/>
             <w:tcBorders>
               <w:top w:val="single" w:color="CBD5E1" w:sz="4"/>
               <w:left w:val="single" w:color="CBD5E1" w:sz="4"/>
@@ -4427,7 +4427,7 @@
             </w:pPr>
             <w:r>
               <w:rPr>
-                <w:rFonts w:ascii="Arial" w:eastAsia="Microsoft JhengHei" w:hAnsi="Arial"/>
+                <w:rFonts w:ascii="Arial" w:eastAsia="Noto Sans CJK TC" w:hAnsi="Arial"/>
                 <w:b/>
                 <w:bCs/>
                 <w:color w:val="1F2937"/>
@@ -4440,7 +4440,7 @@
         </w:tc>
         <w:tc>
           <w:tcPr>
-            <w:tcW w:type="dxa" w:w="2154"/>
+            <w:tcW w:type="dxa" w:w="2098"/>
             <w:tcBorders>
               <w:top w:val="single" w:color="CBD5E1" w:sz="4"/>
               <w:left w:val="single" w:color="CBD5E1" w:sz="4"/>
@@ -4462,7 +4462,7 @@
             </w:pPr>
             <w:r>
               <w:rPr>
-                <w:rFonts w:ascii="Arial" w:eastAsia="Microsoft JhengHei" w:hAnsi="Arial"/>
+                <w:rFonts w:ascii="Arial" w:eastAsia="Noto Sans CJK TC" w:hAnsi="Arial"/>
                 <w:b/>
                 <w:bCs/>
                 <w:color w:val="1F2937"/>
@@ -4475,7 +4475,7 @@
         </w:tc>
         <w:tc>
           <w:tcPr>
-            <w:tcW w:type="dxa" w:w="624"/>
+            <w:tcW w:type="dxa" w:w="709"/>
             <w:tcBorders>
               <w:top w:val="single" w:color="CBD5E1" w:sz="4"/>
               <w:left w:val="single" w:color="CBD5E1" w:sz="4"/>
@@ -4498,7 +4498,7 @@
             </w:pPr>
             <w:r>
               <w:rPr>
-                <w:rFonts w:ascii="Arial" w:eastAsia="Microsoft JhengHei" w:hAnsi="Arial"/>
+                <w:rFonts w:ascii="Arial" w:eastAsia="Noto Sans CJK TC" w:hAnsi="Arial"/>
                 <w:b/>
                 <w:bCs/>
                 <w:color w:val="15803D"/>
@@ -4511,7 +4511,7 @@
         </w:tc>
         <w:tc>
           <w:tcPr>
-            <w:tcW w:type="dxa" w:w="624"/>
+            <w:tcW w:type="dxa" w:w="709"/>
             <w:tcBorders>
               <w:top w:val="single" w:color="CBD5E1" w:sz="4"/>
               <w:left w:val="single" w:color="CBD5E1" w:sz="4"/>
@@ -4534,7 +4534,7 @@
             </w:pPr>
             <w:r>
               <w:rPr>
-                <w:rFonts w:ascii="Arial" w:eastAsia="Microsoft JhengHei" w:hAnsi="Arial"/>
+                <w:rFonts w:ascii="Arial" w:eastAsia="Noto Sans CJK TC" w:hAnsi="Arial"/>
                 <w:b/>
                 <w:bCs/>
                 <w:color w:val="A16207"/>
@@ -4547,7 +4547,7 @@
         </w:tc>
         <w:tc>
           <w:tcPr>
-            <w:tcW w:type="dxa" w:w="624"/>
+            <w:tcW w:type="dxa" w:w="709"/>
             <w:tcBorders>
               <w:top w:val="single" w:color="CBD5E1" w:sz="4"/>
               <w:left w:val="single" w:color="CBD5E1" w:sz="4"/>
@@ -4570,7 +4570,7 @@
             </w:pPr>
             <w:r>
               <w:rPr>
-                <w:rFonts w:ascii="Arial" w:eastAsia="Microsoft JhengHei" w:hAnsi="Arial"/>
+                <w:rFonts w:ascii="Arial" w:eastAsia="Noto Sans CJK TC" w:hAnsi="Arial"/>
                 <w:b/>
                 <w:bCs/>
                 <w:color w:val="B91C1C"/>
@@ -4607,7 +4607,7 @@
             </w:pPr>
             <w:r>
               <w:rPr>
-                <w:rFonts w:ascii="Arial" w:eastAsia="Microsoft JhengHei" w:hAnsi="Arial"/>
+                <w:rFonts w:ascii="Arial" w:eastAsia="Noto Sans CJK TC" w:hAnsi="Arial"/>
                 <w:color w:val="1D3A8A"/>
                 <w:sz w:val="16"/>
                 <w:szCs w:val="16"/>
@@ -4640,7 +4640,7 @@
             </w:pPr>
             <w:r>
               <w:rPr>
-                <w:rFonts w:ascii="Arial" w:eastAsia="Microsoft JhengHei" w:hAnsi="Arial"/>
+                <w:rFonts w:ascii="Arial" w:eastAsia="Noto Sans CJK TC" w:hAnsi="Arial"/>
                 <w:color w:val="475569"/>
                 <w:sz w:val="16"/>
                 <w:szCs w:val="16"/>
@@ -4651,28 +4651,28 @@
         </w:tc>
         <w:tc>
           <w:tcPr>
-            <w:tcW w:type="dxa" w:w="5555"/>
-            <w:tcBorders>
-              <w:top w:val="single" w:color="CBD5E1" w:sz="4"/>
-              <w:left w:val="single" w:color="CBD5E1" w:sz="4"/>
-              <w:bottom w:val="single" w:color="CBD5E1" w:sz="4"/>
-              <w:right w:val="single" w:color="CBD5E1" w:sz="4"/>
-            </w:tcBorders>
-            <w:tcMar>
-              <w:top w:type="dxa" w:w="15"/>
-              <w:left w:type="dxa" w:w="80"/>
-              <w:bottom w:type="dxa" w:w="15"/>
-              <w:right w:type="dxa" w:w="80"/>
-            </w:tcMar>
-            <w:vAlign w:val="center"/>
-          </w:tcPr>
-          <w:p>
-            <w:pPr>
-              <w:spacing w:after="0" w:before="0" w:line="228"/>
-            </w:pPr>
-            <w:r>
-              <w:rPr>
-                <w:rFonts w:ascii="Arial" w:eastAsia="Microsoft JhengHei" w:hAnsi="Arial"/>
+            <w:tcW w:type="dxa" w:w="5356"/>
+            <w:tcBorders>
+              <w:top w:val="single" w:color="CBD5E1" w:sz="4"/>
+              <w:left w:val="single" w:color="CBD5E1" w:sz="4"/>
+              <w:bottom w:val="single" w:color="CBD5E1" w:sz="4"/>
+              <w:right w:val="single" w:color="CBD5E1" w:sz="4"/>
+            </w:tcBorders>
+            <w:tcMar>
+              <w:top w:type="dxa" w:w="15"/>
+              <w:left w:type="dxa" w:w="80"/>
+              <w:bottom w:type="dxa" w:w="15"/>
+              <w:right w:type="dxa" w:w="80"/>
+            </w:tcMar>
+            <w:vAlign w:val="center"/>
+          </w:tcPr>
+          <w:p>
+            <w:pPr>
+              <w:spacing w:after="0" w:before="0" w:line="228"/>
+            </w:pPr>
+            <w:r>
+              <w:rPr>
+                <w:rFonts w:ascii="Arial" w:eastAsia="Noto Sans CJK TC" w:hAnsi="Arial"/>
                 <w:color w:val="1F2937"/>
                 <w:sz w:val="16"/>
                 <w:szCs w:val="16"/>
@@ -4683,28 +4683,28 @@
         </w:tc>
         <w:tc>
           <w:tcPr>
-            <w:tcW w:type="dxa" w:w="2154"/>
-            <w:tcBorders>
-              <w:top w:val="single" w:color="CBD5E1" w:sz="4"/>
-              <w:left w:val="single" w:color="CBD5E1" w:sz="4"/>
-              <w:bottom w:val="single" w:color="CBD5E1" w:sz="4"/>
-              <w:right w:val="single" w:color="CBD5E1" w:sz="4"/>
-            </w:tcBorders>
-            <w:tcMar>
-              <w:top w:type="dxa" w:w="15"/>
-              <w:left w:type="dxa" w:w="80"/>
-              <w:bottom w:type="dxa" w:w="15"/>
-              <w:right w:type="dxa" w:w="80"/>
-            </w:tcMar>
-            <w:vAlign w:val="center"/>
-          </w:tcPr>
-          <w:p>
-            <w:pPr>
-              <w:spacing w:after="0" w:before="0" w:line="228"/>
-            </w:pPr>
-            <w:r>
-              <w:rPr>
-                <w:rFonts w:ascii="Arial" w:eastAsia="Microsoft JhengHei" w:hAnsi="Arial"/>
+            <w:tcW w:type="dxa" w:w="2098"/>
+            <w:tcBorders>
+              <w:top w:val="single" w:color="CBD5E1" w:sz="4"/>
+              <w:left w:val="single" w:color="CBD5E1" w:sz="4"/>
+              <w:bottom w:val="single" w:color="CBD5E1" w:sz="4"/>
+              <w:right w:val="single" w:color="CBD5E1" w:sz="4"/>
+            </w:tcBorders>
+            <w:tcMar>
+              <w:top w:type="dxa" w:w="15"/>
+              <w:left w:type="dxa" w:w="80"/>
+              <w:bottom w:type="dxa" w:w="15"/>
+              <w:right w:type="dxa" w:w="80"/>
+            </w:tcMar>
+            <w:vAlign w:val="center"/>
+          </w:tcPr>
+          <w:p>
+            <w:pPr>
+              <w:spacing w:after="0" w:before="0" w:line="228"/>
+            </w:pPr>
+            <w:r>
+              <w:rPr>
+                <w:rFonts w:ascii="Arial" w:eastAsia="Noto Sans CJK TC" w:hAnsi="Arial"/>
                 <w:color w:val="1F2937"/>
                 <w:sz w:val="16"/>
                 <w:szCs w:val="16"/>
@@ -4715,7 +4715,7 @@
         </w:tc>
         <w:tc>
           <w:tcPr>
-            <w:tcW w:type="dxa" w:w="624"/>
+            <w:tcW w:type="dxa" w:w="709"/>
             <w:tcBorders>
               <w:top w:val="single" w:color="CBD5E1" w:sz="4"/>
               <w:left w:val="single" w:color="CBD5E1" w:sz="4"/>
@@ -4738,7 +4738,7 @@
             </w:pPr>
             <w:r>
               <w:rPr>
-                <w:rFonts w:ascii="Arial" w:eastAsia="Microsoft JhengHei" w:hAnsi="Arial"/>
+                <w:rFonts w:ascii="Arial" w:eastAsia="Noto Sans CJK TC" w:hAnsi="Arial"/>
                 <w:b/>
                 <w:bCs/>
                 <w:color w:val="15803D"/>
@@ -4751,7 +4751,7 @@
         </w:tc>
         <w:tc>
           <w:tcPr>
-            <w:tcW w:type="dxa" w:w="624"/>
+            <w:tcW w:type="dxa" w:w="709"/>
             <w:tcBorders>
               <w:top w:val="single" w:color="CBD5E1" w:sz="4"/>
               <w:left w:val="single" w:color="CBD5E1" w:sz="4"/>
@@ -4774,7 +4774,7 @@
             </w:pPr>
             <w:r>
               <w:rPr>
-                <w:rFonts w:ascii="Arial" w:eastAsia="Microsoft JhengHei" w:hAnsi="Arial"/>
+                <w:rFonts w:ascii="Arial" w:eastAsia="Noto Sans CJK TC" w:hAnsi="Arial"/>
                 <w:b/>
                 <w:bCs/>
                 <w:color w:val="A16207"/>
@@ -4787,7 +4787,7 @@
         </w:tc>
         <w:tc>
           <w:tcPr>
-            <w:tcW w:type="dxa" w:w="624"/>
+            <w:tcW w:type="dxa" w:w="709"/>
             <w:tcBorders>
               <w:top w:val="single" w:color="CBD5E1" w:sz="4"/>
               <w:left w:val="single" w:color="CBD5E1" w:sz="4"/>
@@ -4810,7 +4810,7 @@
             </w:pPr>
             <w:r>
               <w:rPr>
-                <w:rFonts w:ascii="Arial" w:eastAsia="Microsoft JhengHei" w:hAnsi="Arial"/>
+                <w:rFonts w:ascii="Arial" w:eastAsia="Noto Sans CJK TC" w:hAnsi="Arial"/>
                 <w:b/>
                 <w:bCs/>
                 <w:color w:val="B91C1C"/>
@@ -4847,7 +4847,7 @@
             </w:pPr>
             <w:r>
               <w:rPr>
-                <w:rFonts w:ascii="Arial" w:eastAsia="Microsoft JhengHei" w:hAnsi="Arial"/>
+                <w:rFonts w:ascii="Arial" w:eastAsia="Noto Sans CJK TC" w:hAnsi="Arial"/>
                 <w:color w:val="1D3A8A"/>
                 <w:sz w:val="16"/>
                 <w:szCs w:val="16"/>
@@ -4880,7 +4880,7 @@
             </w:pPr>
             <w:r>
               <w:rPr>
-                <w:rFonts w:ascii="Arial" w:eastAsia="Microsoft JhengHei" w:hAnsi="Arial"/>
+                <w:rFonts w:ascii="Arial" w:eastAsia="Noto Sans CJK TC" w:hAnsi="Arial"/>
                 <w:color w:val="475569"/>
                 <w:sz w:val="16"/>
                 <w:szCs w:val="16"/>
@@ -4891,28 +4891,28 @@
         </w:tc>
         <w:tc>
           <w:tcPr>
-            <w:tcW w:type="dxa" w:w="5555"/>
-            <w:tcBorders>
-              <w:top w:val="single" w:color="CBD5E1" w:sz="4"/>
-              <w:left w:val="single" w:color="CBD5E1" w:sz="4"/>
-              <w:bottom w:val="single" w:color="CBD5E1" w:sz="4"/>
-              <w:right w:val="single" w:color="CBD5E1" w:sz="4"/>
-            </w:tcBorders>
-            <w:tcMar>
-              <w:top w:type="dxa" w:w="15"/>
-              <w:left w:type="dxa" w:w="80"/>
-              <w:bottom w:type="dxa" w:w="15"/>
-              <w:right w:type="dxa" w:w="80"/>
-            </w:tcMar>
-            <w:vAlign w:val="center"/>
-          </w:tcPr>
-          <w:p>
-            <w:pPr>
-              <w:spacing w:after="0" w:before="0" w:line="228"/>
-            </w:pPr>
-            <w:r>
-              <w:rPr>
-                <w:rFonts w:ascii="Arial" w:eastAsia="Microsoft JhengHei" w:hAnsi="Arial"/>
+            <w:tcW w:type="dxa" w:w="5356"/>
+            <w:tcBorders>
+              <w:top w:val="single" w:color="CBD5E1" w:sz="4"/>
+              <w:left w:val="single" w:color="CBD5E1" w:sz="4"/>
+              <w:bottom w:val="single" w:color="CBD5E1" w:sz="4"/>
+              <w:right w:val="single" w:color="CBD5E1" w:sz="4"/>
+            </w:tcBorders>
+            <w:tcMar>
+              <w:top w:type="dxa" w:w="15"/>
+              <w:left w:type="dxa" w:w="80"/>
+              <w:bottom w:type="dxa" w:w="15"/>
+              <w:right w:type="dxa" w:w="80"/>
+            </w:tcMar>
+            <w:vAlign w:val="center"/>
+          </w:tcPr>
+          <w:p>
+            <w:pPr>
+              <w:spacing w:after="0" w:before="0" w:line="228"/>
+            </w:pPr>
+            <w:r>
+              <w:rPr>
+                <w:rFonts w:ascii="Arial" w:eastAsia="Noto Sans CJK TC" w:hAnsi="Arial"/>
                 <w:color w:val="1F2937"/>
                 <w:sz w:val="16"/>
                 <w:szCs w:val="16"/>
@@ -4923,28 +4923,28 @@
         </w:tc>
         <w:tc>
           <w:tcPr>
-            <w:tcW w:type="dxa" w:w="2154"/>
-            <w:tcBorders>
-              <w:top w:val="single" w:color="CBD5E1" w:sz="4"/>
-              <w:left w:val="single" w:color="CBD5E1" w:sz="4"/>
-              <w:bottom w:val="single" w:color="CBD5E1" w:sz="4"/>
-              <w:right w:val="single" w:color="CBD5E1" w:sz="4"/>
-            </w:tcBorders>
-            <w:tcMar>
-              <w:top w:type="dxa" w:w="15"/>
-              <w:left w:type="dxa" w:w="80"/>
-              <w:bottom w:type="dxa" w:w="15"/>
-              <w:right w:type="dxa" w:w="80"/>
-            </w:tcMar>
-            <w:vAlign w:val="center"/>
-          </w:tcPr>
-          <w:p>
-            <w:pPr>
-              <w:spacing w:after="0" w:before="0" w:line="228"/>
-            </w:pPr>
-            <w:r>
-              <w:rPr>
-                <w:rFonts w:ascii="Arial" w:eastAsia="Microsoft JhengHei" w:hAnsi="Arial"/>
+            <w:tcW w:type="dxa" w:w="2098"/>
+            <w:tcBorders>
+              <w:top w:val="single" w:color="CBD5E1" w:sz="4"/>
+              <w:left w:val="single" w:color="CBD5E1" w:sz="4"/>
+              <w:bottom w:val="single" w:color="CBD5E1" w:sz="4"/>
+              <w:right w:val="single" w:color="CBD5E1" w:sz="4"/>
+            </w:tcBorders>
+            <w:tcMar>
+              <w:top w:type="dxa" w:w="15"/>
+              <w:left w:type="dxa" w:w="80"/>
+              <w:bottom w:type="dxa" w:w="15"/>
+              <w:right w:type="dxa" w:w="80"/>
+            </w:tcMar>
+            <w:vAlign w:val="center"/>
+          </w:tcPr>
+          <w:p>
+            <w:pPr>
+              <w:spacing w:after="0" w:before="0" w:line="228"/>
+            </w:pPr>
+            <w:r>
+              <w:rPr>
+                <w:rFonts w:ascii="Arial" w:eastAsia="Noto Sans CJK TC" w:hAnsi="Arial"/>
                 <w:color w:val="1F2937"/>
                 <w:sz w:val="16"/>
                 <w:szCs w:val="16"/>
@@ -4955,29 +4955,29 @@
         </w:tc>
         <w:tc>
           <w:tcPr>
-            <w:tcW w:type="dxa" w:w="624"/>
-            <w:tcBorders>
-              <w:top w:val="single" w:color="CBD5E1" w:sz="4"/>
-              <w:left w:val="single" w:color="CBD5E1" w:sz="4"/>
-              <w:bottom w:val="single" w:color="CBD5E1" w:sz="4"/>
-              <w:right w:val="single" w:color="CBD5E1" w:sz="4"/>
-            </w:tcBorders>
-            <w:tcMar>
-              <w:top w:type="dxa" w:w="15"/>
-              <w:left w:type="dxa" w:w="80"/>
-              <w:bottom w:type="dxa" w:w="15"/>
-              <w:right w:type="dxa" w:w="80"/>
-            </w:tcMar>
-            <w:vAlign w:val="center"/>
-          </w:tcPr>
-          <w:p>
-            <w:pPr>
-              <w:spacing w:after="0" w:before="0" w:line="228"/>
-              <w:jc w:val="center"/>
-            </w:pPr>
-            <w:r>
-              <w:rPr>
-                <w:rFonts w:ascii="Arial" w:eastAsia="Microsoft JhengHei" w:hAnsi="Arial"/>
+            <w:tcW w:type="dxa" w:w="709"/>
+            <w:tcBorders>
+              <w:top w:val="single" w:color="CBD5E1" w:sz="4"/>
+              <w:left w:val="single" w:color="CBD5E1" w:sz="4"/>
+              <w:bottom w:val="single" w:color="CBD5E1" w:sz="4"/>
+              <w:right w:val="single" w:color="CBD5E1" w:sz="4"/>
+            </w:tcBorders>
+            <w:tcMar>
+              <w:top w:type="dxa" w:w="15"/>
+              <w:left w:type="dxa" w:w="80"/>
+              <w:bottom w:type="dxa" w:w="15"/>
+              <w:right w:type="dxa" w:w="80"/>
+            </w:tcMar>
+            <w:vAlign w:val="center"/>
+          </w:tcPr>
+          <w:p>
+            <w:pPr>
+              <w:spacing w:after="0" w:before="0" w:line="228"/>
+              <w:jc w:val="center"/>
+            </w:pPr>
+            <w:r>
+              <w:rPr>
+                <w:rFonts w:ascii="Arial" w:eastAsia="Noto Sans CJK TC" w:hAnsi="Arial"/>
                 <w:b/>
                 <w:bCs/>
                 <w:color w:val="15803D"/>
@@ -4990,29 +4990,29 @@
         </w:tc>
         <w:tc>
           <w:tcPr>
-            <w:tcW w:type="dxa" w:w="624"/>
-            <w:tcBorders>
-              <w:top w:val="single" w:color="CBD5E1" w:sz="4"/>
-              <w:left w:val="single" w:color="CBD5E1" w:sz="4"/>
-              <w:bottom w:val="single" w:color="CBD5E1" w:sz="4"/>
-              <w:right w:val="single" w:color="CBD5E1" w:sz="4"/>
-            </w:tcBorders>
-            <w:tcMar>
-              <w:top w:type="dxa" w:w="15"/>
-              <w:left w:type="dxa" w:w="80"/>
-              <w:bottom w:type="dxa" w:w="15"/>
-              <w:right w:type="dxa" w:w="80"/>
-            </w:tcMar>
-            <w:vAlign w:val="center"/>
-          </w:tcPr>
-          <w:p>
-            <w:pPr>
-              <w:spacing w:after="0" w:before="0" w:line="228"/>
-              <w:jc w:val="center"/>
-            </w:pPr>
-            <w:r>
-              <w:rPr>
-                <w:rFonts w:ascii="Arial" w:eastAsia="Microsoft JhengHei" w:hAnsi="Arial"/>
+            <w:tcW w:type="dxa" w:w="709"/>
+            <w:tcBorders>
+              <w:top w:val="single" w:color="CBD5E1" w:sz="4"/>
+              <w:left w:val="single" w:color="CBD5E1" w:sz="4"/>
+              <w:bottom w:val="single" w:color="CBD5E1" w:sz="4"/>
+              <w:right w:val="single" w:color="CBD5E1" w:sz="4"/>
+            </w:tcBorders>
+            <w:tcMar>
+              <w:top w:type="dxa" w:w="15"/>
+              <w:left w:type="dxa" w:w="80"/>
+              <w:bottom w:type="dxa" w:w="15"/>
+              <w:right w:type="dxa" w:w="80"/>
+            </w:tcMar>
+            <w:vAlign w:val="center"/>
+          </w:tcPr>
+          <w:p>
+            <w:pPr>
+              <w:spacing w:after="0" w:before="0" w:line="228"/>
+              <w:jc w:val="center"/>
+            </w:pPr>
+            <w:r>
+              <w:rPr>
+                <w:rFonts w:ascii="Arial" w:eastAsia="Noto Sans CJK TC" w:hAnsi="Arial"/>
                 <w:b/>
                 <w:bCs/>
                 <w:color w:val="A16207"/>
@@ -5025,29 +5025,29 @@
         </w:tc>
         <w:tc>
           <w:tcPr>
-            <w:tcW w:type="dxa" w:w="624"/>
-            <w:tcBorders>
-              <w:top w:val="single" w:color="CBD5E1" w:sz="4"/>
-              <w:left w:val="single" w:color="CBD5E1" w:sz="4"/>
-              <w:bottom w:val="single" w:color="CBD5E1" w:sz="4"/>
-              <w:right w:val="single" w:color="CBD5E1" w:sz="4"/>
-            </w:tcBorders>
-            <w:tcMar>
-              <w:top w:type="dxa" w:w="15"/>
-              <w:left w:type="dxa" w:w="80"/>
-              <w:bottom w:type="dxa" w:w="15"/>
-              <w:right w:type="dxa" w:w="80"/>
-            </w:tcMar>
-            <w:vAlign w:val="center"/>
-          </w:tcPr>
-          <w:p>
-            <w:pPr>
-              <w:spacing w:after="0" w:before="0" w:line="228"/>
-              <w:jc w:val="center"/>
-            </w:pPr>
-            <w:r>
-              <w:rPr>
-                <w:rFonts w:ascii="Arial" w:eastAsia="Microsoft JhengHei" w:hAnsi="Arial"/>
+            <w:tcW w:type="dxa" w:w="709"/>
+            <w:tcBorders>
+              <w:top w:val="single" w:color="CBD5E1" w:sz="4"/>
+              <w:left w:val="single" w:color="CBD5E1" w:sz="4"/>
+              <w:bottom w:val="single" w:color="CBD5E1" w:sz="4"/>
+              <w:right w:val="single" w:color="CBD5E1" w:sz="4"/>
+            </w:tcBorders>
+            <w:tcMar>
+              <w:top w:type="dxa" w:w="15"/>
+              <w:left w:type="dxa" w:w="80"/>
+              <w:bottom w:type="dxa" w:w="15"/>
+              <w:right w:type="dxa" w:w="80"/>
+            </w:tcMar>
+            <w:vAlign w:val="center"/>
+          </w:tcPr>
+          <w:p>
+            <w:pPr>
+              <w:spacing w:after="0" w:before="0" w:line="228"/>
+              <w:jc w:val="center"/>
+            </w:pPr>
+            <w:r>
+              <w:rPr>
+                <w:rFonts w:ascii="Arial" w:eastAsia="Noto Sans CJK TC" w:hAnsi="Arial"/>
                 <w:b/>
                 <w:bCs/>
                 <w:color w:val="B91C1C"/>
@@ -5084,7 +5084,7 @@
             </w:pPr>
             <w:r>
               <w:rPr>
-                <w:rFonts w:ascii="Arial" w:eastAsia="Microsoft JhengHei" w:hAnsi="Arial"/>
+                <w:rFonts w:ascii="Arial" w:eastAsia="Noto Sans CJK TC" w:hAnsi="Arial"/>
                 <w:color w:val="1D3A8A"/>
                 <w:sz w:val="16"/>
                 <w:szCs w:val="16"/>
@@ -5117,7 +5117,7 @@
             </w:pPr>
             <w:r>
               <w:rPr>
-                <w:rFonts w:ascii="Arial" w:eastAsia="Microsoft JhengHei" w:hAnsi="Arial"/>
+                <w:rFonts w:ascii="Arial" w:eastAsia="Noto Sans CJK TC" w:hAnsi="Arial"/>
                 <w:color w:val="475569"/>
                 <w:sz w:val="16"/>
                 <w:szCs w:val="16"/>
@@ -5128,28 +5128,28 @@
         </w:tc>
         <w:tc>
           <w:tcPr>
-            <w:tcW w:type="dxa" w:w="5555"/>
-            <w:tcBorders>
-              <w:top w:val="single" w:color="CBD5E1" w:sz="4"/>
-              <w:left w:val="single" w:color="CBD5E1" w:sz="4"/>
-              <w:bottom w:val="single" w:color="CBD5E1" w:sz="4"/>
-              <w:right w:val="single" w:color="CBD5E1" w:sz="4"/>
-            </w:tcBorders>
-            <w:tcMar>
-              <w:top w:type="dxa" w:w="15"/>
-              <w:left w:type="dxa" w:w="80"/>
-              <w:bottom w:type="dxa" w:w="15"/>
-              <w:right w:type="dxa" w:w="80"/>
-            </w:tcMar>
-            <w:vAlign w:val="center"/>
-          </w:tcPr>
-          <w:p>
-            <w:pPr>
-              <w:spacing w:after="0" w:before="0" w:line="228"/>
-            </w:pPr>
-            <w:r>
-              <w:rPr>
-                <w:rFonts w:ascii="Arial" w:eastAsia="Microsoft JhengHei" w:hAnsi="Arial"/>
+            <w:tcW w:type="dxa" w:w="5356"/>
+            <w:tcBorders>
+              <w:top w:val="single" w:color="CBD5E1" w:sz="4"/>
+              <w:left w:val="single" w:color="CBD5E1" w:sz="4"/>
+              <w:bottom w:val="single" w:color="CBD5E1" w:sz="4"/>
+              <w:right w:val="single" w:color="CBD5E1" w:sz="4"/>
+            </w:tcBorders>
+            <w:tcMar>
+              <w:top w:type="dxa" w:w="15"/>
+              <w:left w:type="dxa" w:w="80"/>
+              <w:bottom w:type="dxa" w:w="15"/>
+              <w:right w:type="dxa" w:w="80"/>
+            </w:tcMar>
+            <w:vAlign w:val="center"/>
+          </w:tcPr>
+          <w:p>
+            <w:pPr>
+              <w:spacing w:after="0" w:before="0" w:line="228"/>
+            </w:pPr>
+            <w:r>
+              <w:rPr>
+                <w:rFonts w:ascii="Arial" w:eastAsia="Noto Sans CJK TC" w:hAnsi="Arial"/>
                 <w:color w:val="1F2937"/>
                 <w:sz w:val="16"/>
                 <w:szCs w:val="16"/>
@@ -5160,28 +5160,28 @@
         </w:tc>
         <w:tc>
           <w:tcPr>
-            <w:tcW w:type="dxa" w:w="2154"/>
-            <w:tcBorders>
-              <w:top w:val="single" w:color="CBD5E1" w:sz="4"/>
-              <w:left w:val="single" w:color="CBD5E1" w:sz="4"/>
-              <w:bottom w:val="single" w:color="CBD5E1" w:sz="4"/>
-              <w:right w:val="single" w:color="CBD5E1" w:sz="4"/>
-            </w:tcBorders>
-            <w:tcMar>
-              <w:top w:type="dxa" w:w="15"/>
-              <w:left w:type="dxa" w:w="80"/>
-              <w:bottom w:type="dxa" w:w="15"/>
-              <w:right w:type="dxa" w:w="80"/>
-            </w:tcMar>
-            <w:vAlign w:val="center"/>
-          </w:tcPr>
-          <w:p>
-            <w:pPr>
-              <w:spacing w:after="0" w:before="0" w:line="228"/>
-            </w:pPr>
-            <w:r>
-              <w:rPr>
-                <w:rFonts w:ascii="Arial" w:eastAsia="Microsoft JhengHei" w:hAnsi="Arial"/>
+            <w:tcW w:type="dxa" w:w="2098"/>
+            <w:tcBorders>
+              <w:top w:val="single" w:color="CBD5E1" w:sz="4"/>
+              <w:left w:val="single" w:color="CBD5E1" w:sz="4"/>
+              <w:bottom w:val="single" w:color="CBD5E1" w:sz="4"/>
+              <w:right w:val="single" w:color="CBD5E1" w:sz="4"/>
+            </w:tcBorders>
+            <w:tcMar>
+              <w:top w:type="dxa" w:w="15"/>
+              <w:left w:type="dxa" w:w="80"/>
+              <w:bottom w:type="dxa" w:w="15"/>
+              <w:right w:type="dxa" w:w="80"/>
+            </w:tcMar>
+            <w:vAlign w:val="center"/>
+          </w:tcPr>
+          <w:p>
+            <w:pPr>
+              <w:spacing w:after="0" w:before="0" w:line="228"/>
+            </w:pPr>
+            <w:r>
+              <w:rPr>
+                <w:rFonts w:ascii="Arial" w:eastAsia="Noto Sans CJK TC" w:hAnsi="Arial"/>
                 <w:color w:val="1F2937"/>
                 <w:sz w:val="16"/>
                 <w:szCs w:val="16"/>
@@ -5192,29 +5192,29 @@
         </w:tc>
         <w:tc>
           <w:tcPr>
-            <w:tcW w:type="dxa" w:w="624"/>
-            <w:tcBorders>
-              <w:top w:val="single" w:color="CBD5E1" w:sz="4"/>
-              <w:left w:val="single" w:color="CBD5E1" w:sz="4"/>
-              <w:bottom w:val="single" w:color="CBD5E1" w:sz="4"/>
-              <w:right w:val="single" w:color="CBD5E1" w:sz="4"/>
-            </w:tcBorders>
-            <w:tcMar>
-              <w:top w:type="dxa" w:w="15"/>
-              <w:left w:type="dxa" w:w="80"/>
-              <w:bottom w:type="dxa" w:w="15"/>
-              <w:right w:type="dxa" w:w="80"/>
-            </w:tcMar>
-            <w:vAlign w:val="center"/>
-          </w:tcPr>
-          <w:p>
-            <w:pPr>
-              <w:spacing w:after="0" w:before="0" w:line="228"/>
-              <w:jc w:val="center"/>
-            </w:pPr>
-            <w:r>
-              <w:rPr>
-                <w:rFonts w:ascii="Arial" w:eastAsia="Microsoft JhengHei" w:hAnsi="Arial"/>
+            <w:tcW w:type="dxa" w:w="709"/>
+            <w:tcBorders>
+              <w:top w:val="single" w:color="CBD5E1" w:sz="4"/>
+              <w:left w:val="single" w:color="CBD5E1" w:sz="4"/>
+              <w:bottom w:val="single" w:color="CBD5E1" w:sz="4"/>
+              <w:right w:val="single" w:color="CBD5E1" w:sz="4"/>
+            </w:tcBorders>
+            <w:tcMar>
+              <w:top w:type="dxa" w:w="15"/>
+              <w:left w:type="dxa" w:w="80"/>
+              <w:bottom w:type="dxa" w:w="15"/>
+              <w:right w:type="dxa" w:w="80"/>
+            </w:tcMar>
+            <w:vAlign w:val="center"/>
+          </w:tcPr>
+          <w:p>
+            <w:pPr>
+              <w:spacing w:after="0" w:before="0" w:line="228"/>
+              <w:jc w:val="center"/>
+            </w:pPr>
+            <w:r>
+              <w:rPr>
+                <w:rFonts w:ascii="Arial" w:eastAsia="Noto Sans CJK TC" w:hAnsi="Arial"/>
                 <w:b/>
                 <w:bCs/>
                 <w:color w:val="15803D"/>
@@ -5227,29 +5227,29 @@
         </w:tc>
         <w:tc>
           <w:tcPr>
-            <w:tcW w:type="dxa" w:w="624"/>
-            <w:tcBorders>
-              <w:top w:val="single" w:color="CBD5E1" w:sz="4"/>
-              <w:left w:val="single" w:color="CBD5E1" w:sz="4"/>
-              <w:bottom w:val="single" w:color="CBD5E1" w:sz="4"/>
-              <w:right w:val="single" w:color="CBD5E1" w:sz="4"/>
-            </w:tcBorders>
-            <w:tcMar>
-              <w:top w:type="dxa" w:w="15"/>
-              <w:left w:type="dxa" w:w="80"/>
-              <w:bottom w:type="dxa" w:w="15"/>
-              <w:right w:type="dxa" w:w="80"/>
-            </w:tcMar>
-            <w:vAlign w:val="center"/>
-          </w:tcPr>
-          <w:p>
-            <w:pPr>
-              <w:spacing w:after="0" w:before="0" w:line="228"/>
-              <w:jc w:val="center"/>
-            </w:pPr>
-            <w:r>
-              <w:rPr>
-                <w:rFonts w:ascii="Arial" w:eastAsia="Microsoft JhengHei" w:hAnsi="Arial"/>
+            <w:tcW w:type="dxa" w:w="709"/>
+            <w:tcBorders>
+              <w:top w:val="single" w:color="CBD5E1" w:sz="4"/>
+              <w:left w:val="single" w:color="CBD5E1" w:sz="4"/>
+              <w:bottom w:val="single" w:color="CBD5E1" w:sz="4"/>
+              <w:right w:val="single" w:color="CBD5E1" w:sz="4"/>
+            </w:tcBorders>
+            <w:tcMar>
+              <w:top w:type="dxa" w:w="15"/>
+              <w:left w:type="dxa" w:w="80"/>
+              <w:bottom w:type="dxa" w:w="15"/>
+              <w:right w:type="dxa" w:w="80"/>
+            </w:tcMar>
+            <w:vAlign w:val="center"/>
+          </w:tcPr>
+          <w:p>
+            <w:pPr>
+              <w:spacing w:after="0" w:before="0" w:line="228"/>
+              <w:jc w:val="center"/>
+            </w:pPr>
+            <w:r>
+              <w:rPr>
+                <w:rFonts w:ascii="Arial" w:eastAsia="Noto Sans CJK TC" w:hAnsi="Arial"/>
                 <w:b/>
                 <w:bCs/>
                 <w:color w:val="A16207"/>
@@ -5262,29 +5262,29 @@
         </w:tc>
         <w:tc>
           <w:tcPr>
-            <w:tcW w:type="dxa" w:w="624"/>
-            <w:tcBorders>
-              <w:top w:val="single" w:color="CBD5E1" w:sz="4"/>
-              <w:left w:val="single" w:color="CBD5E1" w:sz="4"/>
-              <w:bottom w:val="single" w:color="CBD5E1" w:sz="4"/>
-              <w:right w:val="single" w:color="CBD5E1" w:sz="4"/>
-            </w:tcBorders>
-            <w:tcMar>
-              <w:top w:type="dxa" w:w="15"/>
-              <w:left w:type="dxa" w:w="80"/>
-              <w:bottom w:type="dxa" w:w="15"/>
-              <w:right w:type="dxa" w:w="80"/>
-            </w:tcMar>
-            <w:vAlign w:val="center"/>
-          </w:tcPr>
-          <w:p>
-            <w:pPr>
-              <w:spacing w:after="0" w:before="0" w:line="228"/>
-              <w:jc w:val="center"/>
-            </w:pPr>
-            <w:r>
-              <w:rPr>
-                <w:rFonts w:ascii="Arial" w:eastAsia="Microsoft JhengHei" w:hAnsi="Arial"/>
+            <w:tcW w:type="dxa" w:w="709"/>
+            <w:tcBorders>
+              <w:top w:val="single" w:color="CBD5E1" w:sz="4"/>
+              <w:left w:val="single" w:color="CBD5E1" w:sz="4"/>
+              <w:bottom w:val="single" w:color="CBD5E1" w:sz="4"/>
+              <w:right w:val="single" w:color="CBD5E1" w:sz="4"/>
+            </w:tcBorders>
+            <w:tcMar>
+              <w:top w:type="dxa" w:w="15"/>
+              <w:left w:type="dxa" w:w="80"/>
+              <w:bottom w:type="dxa" w:w="15"/>
+              <w:right w:type="dxa" w:w="80"/>
+            </w:tcMar>
+            <w:vAlign w:val="center"/>
+          </w:tcPr>
+          <w:p>
+            <w:pPr>
+              <w:spacing w:after="0" w:before="0" w:line="228"/>
+              <w:jc w:val="center"/>
+            </w:pPr>
+            <w:r>
+              <w:rPr>
+                <w:rFonts w:ascii="Arial" w:eastAsia="Noto Sans CJK TC" w:hAnsi="Arial"/>
                 <w:b/>
                 <w:bCs/>
                 <w:color w:val="B91C1C"/>
@@ -5321,7 +5321,7 @@
             </w:pPr>
             <w:r>
               <w:rPr>
-                <w:rFonts w:ascii="Arial" w:eastAsia="Microsoft JhengHei" w:hAnsi="Arial"/>
+                <w:rFonts w:ascii="Arial" w:eastAsia="Noto Sans CJK TC" w:hAnsi="Arial"/>
                 <w:color w:val="1D3A8A"/>
                 <w:sz w:val="16"/>
                 <w:szCs w:val="16"/>
@@ -5354,7 +5354,7 @@
             </w:pPr>
             <w:r>
               <w:rPr>
-                <w:rFonts w:ascii="Arial" w:eastAsia="Microsoft JhengHei" w:hAnsi="Arial"/>
+                <w:rFonts w:ascii="Arial" w:eastAsia="Noto Sans CJK TC" w:hAnsi="Arial"/>
                 <w:color w:val="475569"/>
                 <w:sz w:val="16"/>
                 <w:szCs w:val="16"/>
@@ -5365,28 +5365,28 @@
         </w:tc>
         <w:tc>
           <w:tcPr>
-            <w:tcW w:type="dxa" w:w="5555"/>
-            <w:tcBorders>
-              <w:top w:val="single" w:color="CBD5E1" w:sz="4"/>
-              <w:left w:val="single" w:color="CBD5E1" w:sz="4"/>
-              <w:bottom w:val="single" w:color="CBD5E1" w:sz="4"/>
-              <w:right w:val="single" w:color="CBD5E1" w:sz="4"/>
-            </w:tcBorders>
-            <w:tcMar>
-              <w:top w:type="dxa" w:w="15"/>
-              <w:left w:type="dxa" w:w="80"/>
-              <w:bottom w:type="dxa" w:w="15"/>
-              <w:right w:type="dxa" w:w="80"/>
-            </w:tcMar>
-            <w:vAlign w:val="center"/>
-          </w:tcPr>
-          <w:p>
-            <w:pPr>
-              <w:spacing w:after="0" w:before="0" w:line="228"/>
-            </w:pPr>
-            <w:r>
-              <w:rPr>
-                <w:rFonts w:ascii="Arial" w:eastAsia="Microsoft JhengHei" w:hAnsi="Arial"/>
+            <w:tcW w:type="dxa" w:w="5356"/>
+            <w:tcBorders>
+              <w:top w:val="single" w:color="CBD5E1" w:sz="4"/>
+              <w:left w:val="single" w:color="CBD5E1" w:sz="4"/>
+              <w:bottom w:val="single" w:color="CBD5E1" w:sz="4"/>
+              <w:right w:val="single" w:color="CBD5E1" w:sz="4"/>
+            </w:tcBorders>
+            <w:tcMar>
+              <w:top w:type="dxa" w:w="15"/>
+              <w:left w:type="dxa" w:w="80"/>
+              <w:bottom w:type="dxa" w:w="15"/>
+              <w:right w:type="dxa" w:w="80"/>
+            </w:tcMar>
+            <w:vAlign w:val="center"/>
+          </w:tcPr>
+          <w:p>
+            <w:pPr>
+              <w:spacing w:after="0" w:before="0" w:line="228"/>
+            </w:pPr>
+            <w:r>
+              <w:rPr>
+                <w:rFonts w:ascii="Arial" w:eastAsia="Noto Sans CJK TC" w:hAnsi="Arial"/>
                 <w:color w:val="1F2937"/>
                 <w:sz w:val="16"/>
                 <w:szCs w:val="16"/>
@@ -5397,28 +5397,28 @@
         </w:tc>
         <w:tc>
           <w:tcPr>
-            <w:tcW w:type="dxa" w:w="2154"/>
-            <w:tcBorders>
-              <w:top w:val="single" w:color="CBD5E1" w:sz="4"/>
-              <w:left w:val="single" w:color="CBD5E1" w:sz="4"/>
-              <w:bottom w:val="single" w:color="CBD5E1" w:sz="4"/>
-              <w:right w:val="single" w:color="CBD5E1" w:sz="4"/>
-            </w:tcBorders>
-            <w:tcMar>
-              <w:top w:type="dxa" w:w="15"/>
-              <w:left w:type="dxa" w:w="80"/>
-              <w:bottom w:type="dxa" w:w="15"/>
-              <w:right w:type="dxa" w:w="80"/>
-            </w:tcMar>
-            <w:vAlign w:val="center"/>
-          </w:tcPr>
-          <w:p>
-            <w:pPr>
-              <w:spacing w:after="0" w:before="0" w:line="228"/>
-            </w:pPr>
-            <w:r>
-              <w:rPr>
-                <w:rFonts w:ascii="Arial" w:eastAsia="Microsoft JhengHei" w:hAnsi="Arial"/>
+            <w:tcW w:type="dxa" w:w="2098"/>
+            <w:tcBorders>
+              <w:top w:val="single" w:color="CBD5E1" w:sz="4"/>
+              <w:left w:val="single" w:color="CBD5E1" w:sz="4"/>
+              <w:bottom w:val="single" w:color="CBD5E1" w:sz="4"/>
+              <w:right w:val="single" w:color="CBD5E1" w:sz="4"/>
+            </w:tcBorders>
+            <w:tcMar>
+              <w:top w:type="dxa" w:w="15"/>
+              <w:left w:type="dxa" w:w="80"/>
+              <w:bottom w:type="dxa" w:w="15"/>
+              <w:right w:type="dxa" w:w="80"/>
+            </w:tcMar>
+            <w:vAlign w:val="center"/>
+          </w:tcPr>
+          <w:p>
+            <w:pPr>
+              <w:spacing w:after="0" w:before="0" w:line="228"/>
+            </w:pPr>
+            <w:r>
+              <w:rPr>
+                <w:rFonts w:ascii="Arial" w:eastAsia="Noto Sans CJK TC" w:hAnsi="Arial"/>
                 <w:color w:val="1F2937"/>
                 <w:sz w:val="16"/>
                 <w:szCs w:val="16"/>
@@ -5429,7 +5429,7 @@
         </w:tc>
         <w:tc>
           <w:tcPr>
-            <w:tcW w:type="dxa" w:w="624"/>
+            <w:tcW w:type="dxa" w:w="709"/>
             <w:tcBorders>
               <w:top w:val="single" w:color="CBD5E1" w:sz="4"/>
               <w:left w:val="single" w:color="CBD5E1" w:sz="4"/>
@@ -5452,7 +5452,7 @@
             </w:pPr>
             <w:r>
               <w:rPr>
-                <w:rFonts w:ascii="Arial" w:eastAsia="Microsoft JhengHei" w:hAnsi="Arial"/>
+                <w:rFonts w:ascii="Arial" w:eastAsia="Noto Sans CJK TC" w:hAnsi="Arial"/>
                 <w:b/>
                 <w:bCs/>
                 <w:color w:val="15803D"/>
@@ -5465,7 +5465,7 @@
         </w:tc>
         <w:tc>
           <w:tcPr>
-            <w:tcW w:type="dxa" w:w="624"/>
+            <w:tcW w:type="dxa" w:w="709"/>
             <w:tcBorders>
               <w:top w:val="single" w:color="CBD5E1" w:sz="4"/>
               <w:left w:val="single" w:color="CBD5E1" w:sz="4"/>
@@ -5488,7 +5488,7 @@
             </w:pPr>
             <w:r>
               <w:rPr>
-                <w:rFonts w:ascii="Arial" w:eastAsia="Microsoft JhengHei" w:hAnsi="Arial"/>
+                <w:rFonts w:ascii="Arial" w:eastAsia="Noto Sans CJK TC" w:hAnsi="Arial"/>
                 <w:b/>
                 <w:bCs/>
                 <w:color w:val="A16207"/>
@@ -5501,7 +5501,7 @@
         </w:tc>
         <w:tc>
           <w:tcPr>
-            <w:tcW w:type="dxa" w:w="624"/>
+            <w:tcW w:type="dxa" w:w="709"/>
             <w:tcBorders>
               <w:top w:val="single" w:color="CBD5E1" w:sz="4"/>
               <w:left w:val="single" w:color="CBD5E1" w:sz="4"/>
@@ -5524,7 +5524,7 @@
             </w:pPr>
             <w:r>
               <w:rPr>
-                <w:rFonts w:ascii="Arial" w:eastAsia="Microsoft JhengHei" w:hAnsi="Arial"/>
+                <w:rFonts w:ascii="Arial" w:eastAsia="Noto Sans CJK TC" w:hAnsi="Arial"/>
                 <w:b/>
                 <w:bCs/>
                 <w:color w:val="B91C1C"/>
@@ -5561,7 +5561,7 @@
             </w:pPr>
             <w:r>
               <w:rPr>
-                <w:rFonts w:ascii="Arial" w:eastAsia="Microsoft JhengHei" w:hAnsi="Arial"/>
+                <w:rFonts w:ascii="Arial" w:eastAsia="Noto Sans CJK TC" w:hAnsi="Arial"/>
                 <w:color w:val="1D3A8A"/>
                 <w:sz w:val="16"/>
                 <w:szCs w:val="16"/>
@@ -5594,7 +5594,7 @@
             </w:pPr>
             <w:r>
               <w:rPr>
-                <w:rFonts w:ascii="Arial" w:eastAsia="Microsoft JhengHei" w:hAnsi="Arial"/>
+                <w:rFonts w:ascii="Arial" w:eastAsia="Noto Sans CJK TC" w:hAnsi="Arial"/>
                 <w:color w:val="475569"/>
                 <w:sz w:val="16"/>
                 <w:szCs w:val="16"/>
@@ -5605,28 +5605,28 @@
         </w:tc>
         <w:tc>
           <w:tcPr>
-            <w:tcW w:type="dxa" w:w="5555"/>
-            <w:tcBorders>
-              <w:top w:val="single" w:color="CBD5E1" w:sz="4"/>
-              <w:left w:val="single" w:color="CBD5E1" w:sz="4"/>
-              <w:bottom w:val="single" w:color="CBD5E1" w:sz="4"/>
-              <w:right w:val="single" w:color="CBD5E1" w:sz="4"/>
-            </w:tcBorders>
-            <w:tcMar>
-              <w:top w:type="dxa" w:w="15"/>
-              <w:left w:type="dxa" w:w="80"/>
-              <w:bottom w:type="dxa" w:w="15"/>
-              <w:right w:type="dxa" w:w="80"/>
-            </w:tcMar>
-            <w:vAlign w:val="center"/>
-          </w:tcPr>
-          <w:p>
-            <w:pPr>
-              <w:spacing w:after="0" w:before="0" w:line="228"/>
-            </w:pPr>
-            <w:r>
-              <w:rPr>
-                <w:rFonts w:ascii="Arial" w:eastAsia="Microsoft JhengHei" w:hAnsi="Arial"/>
+            <w:tcW w:type="dxa" w:w="5356"/>
+            <w:tcBorders>
+              <w:top w:val="single" w:color="CBD5E1" w:sz="4"/>
+              <w:left w:val="single" w:color="CBD5E1" w:sz="4"/>
+              <w:bottom w:val="single" w:color="CBD5E1" w:sz="4"/>
+              <w:right w:val="single" w:color="CBD5E1" w:sz="4"/>
+            </w:tcBorders>
+            <w:tcMar>
+              <w:top w:type="dxa" w:w="15"/>
+              <w:left w:type="dxa" w:w="80"/>
+              <w:bottom w:type="dxa" w:w="15"/>
+              <w:right w:type="dxa" w:w="80"/>
+            </w:tcMar>
+            <w:vAlign w:val="center"/>
+          </w:tcPr>
+          <w:p>
+            <w:pPr>
+              <w:spacing w:after="0" w:before="0" w:line="228"/>
+            </w:pPr>
+            <w:r>
+              <w:rPr>
+                <w:rFonts w:ascii="Arial" w:eastAsia="Noto Sans CJK TC" w:hAnsi="Arial"/>
                 <w:color w:val="1F2937"/>
                 <w:sz w:val="16"/>
                 <w:szCs w:val="16"/>
@@ -5637,28 +5637,28 @@
         </w:tc>
         <w:tc>
           <w:tcPr>
-            <w:tcW w:type="dxa" w:w="2154"/>
-            <w:tcBorders>
-              <w:top w:val="single" w:color="CBD5E1" w:sz="4"/>
-              <w:left w:val="single" w:color="CBD5E1" w:sz="4"/>
-              <w:bottom w:val="single" w:color="CBD5E1" w:sz="4"/>
-              <w:right w:val="single" w:color="CBD5E1" w:sz="4"/>
-            </w:tcBorders>
-            <w:tcMar>
-              <w:top w:type="dxa" w:w="15"/>
-              <w:left w:type="dxa" w:w="80"/>
-              <w:bottom w:type="dxa" w:w="15"/>
-              <w:right w:type="dxa" w:w="80"/>
-            </w:tcMar>
-            <w:vAlign w:val="center"/>
-          </w:tcPr>
-          <w:p>
-            <w:pPr>
-              <w:spacing w:after="0" w:before="0" w:line="228"/>
-            </w:pPr>
-            <w:r>
-              <w:rPr>
-                <w:rFonts w:ascii="Arial" w:eastAsia="Microsoft JhengHei" w:hAnsi="Arial"/>
+            <w:tcW w:type="dxa" w:w="2098"/>
+            <w:tcBorders>
+              <w:top w:val="single" w:color="CBD5E1" w:sz="4"/>
+              <w:left w:val="single" w:color="CBD5E1" w:sz="4"/>
+              <w:bottom w:val="single" w:color="CBD5E1" w:sz="4"/>
+              <w:right w:val="single" w:color="CBD5E1" w:sz="4"/>
+            </w:tcBorders>
+            <w:tcMar>
+              <w:top w:type="dxa" w:w="15"/>
+              <w:left w:type="dxa" w:w="80"/>
+              <w:bottom w:type="dxa" w:w="15"/>
+              <w:right w:type="dxa" w:w="80"/>
+            </w:tcMar>
+            <w:vAlign w:val="center"/>
+          </w:tcPr>
+          <w:p>
+            <w:pPr>
+              <w:spacing w:after="0" w:before="0" w:line="228"/>
+            </w:pPr>
+            <w:r>
+              <w:rPr>
+                <w:rFonts w:ascii="Arial" w:eastAsia="Noto Sans CJK TC" w:hAnsi="Arial"/>
                 <w:color w:val="1F2937"/>
                 <w:sz w:val="16"/>
                 <w:szCs w:val="16"/>
@@ -5669,7 +5669,7 @@
         </w:tc>
         <w:tc>
           <w:tcPr>
-            <w:tcW w:type="dxa" w:w="624"/>
+            <w:tcW w:type="dxa" w:w="709"/>
             <w:tcBorders>
               <w:top w:val="single" w:color="CBD5E1" w:sz="4"/>
               <w:left w:val="single" w:color="CBD5E1" w:sz="4"/>
@@ -5692,7 +5692,7 @@
             </w:pPr>
             <w:r>
               <w:rPr>
-                <w:rFonts w:ascii="Arial" w:eastAsia="Microsoft JhengHei" w:hAnsi="Arial"/>
+                <w:rFonts w:ascii="Arial" w:eastAsia="Noto Sans CJK TC" w:hAnsi="Arial"/>
                 <w:b/>
                 <w:bCs/>
                 <w:color w:val="15803D"/>
@@ -5705,7 +5705,7 @@
         </w:tc>
         <w:tc>
           <w:tcPr>
-            <w:tcW w:type="dxa" w:w="624"/>
+            <w:tcW w:type="dxa" w:w="709"/>
             <w:tcBorders>
               <w:top w:val="single" w:color="CBD5E1" w:sz="4"/>
               <w:left w:val="single" w:color="CBD5E1" w:sz="4"/>
@@ -5728,7 +5728,7 @@
             </w:pPr>
             <w:r>
               <w:rPr>
-                <w:rFonts w:ascii="Arial" w:eastAsia="Microsoft JhengHei" w:hAnsi="Arial"/>
+                <w:rFonts w:ascii="Arial" w:eastAsia="Noto Sans CJK TC" w:hAnsi="Arial"/>
                 <w:b/>
                 <w:bCs/>
                 <w:color w:val="A16207"/>
@@ -5741,7 +5741,7 @@
         </w:tc>
         <w:tc>
           <w:tcPr>
-            <w:tcW w:type="dxa" w:w="624"/>
+            <w:tcW w:type="dxa" w:w="709"/>
             <w:tcBorders>
               <w:top w:val="single" w:color="CBD5E1" w:sz="4"/>
               <w:left w:val="single" w:color="CBD5E1" w:sz="4"/>
@@ -5764,7 +5764,7 @@
             </w:pPr>
             <w:r>
               <w:rPr>
-                <w:rFonts w:ascii="Arial" w:eastAsia="Microsoft JhengHei" w:hAnsi="Arial"/>
+                <w:rFonts w:ascii="Arial" w:eastAsia="Noto Sans CJK TC" w:hAnsi="Arial"/>
                 <w:b/>
                 <w:bCs/>
                 <w:color w:val="B91C1C"/>
@@ -5801,7 +5801,7 @@
             </w:pPr>
             <w:r>
               <w:rPr>
-                <w:rFonts w:ascii="Arial" w:eastAsia="Microsoft JhengHei" w:hAnsi="Arial"/>
+                <w:rFonts w:ascii="Arial" w:eastAsia="Noto Sans CJK TC" w:hAnsi="Arial"/>
                 <w:color w:val="1D3A8A"/>
                 <w:sz w:val="16"/>
                 <w:szCs w:val="16"/>
@@ -5834,7 +5834,7 @@
             </w:pPr>
             <w:r>
               <w:rPr>
-                <w:rFonts w:ascii="Arial" w:eastAsia="Microsoft JhengHei" w:hAnsi="Arial"/>
+                <w:rFonts w:ascii="Arial" w:eastAsia="Noto Sans CJK TC" w:hAnsi="Arial"/>
                 <w:color w:val="475569"/>
                 <w:sz w:val="16"/>
                 <w:szCs w:val="16"/>
@@ -5845,28 +5845,28 @@
         </w:tc>
         <w:tc>
           <w:tcPr>
-            <w:tcW w:type="dxa" w:w="5555"/>
-            <w:tcBorders>
-              <w:top w:val="single" w:color="CBD5E1" w:sz="4"/>
-              <w:left w:val="single" w:color="CBD5E1" w:sz="4"/>
-              <w:bottom w:val="single" w:color="CBD5E1" w:sz="4"/>
-              <w:right w:val="single" w:color="CBD5E1" w:sz="4"/>
-            </w:tcBorders>
-            <w:tcMar>
-              <w:top w:type="dxa" w:w="15"/>
-              <w:left w:type="dxa" w:w="80"/>
-              <w:bottom w:type="dxa" w:w="15"/>
-              <w:right w:type="dxa" w:w="80"/>
-            </w:tcMar>
-            <w:vAlign w:val="center"/>
-          </w:tcPr>
-          <w:p>
-            <w:pPr>
-              <w:spacing w:after="0" w:before="0" w:line="228"/>
-            </w:pPr>
-            <w:r>
-              <w:rPr>
-                <w:rFonts w:ascii="Arial" w:eastAsia="Microsoft JhengHei" w:hAnsi="Arial"/>
+            <w:tcW w:type="dxa" w:w="5356"/>
+            <w:tcBorders>
+              <w:top w:val="single" w:color="CBD5E1" w:sz="4"/>
+              <w:left w:val="single" w:color="CBD5E1" w:sz="4"/>
+              <w:bottom w:val="single" w:color="CBD5E1" w:sz="4"/>
+              <w:right w:val="single" w:color="CBD5E1" w:sz="4"/>
+            </w:tcBorders>
+            <w:tcMar>
+              <w:top w:type="dxa" w:w="15"/>
+              <w:left w:type="dxa" w:w="80"/>
+              <w:bottom w:type="dxa" w:w="15"/>
+              <w:right w:type="dxa" w:w="80"/>
+            </w:tcMar>
+            <w:vAlign w:val="center"/>
+          </w:tcPr>
+          <w:p>
+            <w:pPr>
+              <w:spacing w:after="0" w:before="0" w:line="228"/>
+            </w:pPr>
+            <w:r>
+              <w:rPr>
+                <w:rFonts w:ascii="Arial" w:eastAsia="Noto Sans CJK TC" w:hAnsi="Arial"/>
                 <w:color w:val="1F2937"/>
                 <w:sz w:val="16"/>
                 <w:szCs w:val="16"/>
@@ -5877,28 +5877,28 @@
         </w:tc>
         <w:tc>
           <w:tcPr>
-            <w:tcW w:type="dxa" w:w="2154"/>
-            <w:tcBorders>
-              <w:top w:val="single" w:color="CBD5E1" w:sz="4"/>
-              <w:left w:val="single" w:color="CBD5E1" w:sz="4"/>
-              <w:bottom w:val="single" w:color="CBD5E1" w:sz="4"/>
-              <w:right w:val="single" w:color="CBD5E1" w:sz="4"/>
-            </w:tcBorders>
-            <w:tcMar>
-              <w:top w:type="dxa" w:w="15"/>
-              <w:left w:type="dxa" w:w="80"/>
-              <w:bottom w:type="dxa" w:w="15"/>
-              <w:right w:type="dxa" w:w="80"/>
-            </w:tcMar>
-            <w:vAlign w:val="center"/>
-          </w:tcPr>
-          <w:p>
-            <w:pPr>
-              <w:spacing w:after="0" w:before="0" w:line="228"/>
-            </w:pPr>
-            <w:r>
-              <w:rPr>
-                <w:rFonts w:ascii="Arial" w:eastAsia="Microsoft JhengHei" w:hAnsi="Arial"/>
+            <w:tcW w:type="dxa" w:w="2098"/>
+            <w:tcBorders>
+              <w:top w:val="single" w:color="CBD5E1" w:sz="4"/>
+              <w:left w:val="single" w:color="CBD5E1" w:sz="4"/>
+              <w:bottom w:val="single" w:color="CBD5E1" w:sz="4"/>
+              <w:right w:val="single" w:color="CBD5E1" w:sz="4"/>
+            </w:tcBorders>
+            <w:tcMar>
+              <w:top w:type="dxa" w:w="15"/>
+              <w:left w:type="dxa" w:w="80"/>
+              <w:bottom w:type="dxa" w:w="15"/>
+              <w:right w:type="dxa" w:w="80"/>
+            </w:tcMar>
+            <w:vAlign w:val="center"/>
+          </w:tcPr>
+          <w:p>
+            <w:pPr>
+              <w:spacing w:after="0" w:before="0" w:line="228"/>
+            </w:pPr>
+            <w:r>
+              <w:rPr>
+                <w:rFonts w:ascii="Arial" w:eastAsia="Noto Sans CJK TC" w:hAnsi="Arial"/>
                 <w:color w:val="1F2937"/>
                 <w:sz w:val="16"/>
                 <w:szCs w:val="16"/>
@@ -5909,7 +5909,7 @@
         </w:tc>
         <w:tc>
           <w:tcPr>
-            <w:tcW w:type="dxa" w:w="624"/>
+            <w:tcW w:type="dxa" w:w="709"/>
             <w:tcBorders>
               <w:top w:val="single" w:color="CBD5E1" w:sz="4"/>
               <w:left w:val="single" w:color="CBD5E1" w:sz="4"/>
@@ -5932,7 +5932,7 @@
             </w:pPr>
             <w:r>
               <w:rPr>
-                <w:rFonts w:ascii="Arial" w:eastAsia="Microsoft JhengHei" w:hAnsi="Arial"/>
+                <w:rFonts w:ascii="Arial" w:eastAsia="Noto Sans CJK TC" w:hAnsi="Arial"/>
                 <w:b/>
                 <w:bCs/>
                 <w:color w:val="15803D"/>
@@ -5945,7 +5945,7 @@
         </w:tc>
         <w:tc>
           <w:tcPr>
-            <w:tcW w:type="dxa" w:w="624"/>
+            <w:tcW w:type="dxa" w:w="709"/>
             <w:tcBorders>
               <w:top w:val="single" w:color="CBD5E1" w:sz="4"/>
               <w:left w:val="single" w:color="CBD5E1" w:sz="4"/>
@@ -5968,7 +5968,7 @@
             </w:pPr>
             <w:r>
               <w:rPr>
-                <w:rFonts w:ascii="Arial" w:eastAsia="Microsoft JhengHei" w:hAnsi="Arial"/>
+                <w:rFonts w:ascii="Arial" w:eastAsia="Noto Sans CJK TC" w:hAnsi="Arial"/>
                 <w:b/>
                 <w:bCs/>
                 <w:color w:val="A16207"/>
@@ -5981,7 +5981,7 @@
         </w:tc>
         <w:tc>
           <w:tcPr>
-            <w:tcW w:type="dxa" w:w="624"/>
+            <w:tcW w:type="dxa" w:w="709"/>
             <w:tcBorders>
               <w:top w:val="single" w:color="CBD5E1" w:sz="4"/>
               <w:left w:val="single" w:color="CBD5E1" w:sz="4"/>
@@ -6004,7 +6004,7 @@
             </w:pPr>
             <w:r>
               <w:rPr>
-                <w:rFonts w:ascii="Arial" w:eastAsia="Microsoft JhengHei" w:hAnsi="Arial"/>
+                <w:rFonts w:ascii="Arial" w:eastAsia="Noto Sans CJK TC" w:hAnsi="Arial"/>
                 <w:b/>
                 <w:bCs/>
                 <w:color w:val="B91C1C"/>
@@ -6041,7 +6041,7 @@
             </w:pPr>
             <w:r>
               <w:rPr>
-                <w:rFonts w:ascii="Arial" w:eastAsia="Microsoft JhengHei" w:hAnsi="Arial"/>
+                <w:rFonts w:ascii="Arial" w:eastAsia="Noto Sans CJK TC" w:hAnsi="Arial"/>
                 <w:color w:val="1D3A8A"/>
                 <w:sz w:val="16"/>
                 <w:szCs w:val="16"/>
@@ -6074,7 +6074,7 @@
             </w:pPr>
             <w:r>
               <w:rPr>
-                <w:rFonts w:ascii="Arial" w:eastAsia="Microsoft JhengHei" w:hAnsi="Arial"/>
+                <w:rFonts w:ascii="Arial" w:eastAsia="Noto Sans CJK TC" w:hAnsi="Arial"/>
                 <w:color w:val="475569"/>
                 <w:sz w:val="16"/>
                 <w:szCs w:val="16"/>
@@ -6085,28 +6085,28 @@
         </w:tc>
         <w:tc>
           <w:tcPr>
-            <w:tcW w:type="dxa" w:w="5555"/>
-            <w:tcBorders>
-              <w:top w:val="single" w:color="CBD5E1" w:sz="4"/>
-              <w:left w:val="single" w:color="CBD5E1" w:sz="4"/>
-              <w:bottom w:val="single" w:color="CBD5E1" w:sz="4"/>
-              <w:right w:val="single" w:color="CBD5E1" w:sz="4"/>
-            </w:tcBorders>
-            <w:tcMar>
-              <w:top w:type="dxa" w:w="15"/>
-              <w:left w:type="dxa" w:w="80"/>
-              <w:bottom w:type="dxa" w:w="15"/>
-              <w:right w:type="dxa" w:w="80"/>
-            </w:tcMar>
-            <w:vAlign w:val="center"/>
-          </w:tcPr>
-          <w:p>
-            <w:pPr>
-              <w:spacing w:after="0" w:before="0" w:line="228"/>
-            </w:pPr>
-            <w:r>
-              <w:rPr>
-                <w:rFonts w:ascii="Arial" w:eastAsia="Microsoft JhengHei" w:hAnsi="Arial"/>
+            <w:tcW w:type="dxa" w:w="5356"/>
+            <w:tcBorders>
+              <w:top w:val="single" w:color="CBD5E1" w:sz="4"/>
+              <w:left w:val="single" w:color="CBD5E1" w:sz="4"/>
+              <w:bottom w:val="single" w:color="CBD5E1" w:sz="4"/>
+              <w:right w:val="single" w:color="CBD5E1" w:sz="4"/>
+            </w:tcBorders>
+            <w:tcMar>
+              <w:top w:type="dxa" w:w="15"/>
+              <w:left w:type="dxa" w:w="80"/>
+              <w:bottom w:type="dxa" w:w="15"/>
+              <w:right w:type="dxa" w:w="80"/>
+            </w:tcMar>
+            <w:vAlign w:val="center"/>
+          </w:tcPr>
+          <w:p>
+            <w:pPr>
+              <w:spacing w:after="0" w:before="0" w:line="228"/>
+            </w:pPr>
+            <w:r>
+              <w:rPr>
+                <w:rFonts w:ascii="Arial" w:eastAsia="Noto Sans CJK TC" w:hAnsi="Arial"/>
                 <w:color w:val="1F2937"/>
                 <w:sz w:val="16"/>
                 <w:szCs w:val="16"/>
@@ -6117,28 +6117,28 @@
         </w:tc>
         <w:tc>
           <w:tcPr>
-            <w:tcW w:type="dxa" w:w="2154"/>
-            <w:tcBorders>
-              <w:top w:val="single" w:color="CBD5E1" w:sz="4"/>
-              <w:left w:val="single" w:color="CBD5E1" w:sz="4"/>
-              <w:bottom w:val="single" w:color="CBD5E1" w:sz="4"/>
-              <w:right w:val="single" w:color="CBD5E1" w:sz="4"/>
-            </w:tcBorders>
-            <w:tcMar>
-              <w:top w:type="dxa" w:w="15"/>
-              <w:left w:type="dxa" w:w="80"/>
-              <w:bottom w:type="dxa" w:w="15"/>
-              <w:right w:type="dxa" w:w="80"/>
-            </w:tcMar>
-            <w:vAlign w:val="center"/>
-          </w:tcPr>
-          <w:p>
-            <w:pPr>
-              <w:spacing w:after="0" w:before="0" w:line="228"/>
-            </w:pPr>
-            <w:r>
-              <w:rPr>
-                <w:rFonts w:ascii="Arial" w:eastAsia="Microsoft JhengHei" w:hAnsi="Arial"/>
+            <w:tcW w:type="dxa" w:w="2098"/>
+            <w:tcBorders>
+              <w:top w:val="single" w:color="CBD5E1" w:sz="4"/>
+              <w:left w:val="single" w:color="CBD5E1" w:sz="4"/>
+              <w:bottom w:val="single" w:color="CBD5E1" w:sz="4"/>
+              <w:right w:val="single" w:color="CBD5E1" w:sz="4"/>
+            </w:tcBorders>
+            <w:tcMar>
+              <w:top w:type="dxa" w:w="15"/>
+              <w:left w:type="dxa" w:w="80"/>
+              <w:bottom w:type="dxa" w:w="15"/>
+              <w:right w:type="dxa" w:w="80"/>
+            </w:tcMar>
+            <w:vAlign w:val="center"/>
+          </w:tcPr>
+          <w:p>
+            <w:pPr>
+              <w:spacing w:after="0" w:before="0" w:line="228"/>
+            </w:pPr>
+            <w:r>
+              <w:rPr>
+                <w:rFonts w:ascii="Arial" w:eastAsia="Noto Sans CJK TC" w:hAnsi="Arial"/>
                 <w:color w:val="1F2937"/>
                 <w:sz w:val="16"/>
                 <w:szCs w:val="16"/>
@@ -6149,29 +6149,29 @@
         </w:tc>
         <w:tc>
           <w:tcPr>
-            <w:tcW w:type="dxa" w:w="624"/>
-            <w:tcBorders>
-              <w:top w:val="single" w:color="CBD5E1" w:sz="4"/>
-              <w:left w:val="single" w:color="CBD5E1" w:sz="4"/>
-              <w:bottom w:val="single" w:color="CBD5E1" w:sz="4"/>
-              <w:right w:val="single" w:color="CBD5E1" w:sz="4"/>
-            </w:tcBorders>
-            <w:tcMar>
-              <w:top w:type="dxa" w:w="15"/>
-              <w:left w:type="dxa" w:w="80"/>
-              <w:bottom w:type="dxa" w:w="15"/>
-              <w:right w:type="dxa" w:w="80"/>
-            </w:tcMar>
-            <w:vAlign w:val="center"/>
-          </w:tcPr>
-          <w:p>
-            <w:pPr>
-              <w:spacing w:after="0" w:before="0" w:line="228"/>
-              <w:jc w:val="center"/>
-            </w:pPr>
-            <w:r>
-              <w:rPr>
-                <w:rFonts w:ascii="Arial" w:eastAsia="Microsoft JhengHei" w:hAnsi="Arial"/>
+            <w:tcW w:type="dxa" w:w="709"/>
+            <w:tcBorders>
+              <w:top w:val="single" w:color="CBD5E1" w:sz="4"/>
+              <w:left w:val="single" w:color="CBD5E1" w:sz="4"/>
+              <w:bottom w:val="single" w:color="CBD5E1" w:sz="4"/>
+              <w:right w:val="single" w:color="CBD5E1" w:sz="4"/>
+            </w:tcBorders>
+            <w:tcMar>
+              <w:top w:type="dxa" w:w="15"/>
+              <w:left w:type="dxa" w:w="80"/>
+              <w:bottom w:type="dxa" w:w="15"/>
+              <w:right w:type="dxa" w:w="80"/>
+            </w:tcMar>
+            <w:vAlign w:val="center"/>
+          </w:tcPr>
+          <w:p>
+            <w:pPr>
+              <w:spacing w:after="0" w:before="0" w:line="228"/>
+              <w:jc w:val="center"/>
+            </w:pPr>
+            <w:r>
+              <w:rPr>
+                <w:rFonts w:ascii="Arial" w:eastAsia="Noto Sans CJK TC" w:hAnsi="Arial"/>
                 <w:b/>
                 <w:bCs/>
                 <w:color w:val="15803D"/>
@@ -6184,29 +6184,29 @@
         </w:tc>
         <w:tc>
           <w:tcPr>
-            <w:tcW w:type="dxa" w:w="624"/>
-            <w:tcBorders>
-              <w:top w:val="single" w:color="CBD5E1" w:sz="4"/>
-              <w:left w:val="single" w:color="CBD5E1" w:sz="4"/>
-              <w:bottom w:val="single" w:color="CBD5E1" w:sz="4"/>
-              <w:right w:val="single" w:color="CBD5E1" w:sz="4"/>
-            </w:tcBorders>
-            <w:tcMar>
-              <w:top w:type="dxa" w:w="15"/>
-              <w:left w:type="dxa" w:w="80"/>
-              <w:bottom w:type="dxa" w:w="15"/>
-              <w:right w:type="dxa" w:w="80"/>
-            </w:tcMar>
-            <w:vAlign w:val="center"/>
-          </w:tcPr>
-          <w:p>
-            <w:pPr>
-              <w:spacing w:after="0" w:before="0" w:line="228"/>
-              <w:jc w:val="center"/>
-            </w:pPr>
-            <w:r>
-              <w:rPr>
-                <w:rFonts w:ascii="Arial" w:eastAsia="Microsoft JhengHei" w:hAnsi="Arial"/>
+            <w:tcW w:type="dxa" w:w="709"/>
+            <w:tcBorders>
+              <w:top w:val="single" w:color="CBD5E1" w:sz="4"/>
+              <w:left w:val="single" w:color="CBD5E1" w:sz="4"/>
+              <w:bottom w:val="single" w:color="CBD5E1" w:sz="4"/>
+              <w:right w:val="single" w:color="CBD5E1" w:sz="4"/>
+            </w:tcBorders>
+            <w:tcMar>
+              <w:top w:type="dxa" w:w="15"/>
+              <w:left w:type="dxa" w:w="80"/>
+              <w:bottom w:type="dxa" w:w="15"/>
+              <w:right w:type="dxa" w:w="80"/>
+            </w:tcMar>
+            <w:vAlign w:val="center"/>
+          </w:tcPr>
+          <w:p>
+            <w:pPr>
+              <w:spacing w:after="0" w:before="0" w:line="228"/>
+              <w:jc w:val="center"/>
+            </w:pPr>
+            <w:r>
+              <w:rPr>
+                <w:rFonts w:ascii="Arial" w:eastAsia="Noto Sans CJK TC" w:hAnsi="Arial"/>
                 <w:b/>
                 <w:bCs/>
                 <w:color w:val="A16207"/>
@@ -6219,29 +6219,29 @@
         </w:tc>
         <w:tc>
           <w:tcPr>
-            <w:tcW w:type="dxa" w:w="624"/>
-            <w:tcBorders>
-              <w:top w:val="single" w:color="CBD5E1" w:sz="4"/>
-              <w:left w:val="single" w:color="CBD5E1" w:sz="4"/>
-              <w:bottom w:val="single" w:color="CBD5E1" w:sz="4"/>
-              <w:right w:val="single" w:color="CBD5E1" w:sz="4"/>
-            </w:tcBorders>
-            <w:tcMar>
-              <w:top w:type="dxa" w:w="15"/>
-              <w:left w:type="dxa" w:w="80"/>
-              <w:bottom w:type="dxa" w:w="15"/>
-              <w:right w:type="dxa" w:w="80"/>
-            </w:tcMar>
-            <w:vAlign w:val="center"/>
-          </w:tcPr>
-          <w:p>
-            <w:pPr>
-              <w:spacing w:after="0" w:before="0" w:line="228"/>
-              <w:jc w:val="center"/>
-            </w:pPr>
-            <w:r>
-              <w:rPr>
-                <w:rFonts w:ascii="Arial" w:eastAsia="Microsoft JhengHei" w:hAnsi="Arial"/>
+            <w:tcW w:type="dxa" w:w="709"/>
+            <w:tcBorders>
+              <w:top w:val="single" w:color="CBD5E1" w:sz="4"/>
+              <w:left w:val="single" w:color="CBD5E1" w:sz="4"/>
+              <w:bottom w:val="single" w:color="CBD5E1" w:sz="4"/>
+              <w:right w:val="single" w:color="CBD5E1" w:sz="4"/>
+            </w:tcBorders>
+            <w:tcMar>
+              <w:top w:type="dxa" w:w="15"/>
+              <w:left w:type="dxa" w:w="80"/>
+              <w:bottom w:type="dxa" w:w="15"/>
+              <w:right w:type="dxa" w:w="80"/>
+            </w:tcMar>
+            <w:vAlign w:val="center"/>
+          </w:tcPr>
+          <w:p>
+            <w:pPr>
+              <w:spacing w:after="0" w:before="0" w:line="228"/>
+              <w:jc w:val="center"/>
+            </w:pPr>
+            <w:r>
+              <w:rPr>
+                <w:rFonts w:ascii="Arial" w:eastAsia="Noto Sans CJK TC" w:hAnsi="Arial"/>
                 <w:b/>
                 <w:bCs/>
                 <w:color w:val="B91C1C"/>
@@ -6260,7 +6260,7 @@
       </w:pPr>
       <w:r>
         <w:rPr>
-          <w:rFonts w:ascii="Arial" w:eastAsia="Microsoft JhengHei" w:hAnsi="Arial"/>
+          <w:rFonts w:ascii="Arial" w:eastAsia="Noto Sans CJK TC" w:hAnsi="Arial"/>
           <w:color w:val="1F2937"/>
           <w:sz w:val="2"/>
           <w:szCs w:val="2"/>
@@ -6309,7 +6309,7 @@
             </w:pPr>
             <w:r>
               <w:rPr>
-                <w:rFonts w:ascii="Arial" w:eastAsia="Microsoft JhengHei" w:hAnsi="Arial"/>
+                <w:rFonts w:ascii="Arial" w:eastAsia="Noto Sans CJK TC" w:hAnsi="Arial"/>
                 <w:b/>
                 <w:bCs/>
                 <w:color w:val="FFFFFF"/>
@@ -6328,7 +6328,7 @@
       </w:pPr>
       <w:r>
         <w:rPr>
-          <w:rFonts w:ascii="Arial" w:eastAsia="Microsoft JhengHei" w:hAnsi="Arial"/>
+          <w:rFonts w:ascii="Arial" w:eastAsia="Noto Sans CJK TC" w:hAnsi="Arial"/>
           <w:color w:val="1F2937"/>
           <w:sz w:val="2"/>
           <w:szCs w:val="2"/>
@@ -6383,7 +6383,7 @@
             </w:pPr>
             <w:r>
               <w:rPr>
-                <w:rFonts w:ascii="Arial" w:eastAsia="Microsoft JhengHei" w:hAnsi="Arial"/>
+                <w:rFonts w:ascii="Arial" w:eastAsia="Noto Sans CJK TC" w:hAnsi="Arial"/>
                 <w:b/>
                 <w:bCs/>
                 <w:color w:val="334155"/>
@@ -6419,7 +6419,7 @@
             </w:pPr>
             <w:r>
               <w:rPr>
-                <w:rFonts w:ascii="Arial" w:eastAsia="Microsoft JhengHei" w:hAnsi="Arial"/>
+                <w:rFonts w:ascii="Arial" w:eastAsia="Noto Sans CJK TC" w:hAnsi="Arial"/>
                 <w:b/>
                 <w:bCs/>
                 <w:color w:val="1F2937"/>
@@ -6435,7 +6435,7 @@
             </w:pPr>
             <w:r>
               <w:rPr>
-                <w:rFonts w:ascii="Arial" w:eastAsia="Microsoft JhengHei" w:hAnsi="Arial"/>
+                <w:rFonts w:ascii="Arial" w:eastAsia="Noto Sans CJK TC" w:hAnsi="Arial"/>
                 <w:b/>
                 <w:bCs/>
                 <w:color w:val="1F2937"/>
@@ -6469,7 +6469,7 @@
             </w:pPr>
             <w:r>
               <w:rPr>
-                <w:rFonts w:ascii="Arial" w:eastAsia="Microsoft JhengHei" w:hAnsi="Arial"/>
+                <w:rFonts w:ascii="Arial" w:eastAsia="Noto Sans CJK TC" w:hAnsi="Arial"/>
                 <w:color w:val="4B5563"/>
                 <w:sz w:val="13"/>
                 <w:szCs w:val="13"/>
@@ -6501,7 +6501,7 @@
             </w:pPr>
             <w:r>
               <w:rPr>
-                <w:rFonts w:ascii="Arial" w:eastAsia="Microsoft JhengHei" w:hAnsi="Arial"/>
+                <w:rFonts w:ascii="Arial" w:eastAsia="Noto Sans CJK TC" w:hAnsi="Arial"/>
                 <w:b/>
                 <w:bCs/>
                 <w:color w:val="1F2937"/>
@@ -6517,7 +6517,7 @@
             </w:pPr>
             <w:r>
               <w:rPr>
-                <w:rFonts w:ascii="Arial" w:eastAsia="Microsoft JhengHei" w:hAnsi="Arial"/>
+                <w:rFonts w:ascii="Arial" w:eastAsia="Noto Sans CJK TC" w:hAnsi="Arial"/>
                 <w:b/>
                 <w:bCs/>
                 <w:color w:val="1F2937"/>
@@ -6551,7 +6551,7 @@
             </w:pPr>
             <w:r>
               <w:rPr>
-                <w:rFonts w:ascii="Arial" w:eastAsia="Microsoft JhengHei" w:hAnsi="Arial"/>
+                <w:rFonts w:ascii="Arial" w:eastAsia="Noto Sans CJK TC" w:hAnsi="Arial"/>
                 <w:color w:val="4B5563"/>
                 <w:sz w:val="13"/>
                 <w:szCs w:val="13"/>
@@ -6583,7 +6583,7 @@
             </w:pPr>
             <w:r>
               <w:rPr>
-                <w:rFonts w:ascii="Arial" w:eastAsia="Microsoft JhengHei" w:hAnsi="Arial"/>
+                <w:rFonts w:ascii="Arial" w:eastAsia="Noto Sans CJK TC" w:hAnsi="Arial"/>
                 <w:b/>
                 <w:bCs/>
                 <w:color w:val="1F2937"/>
@@ -6599,7 +6599,7 @@
             </w:pPr>
             <w:r>
               <w:rPr>
-                <w:rFonts w:ascii="Arial" w:eastAsia="Microsoft JhengHei" w:hAnsi="Arial"/>
+                <w:rFonts w:ascii="Arial" w:eastAsia="Noto Sans CJK TC" w:hAnsi="Arial"/>
                 <w:b/>
                 <w:bCs/>
                 <w:color w:val="1F2937"/>
@@ -6633,7 +6633,7 @@
             </w:pPr>
             <w:r>
               <w:rPr>
-                <w:rFonts w:ascii="Arial" w:eastAsia="Microsoft JhengHei" w:hAnsi="Arial"/>
+                <w:rFonts w:ascii="Arial" w:eastAsia="Noto Sans CJK TC" w:hAnsi="Arial"/>
                 <w:color w:val="4B5563"/>
                 <w:sz w:val="13"/>
                 <w:szCs w:val="13"/>
@@ -6667,7 +6667,7 @@
             </w:pPr>
             <w:r>
               <w:rPr>
-                <w:rFonts w:ascii="Arial" w:eastAsia="Microsoft JhengHei" w:hAnsi="Arial"/>
+                <w:rFonts w:ascii="Arial" w:eastAsia="Noto Sans CJK TC" w:hAnsi="Arial"/>
                 <w:b/>
                 <w:bCs/>
                 <w:color w:val="1F2937"/>
@@ -6683,7 +6683,7 @@
             </w:pPr>
             <w:r>
               <w:rPr>
-                <w:rFonts w:ascii="Arial" w:eastAsia="Microsoft JhengHei" w:hAnsi="Arial"/>
+                <w:rFonts w:ascii="Arial" w:eastAsia="Noto Sans CJK TC" w:hAnsi="Arial"/>
                 <w:b/>
                 <w:bCs/>
                 <w:color w:val="1F2937"/>
@@ -6717,7 +6717,7 @@
             </w:pPr>
             <w:r>
               <w:rPr>
-                <w:rFonts w:ascii="Arial" w:eastAsia="Microsoft JhengHei" w:hAnsi="Arial"/>
+                <w:rFonts w:ascii="Arial" w:eastAsia="Noto Sans CJK TC" w:hAnsi="Arial"/>
                 <w:color w:val="4B5563"/>
                 <w:sz w:val="13"/>
                 <w:szCs w:val="13"/>
@@ -6749,7 +6749,7 @@
             </w:pPr>
             <w:r>
               <w:rPr>
-                <w:rFonts w:ascii="Arial" w:eastAsia="Microsoft JhengHei" w:hAnsi="Arial"/>
+                <w:rFonts w:ascii="Arial" w:eastAsia="Noto Sans CJK TC" w:hAnsi="Arial"/>
                 <w:b/>
                 <w:bCs/>
                 <w:color w:val="1F2937"/>
@@ -6765,7 +6765,7 @@
             </w:pPr>
             <w:r>
               <w:rPr>
-                <w:rFonts w:ascii="Arial" w:eastAsia="Microsoft JhengHei" w:hAnsi="Arial"/>
+                <w:rFonts w:ascii="Arial" w:eastAsia="Noto Sans CJK TC" w:hAnsi="Arial"/>
                 <w:b/>
                 <w:bCs/>
                 <w:color w:val="1F2937"/>
@@ -6799,7 +6799,7 @@
             </w:pPr>
             <w:r>
               <w:rPr>
-                <w:rFonts w:ascii="Arial" w:eastAsia="Microsoft JhengHei" w:hAnsi="Arial"/>
+                <w:rFonts w:ascii="Arial" w:eastAsia="Noto Sans CJK TC" w:hAnsi="Arial"/>
                 <w:color w:val="4B5563"/>
                 <w:sz w:val="13"/>
                 <w:szCs w:val="13"/>
@@ -6831,7 +6831,7 @@
             </w:pPr>
             <w:r>
               <w:rPr>
-                <w:rFonts w:ascii="Arial" w:eastAsia="Microsoft JhengHei" w:hAnsi="Arial"/>
+                <w:rFonts w:ascii="Arial" w:eastAsia="Noto Sans CJK TC" w:hAnsi="Arial"/>
                 <w:b/>
                 <w:bCs/>
                 <w:color w:val="1F2937"/>
@@ -6847,7 +6847,7 @@
             </w:pPr>
             <w:r>
               <w:rPr>
-                <w:rFonts w:ascii="Arial" w:eastAsia="Microsoft JhengHei" w:hAnsi="Arial"/>
+                <w:rFonts w:ascii="Arial" w:eastAsia="Noto Sans CJK TC" w:hAnsi="Arial"/>
                 <w:b/>
                 <w:bCs/>
                 <w:color w:val="1F2937"/>
@@ -6881,7 +6881,7 @@
             </w:pPr>
             <w:r>
               <w:rPr>
-                <w:rFonts w:ascii="Arial" w:eastAsia="Microsoft JhengHei" w:hAnsi="Arial"/>
+                <w:rFonts w:ascii="Arial" w:eastAsia="Noto Sans CJK TC" w:hAnsi="Arial"/>
                 <w:color w:val="4B5563"/>
                 <w:sz w:val="13"/>
                 <w:szCs w:val="13"/>
@@ -6915,7 +6915,7 @@
             </w:pPr>
             <w:r>
               <w:rPr>
-                <w:rFonts w:ascii="Arial" w:eastAsia="Microsoft JhengHei" w:hAnsi="Arial"/>
+                <w:rFonts w:ascii="Arial" w:eastAsia="Noto Sans CJK TC" w:hAnsi="Arial"/>
                 <w:b/>
                 <w:bCs/>
                 <w:color w:val="1F2937"/>
@@ -6931,7 +6931,7 @@
             </w:pPr>
             <w:r>
               <w:rPr>
-                <w:rFonts w:ascii="Arial" w:eastAsia="Microsoft JhengHei" w:hAnsi="Arial"/>
+                <w:rFonts w:ascii="Arial" w:eastAsia="Noto Sans CJK TC" w:hAnsi="Arial"/>
                 <w:b/>
                 <w:bCs/>
                 <w:color w:val="1F2937"/>
@@ -6965,7 +6965,7 @@
             </w:pPr>
             <w:r>
               <w:rPr>
-                <w:rFonts w:ascii="Arial" w:eastAsia="Microsoft JhengHei" w:hAnsi="Arial"/>
+                <w:rFonts w:ascii="Arial" w:eastAsia="Noto Sans CJK TC" w:hAnsi="Arial"/>
                 <w:color w:val="4B5563"/>
                 <w:sz w:val="13"/>
                 <w:szCs w:val="13"/>
@@ -6997,7 +6997,7 @@
             </w:pPr>
             <w:r>
               <w:rPr>
-                <w:rFonts w:ascii="Arial" w:eastAsia="Microsoft JhengHei" w:hAnsi="Arial"/>
+                <w:rFonts w:ascii="Arial" w:eastAsia="Noto Sans CJK TC" w:hAnsi="Arial"/>
                 <w:b/>
                 <w:bCs/>
                 <w:color w:val="1F2937"/>
@@ -7013,7 +7013,7 @@
             </w:pPr>
             <w:r>
               <w:rPr>
-                <w:rFonts w:ascii="Arial" w:eastAsia="Microsoft JhengHei" w:hAnsi="Arial"/>
+                <w:rFonts w:ascii="Arial" w:eastAsia="Noto Sans CJK TC" w:hAnsi="Arial"/>
                 <w:b/>
                 <w:bCs/>
                 <w:color w:val="1F2937"/>
@@ -7047,7 +7047,7 @@
             </w:pPr>
             <w:r>
               <w:rPr>
-                <w:rFonts w:ascii="Arial" w:eastAsia="Microsoft JhengHei" w:hAnsi="Arial"/>
+                <w:rFonts w:ascii="Arial" w:eastAsia="Noto Sans CJK TC" w:hAnsi="Arial"/>
                 <w:color w:val="4B5563"/>
                 <w:sz w:val="13"/>
                 <w:szCs w:val="13"/>
@@ -7079,7 +7079,7 @@
             </w:pPr>
             <w:r>
               <w:rPr>
-                <w:rFonts w:ascii="Arial" w:eastAsia="Microsoft JhengHei" w:hAnsi="Arial"/>
+                <w:rFonts w:ascii="Arial" w:eastAsia="Noto Sans CJK TC" w:hAnsi="Arial"/>
                 <w:b/>
                 <w:bCs/>
                 <w:color w:val="1F2937"/>
@@ -7095,7 +7095,7 @@
             </w:pPr>
             <w:r>
               <w:rPr>
-                <w:rFonts w:ascii="Arial" w:eastAsia="Microsoft JhengHei" w:hAnsi="Arial"/>
+                <w:rFonts w:ascii="Arial" w:eastAsia="Noto Sans CJK TC" w:hAnsi="Arial"/>
                 <w:b/>
                 <w:bCs/>
                 <w:color w:val="1F2937"/>
@@ -7129,7 +7129,7 @@
             </w:pPr>
             <w:r>
               <w:rPr>
-                <w:rFonts w:ascii="Arial" w:eastAsia="Microsoft JhengHei" w:hAnsi="Arial"/>
+                <w:rFonts w:ascii="Arial" w:eastAsia="Noto Sans CJK TC" w:hAnsi="Arial"/>
                 <w:color w:val="4B5563"/>
                 <w:sz w:val="13"/>
                 <w:szCs w:val="13"/>
@@ -7197,7 +7197,7 @@
       </w:pPr>
       <w:r>
         <w:rPr>
-          <w:rFonts w:ascii="Arial" w:eastAsia="Microsoft JhengHei" w:hAnsi="Arial"/>
+          <w:rFonts w:ascii="Arial" w:eastAsia="Noto Sans CJK TC" w:hAnsi="Arial"/>
           <w:color w:val="1F2937"/>
           <w:sz w:val="2"/>
           <w:szCs w:val="2"/>
@@ -7211,7 +7211,7 @@
       </w:pPr>
       <w:r>
         <w:rPr>
-          <w:rFonts w:ascii="Arial" w:eastAsia="Microsoft JhengHei" w:hAnsi="Arial"/>
+          <w:rFonts w:ascii="Arial" w:eastAsia="Noto Sans CJK TC" w:hAnsi="Arial"/>
           <w:color w:val="1F2937"/>
           <w:sz w:val="16"/>
           <w:szCs w:val="16"/>
@@ -7259,7 +7259,7 @@
             </w:pPr>
             <w:r>
               <w:rPr>
-                <w:rFonts w:ascii="Arial" w:eastAsia="Microsoft JhengHei" w:hAnsi="Arial"/>
+                <w:rFonts w:ascii="Arial" w:eastAsia="Noto Sans CJK TC" w:hAnsi="Arial"/>
                 <w:color w:val="FFFFFF"/>
                 <w:sz w:val="21"/>
                 <w:szCs w:val="21"/>
@@ -7276,7 +7276,7 @@
       </w:pPr>
       <w:r>
         <w:rPr>
-          <w:rFonts w:ascii="Arial" w:eastAsia="Microsoft JhengHei" w:hAnsi="Arial"/>
+          <w:rFonts w:ascii="Arial" w:eastAsia="Noto Sans CJK TC" w:hAnsi="Arial"/>
           <w:color w:val="B45309"/>
           <w:sz w:val="21"/>
           <w:szCs w:val="21"/>
@@ -7285,7 +7285,7 @@
       </w:r>
       <w:r>
         <w:rPr>
-          <w:rFonts w:ascii="Arial" w:eastAsia="Microsoft JhengHei" w:hAnsi="Arial"/>
+          <w:rFonts w:ascii="Arial" w:eastAsia="Noto Sans CJK TC" w:hAnsi="Arial"/>
           <w:color w:val="1F2937"/>
           <w:sz w:val="21"/>
           <w:szCs w:val="21"/>
@@ -7299,7 +7299,7 @@
       </w:pPr>
       <w:r>
         <w:rPr>
-          <w:rFonts w:ascii="Arial" w:eastAsia="Microsoft JhengHei" w:hAnsi="Arial"/>
+          <w:rFonts w:ascii="Arial" w:eastAsia="Noto Sans CJK TC" w:hAnsi="Arial"/>
           <w:color w:val="1F2937"/>
           <w:sz w:val="16"/>
           <w:szCs w:val="16"/>
@@ -7313,7 +7313,7 @@
       </w:pPr>
       <w:r>
         <w:rPr>
-          <w:rFonts w:ascii="Arial" w:eastAsia="Microsoft JhengHei" w:hAnsi="Arial"/>
+          <w:rFonts w:ascii="Arial" w:eastAsia="Noto Sans CJK TC" w:hAnsi="Arial"/>
           <w:color w:val="1F2937"/>
           <w:sz w:val="16"/>
           <w:szCs w:val="16"/>
@@ -7327,7 +7327,7 @@
       </w:pPr>
       <w:r>
         <w:rPr>
-          <w:rFonts w:ascii="Arial" w:eastAsia="Microsoft JhengHei" w:hAnsi="Arial"/>
+          <w:rFonts w:ascii="Arial" w:eastAsia="Noto Sans CJK TC" w:hAnsi="Arial"/>
           <w:color w:val="B45309"/>
           <w:sz w:val="21"/>
           <w:szCs w:val="21"/>
@@ -7336,7 +7336,7 @@
       </w:r>
       <w:r>
         <w:rPr>
-          <w:rFonts w:ascii="Arial" w:eastAsia="Microsoft JhengHei" w:hAnsi="Arial"/>
+          <w:rFonts w:ascii="Arial" w:eastAsia="Noto Sans CJK TC" w:hAnsi="Arial"/>
           <w:color w:val="1F2937"/>
           <w:sz w:val="21"/>
           <w:szCs w:val="21"/>
@@ -7350,7 +7350,7 @@
       </w:pPr>
       <w:r>
         <w:rPr>
-          <w:rFonts w:ascii="Arial" w:eastAsia="Microsoft JhengHei" w:hAnsi="Arial"/>
+          <w:rFonts w:ascii="Arial" w:eastAsia="Noto Sans CJK TC" w:hAnsi="Arial"/>
           <w:color w:val="1F2937"/>
           <w:sz w:val="16"/>
           <w:szCs w:val="16"/>
@@ -7364,7 +7364,7 @@
       </w:pPr>
       <w:r>
         <w:rPr>
-          <w:rFonts w:ascii="Arial" w:eastAsia="Microsoft JhengHei" w:hAnsi="Arial"/>
+          <w:rFonts w:ascii="Arial" w:eastAsia="Noto Sans CJK TC" w:hAnsi="Arial"/>
           <w:color w:val="1F2937"/>
           <w:sz w:val="2"/>
           <w:szCs w:val="2"/>
@@ -7424,7 +7424,7 @@
       </w:pPr>
       <w:r>
         <w:rPr>
-          <w:rFonts w:ascii="Arial" w:eastAsia="Microsoft JhengHei" w:hAnsi="Arial"/>
+          <w:rFonts w:ascii="Arial" w:eastAsia="Noto Sans CJK TC" w:hAnsi="Arial"/>
           <w:color w:val="1F2937"/>
           <w:sz w:val="2"/>
           <w:szCs w:val="2"/>
@@ -7474,7 +7474,7 @@
             </w:pPr>
             <w:r>
               <w:rPr>
-                <w:rFonts w:ascii="Arial" w:eastAsia="Microsoft JhengHei" w:hAnsi="Arial"/>
+                <w:rFonts w:ascii="Arial" w:eastAsia="Noto Sans CJK TC" w:hAnsi="Arial"/>
                 <w:b/>
                 <w:bCs/>
                 <w:color w:val="1E3A5F"/>
@@ -7555,7 +7555,7 @@
             </w:pPr>
             <w:r>
               <w:rPr>
-                <w:rFonts w:ascii="Arial" w:eastAsia="Microsoft JhengHei" w:hAnsi="Arial"/>
+                <w:rFonts w:ascii="Arial" w:eastAsia="Noto Sans CJK TC" w:hAnsi="Arial"/>
                 <w:b/>
                 <w:bCs/>
                 <w:color w:val="1E3A5F"/>
@@ -7636,7 +7636,7 @@
             </w:pPr>
             <w:r>
               <w:rPr>
-                <w:rFonts w:ascii="Arial" w:eastAsia="Microsoft JhengHei" w:hAnsi="Arial"/>
+                <w:rFonts w:ascii="Arial" w:eastAsia="Noto Sans CJK TC" w:hAnsi="Arial"/>
                 <w:b/>
                 <w:bCs/>
                 <w:color w:val="1E3A5F"/>
@@ -7879,7 +7879,7 @@
   <w:docDefaults>
     <w:rPrDefault>
       <w:rPr>
-        <w:rFonts w:ascii="Arial" w:eastAsia="Microsoft JhengHei" w:hAnsi="Arial"/>
+        <w:rFonts w:ascii="Arial" w:eastAsia="Noto Sans CJK TC" w:hAnsi="Arial"/>
         <w:color w:val="1F2937"/>
         <w:sz w:val="16"/>
         <w:szCs w:val="16"/>

--- a/scripts/word-templates/chillhihigh.docx
+++ b/scripts/word-templates/chillhihigh.docx
@@ -419,6 +419,7 @@
           <w:insideH w:val="single" w:color="CBD5E1" w:sz="4"/>
           <w:insideV w:val="single" w:color="CBD5E1" w:sz="4"/>
         </w:tblBorders>
+        <w:tblCaption w:val="{{填滿:165}}"/>
       </w:tblPr>
       <w:tblGrid>
         <w:gridCol w:w="680"/>
@@ -7141,12 +7142,8 @@
       </w:tr>
     </w:tbl>
     <w:p>
-      <w:r>
-        <w:br w:type="page"/>
-      </w:r>
-    </w:p>
-    <w:p>
       <w:pPr>
+        <w:pageBreakBefore/>
         <w:spacing w:after="0" w:before="0"/>
         <w:jc w:val="center"/>
       </w:pPr>
